--- a/skills/yao-geo-execution-roadmap/examples/hubspot-cn-demo/hubspot-cn-yao-geo-execution-roadmap.docx
+++ b/skills/yao-geo-execution-roadmap/examples/hubspot-cn-demo/hubspot-cn-yao-geo-execution-roadmap.docx
@@ -23,12 +23,12 @@
           <w:right w:w="120" w:type="dxa"/>
         </w:tblCellMar>
         <w:tblBorders>
-          <w:top w:val="single" w:sz="4" w:color="D9DEE8"/>
-          <w:left w:val="single" w:sz="4" w:color="D9DEE8"/>
-          <w:bottom w:val="single" w:sz="4" w:color="D9DEE8"/>
-          <w:right w:val="single" w:sz="4" w:color="D9DEE8"/>
-          <w:insideH w:val="single" w:sz="4" w:color="D9DEE8"/>
-          <w:insideV w:val="single" w:sz="4" w:color="D9DEE8"/>
+          <w:top w:val="single" w:sz="4" w:color="E8E5DA"/>
+          <w:left w:val="single" w:sz="4" w:color="E8E5DA"/>
+          <w:bottom w:val="single" w:sz="4" w:color="E8E5DA"/>
+          <w:right w:val="single" w:sz="4" w:color="E8E5DA"/>
+          <w:insideH w:val="single" w:sz="4" w:color="E8E5DA"/>
+          <w:insideV w:val="single" w:sz="4" w:color="E8E5DA"/>
         </w:tblBorders>
       </w:tblPr>
       <w:tblGrid>
@@ -39,7 +39,7 @@
         <w:tc>
           <w:tcPr>
             <w:tcW w:w="1650" w:type="dxa"/>
-            <w:shd w:fill="F6F8FB"/>
+            <w:shd w:fill="FAF9F5"/>
             <w:vAlign w:val="center"/>
           </w:tcPr>
           <w:p>
@@ -59,7 +59,7 @@
         <w:tc>
           <w:tcPr>
             <w:tcW w:w="7988" w:type="dxa"/>
-            <w:shd w:fill="F6F8FB"/>
+            <w:shd w:fill="FAF9F5"/>
             <w:vAlign w:val="center"/>
           </w:tcPr>
           <w:p>
@@ -262,7 +262,7 @@
                 <w:sz w:val="17"/>
                 <w:szCs w:val="17"/>
               </w:rPr>
-              <w:t xml:space="preserve">2026-​05-​19</w:t>
+              <w:t xml:space="preserve">2026-​05-​21</w:t>
             </w:r>
           </w:p>
         </w:tc>
@@ -361,12 +361,12 @@
           <w:right w:w="120" w:type="dxa"/>
         </w:tblCellMar>
         <w:tblBorders>
-          <w:top w:val="single" w:sz="4" w:color="D9DEE8"/>
-          <w:left w:val="single" w:sz="4" w:color="D9DEE8"/>
-          <w:bottom w:val="single" w:sz="4" w:color="D9DEE8"/>
-          <w:right w:val="single" w:sz="4" w:color="D9DEE8"/>
-          <w:insideH w:val="single" w:sz="4" w:color="D9DEE8"/>
-          <w:insideV w:val="single" w:sz="4" w:color="D9DEE8"/>
+          <w:top w:val="single" w:sz="4" w:color="E8E5DA"/>
+          <w:left w:val="single" w:sz="4" w:color="E8E5DA"/>
+          <w:bottom w:val="single" w:sz="4" w:color="E8E5DA"/>
+          <w:right w:val="single" w:sz="4" w:color="E8E5DA"/>
+          <w:insideH w:val="single" w:sz="4" w:color="E8E5DA"/>
+          <w:insideV w:val="single" w:sz="4" w:color="E8E5DA"/>
         </w:tblBorders>
       </w:tblPr>
       <w:tblGrid>
@@ -377,7 +377,7 @@
         <w:tc>
           <w:tcPr>
             <w:tcW w:w="4550" w:type="dxa"/>
-            <w:shd w:fill="F6F8FB"/>
+            <w:shd w:fill="FAF9F5"/>
             <w:vAlign w:val="center"/>
           </w:tcPr>
           <w:p>
@@ -397,7 +397,7 @@
         <w:tc>
           <w:tcPr>
             <w:tcW w:w="5088" w:type="dxa"/>
-            <w:shd w:fill="F6F8FB"/>
+            <w:shd w:fill="FAF9F5"/>
             <w:vAlign w:val="center"/>
           </w:tcPr>
           <w:p>
@@ -563,6 +563,2422 @@
                 <w:szCs w:val="17"/>
               </w:rPr>
               <w:t xml:space="preserve">在长文知识库前置事实卡、适用场景、引用口径和目录锚点，降低长上下文位置偏差影响。</w:t>
+            </w:r>
+          </w:p>
+        </w:tc>
+      </w:tr>
+    </w:tbl>
+    <w:p>
+      <w:pPr>
+        <w:pStyle w:val="Heading1"/>
+        <w:keepNext/>
+        <w:spacing w:before="260" w:after="120" w:line="300" w:lineRule="auto"/>
+      </w:pPr>
+      <w:r>
+        <w:t xml:space="preserve">真实数据能力与采集计划</w:t>
+      </w:r>
+    </w:p>
+    <w:tbl>
+      <w:tblPr>
+        <w:tblW w:w="9638" w:type="dxa"/>
+        <w:tblLayout w:type="fixed"/>
+        <w:tblCellMar>
+          <w:top w:w="90" w:type="dxa"/>
+          <w:left w:w="120" w:type="dxa"/>
+          <w:bottom w:w="90" w:type="dxa"/>
+          <w:right w:w="120" w:type="dxa"/>
+        </w:tblCellMar>
+        <w:tblBorders>
+          <w:top w:val="single" w:sz="4" w:color="E8E5DA"/>
+          <w:left w:val="single" w:sz="4" w:color="E8E5DA"/>
+          <w:bottom w:val="single" w:sz="4" w:color="E8E5DA"/>
+          <w:right w:val="single" w:sz="4" w:color="E8E5DA"/>
+          <w:insideH w:val="single" w:sz="4" w:color="E8E5DA"/>
+          <w:insideV w:val="single" w:sz="4" w:color="E8E5DA"/>
+        </w:tblBorders>
+      </w:tblPr>
+      <w:tblGrid>
+        <w:gridCol w:w="1700"/>
+        <w:gridCol w:w="7938"/>
+      </w:tblGrid>
+      <w:tr>
+        <w:tc>
+          <w:tcPr>
+            <w:tcW w:w="1700" w:type="dxa"/>
+            <w:shd w:fill="FAF9F5"/>
+            <w:vAlign w:val="center"/>
+          </w:tcPr>
+          <w:p>
+            <w:pPr>
+              <w:spacing w:before="0" w:after="60" w:line="280" w:lineRule="auto"/>
+            </w:pPr>
+            <w:r>
+              <w:rPr>
+                <w:b/>
+                <w:sz w:val="17"/>
+                <w:szCs w:val="17"/>
+              </w:rPr>
+              <w:t xml:space="preserve">字段</w:t>
+            </w:r>
+          </w:p>
+        </w:tc>
+        <w:tc>
+          <w:tcPr>
+            <w:tcW w:w="7938" w:type="dxa"/>
+            <w:shd w:fill="FAF9F5"/>
+            <w:vAlign w:val="center"/>
+          </w:tcPr>
+          <w:p>
+            <w:pPr>
+              <w:spacing w:before="0" w:after="60" w:line="280" w:lineRule="auto"/>
+            </w:pPr>
+            <w:r>
+              <w:rPr>
+                <w:b/>
+                <w:sz w:val="17"/>
+                <w:szCs w:val="17"/>
+              </w:rPr>
+              <w:t xml:space="preserve">内容</w:t>
+            </w:r>
+          </w:p>
+        </w:tc>
+      </w:tr>
+      <w:tr>
+        <w:tc>
+          <w:tcPr>
+            <w:tcW w:w="1700" w:type="dxa"/>
+            <w:vAlign w:val="center"/>
+          </w:tcPr>
+          <w:p>
+            <w:pPr>
+              <w:spacing w:before="0" w:after="60" w:line="280" w:lineRule="auto"/>
+            </w:pPr>
+            <w:r>
+              <w:rPr>
+                <w:sz w:val="17"/>
+                <w:szCs w:val="17"/>
+              </w:rPr>
+              <w:t xml:space="preserve">数据模式</w:t>
+            </w:r>
+          </w:p>
+        </w:tc>
+        <w:tc>
+          <w:tcPr>
+            <w:tcW w:w="7938" w:type="dxa"/>
+            <w:vAlign w:val="center"/>
+          </w:tcPr>
+          <w:p>
+            <w:pPr>
+              <w:spacing w:before="0" w:after="60" w:line="280" w:lineRule="auto"/>
+            </w:pPr>
+            <w:r>
+              <w:rPr>
+                <w:sz w:val="17"/>
+                <w:szCs w:val="17"/>
+              </w:rPr>
+              <w:t xml:space="preserve">公开网页核验 + 用户授权平台采样导入</w:t>
+            </w:r>
+          </w:p>
+        </w:tc>
+      </w:tr>
+      <w:tr>
+        <w:tc>
+          <w:tcPr>
+            <w:tcW w:w="1700" w:type="dxa"/>
+            <w:vAlign w:val="center"/>
+          </w:tcPr>
+          <w:p>
+            <w:pPr>
+              <w:spacing w:before="0" w:after="60" w:line="280" w:lineRule="auto"/>
+            </w:pPr>
+            <w:r>
+              <w:rPr>
+                <w:sz w:val="17"/>
+                <w:szCs w:val="17"/>
+              </w:rPr>
+              <w:t xml:space="preserve">真实数据能力边界</w:t>
+            </w:r>
+          </w:p>
+        </w:tc>
+        <w:tc>
+          <w:tcPr>
+            <w:tcW w:w="7938" w:type="dxa"/>
+            <w:vAlign w:val="center"/>
+          </w:tcPr>
+          <w:p>
+            <w:pPr>
+              <w:spacing w:before="0" w:after="60" w:line="280" w:lineRule="auto"/>
+            </w:pPr>
+            <w:r>
+              <w:rPr>
+                <w:sz w:val="17"/>
+                <w:szCs w:val="17"/>
+              </w:rPr>
+              <w:t xml:space="preserve">可核验 HubSpot 官网、产品页、AI 页面、投资者关系和公开研究资料；国内 AI 平台答案、CRM 线索和客户案例必须由用户授权账号采样或导入。</w:t>
+            </w:r>
+          </w:p>
+        </w:tc>
+      </w:tr>
+      <w:tr>
+        <w:tc>
+          <w:tcPr>
+            <w:tcW w:w="1700" w:type="dxa"/>
+            <w:vAlign w:val="center"/>
+          </w:tcPr>
+          <w:p>
+            <w:pPr>
+              <w:spacing w:before="0" w:after="60" w:line="280" w:lineRule="auto"/>
+            </w:pPr>
+            <w:r>
+              <w:rPr>
+                <w:sz w:val="17"/>
+                <w:szCs w:val="17"/>
+              </w:rPr>
+              <w:t xml:space="preserve">公开来源策略</w:t>
+            </w:r>
+          </w:p>
+        </w:tc>
+        <w:tc>
+          <w:tcPr>
+            <w:tcW w:w="7938" w:type="dxa"/>
+            <w:vAlign w:val="center"/>
+          </w:tcPr>
+          <w:p>
+            <w:pPr>
+              <w:spacing w:before="0" w:after="60" w:line="280" w:lineRule="auto"/>
+            </w:pPr>
+            <w:r>
+              <w:rPr>
+                <w:sz w:val="17"/>
+                <w:szCs w:val="17"/>
+              </w:rPr>
+              <w:t xml:space="preserve">优先使用 HubSpot 官方产品页、Breeze AI 页面、Our Story、投资者关系公告；第三方资料仅作佐证，不替代官方口径。</w:t>
+            </w:r>
+          </w:p>
+        </w:tc>
+      </w:tr>
+      <w:tr>
+        <w:tc>
+          <w:tcPr>
+            <w:tcW w:w="1700" w:type="dxa"/>
+            <w:vAlign w:val="center"/>
+          </w:tcPr>
+          <w:p>
+            <w:pPr>
+              <w:spacing w:before="0" w:after="60" w:line="280" w:lineRule="auto"/>
+            </w:pPr>
+            <w:r>
+              <w:rPr>
+                <w:sz w:val="17"/>
+                <w:szCs w:val="17"/>
+              </w:rPr>
+              <w:t xml:space="preserve">平台采样策略</w:t>
+            </w:r>
+          </w:p>
+        </w:tc>
+        <w:tc>
+          <w:tcPr>
+            <w:tcW w:w="7938" w:type="dxa"/>
+            <w:vAlign w:val="center"/>
+          </w:tcPr>
+          <w:p>
+            <w:pPr>
+              <w:spacing w:before="0" w:after="60" w:line="280" w:lineRule="auto"/>
+            </w:pPr>
+            <w:r>
+              <w:rPr>
+                <w:sz w:val="17"/>
+                <w:szCs w:val="17"/>
+              </w:rPr>
+              <w:t xml:space="preserve">DeepSeek、豆包、千问、Kimi、元宝采用同题多轮采样表导入，记录账号、地域、时间、问题、答案、引用、品牌顺位和事实错误。</w:t>
+            </w:r>
+          </w:p>
+        </w:tc>
+      </w:tr>
+      <w:tr>
+        <w:tc>
+          <w:tcPr>
+            <w:tcW w:w="1700" w:type="dxa"/>
+            <w:vAlign w:val="center"/>
+          </w:tcPr>
+          <w:p>
+            <w:pPr>
+              <w:spacing w:before="0" w:after="60" w:line="280" w:lineRule="auto"/>
+            </w:pPr>
+            <w:r>
+              <w:rPr>
+                <w:sz w:val="17"/>
+                <w:szCs w:val="17"/>
+              </w:rPr>
+              <w:t xml:space="preserve">最后核验日期</w:t>
+            </w:r>
+          </w:p>
+        </w:tc>
+        <w:tc>
+          <w:tcPr>
+            <w:tcW w:w="7938" w:type="dxa"/>
+            <w:vAlign w:val="center"/>
+          </w:tcPr>
+          <w:p>
+            <w:pPr>
+              <w:spacing w:before="0" w:after="60" w:line="280" w:lineRule="auto"/>
+            </w:pPr>
+            <w:r>
+              <w:rPr>
+                <w:sz w:val="17"/>
+                <w:szCs w:val="17"/>
+              </w:rPr>
+              <w:t xml:space="preserve">2026-​05-​21</w:t>
+            </w:r>
+          </w:p>
+        </w:tc>
+      </w:tr>
+    </w:tbl>
+    <w:tbl>
+      <w:tblPr>
+        <w:tblW w:w="9638" w:type="dxa"/>
+        <w:tblLayout w:type="fixed"/>
+        <w:tblCellMar>
+          <w:top w:w="90" w:type="dxa"/>
+          <w:left w:w="120" w:type="dxa"/>
+          <w:bottom w:w="90" w:type="dxa"/>
+          <w:right w:w="120" w:type="dxa"/>
+        </w:tblCellMar>
+        <w:tblBorders>
+          <w:top w:val="single" w:sz="4" w:color="E8E5DA"/>
+          <w:left w:val="single" w:sz="4" w:color="E8E5DA"/>
+          <w:bottom w:val="single" w:sz="4" w:color="E8E5DA"/>
+          <w:right w:val="single" w:sz="4" w:color="E8E5DA"/>
+          <w:insideH w:val="single" w:sz="4" w:color="E8E5DA"/>
+          <w:insideV w:val="single" w:sz="4" w:color="E8E5DA"/>
+        </w:tblBorders>
+      </w:tblPr>
+      <w:tblGrid>
+        <w:gridCol w:w="2100"/>
+        <w:gridCol w:w="2850"/>
+        <w:gridCol w:w="3000"/>
+        <w:gridCol w:w="1688"/>
+      </w:tblGrid>
+      <w:tr>
+        <w:tc>
+          <w:tcPr>
+            <w:tcW w:w="2100" w:type="dxa"/>
+            <w:shd w:fill="FAF9F5"/>
+            <w:vAlign w:val="center"/>
+          </w:tcPr>
+          <w:p>
+            <w:pPr>
+              <w:spacing w:before="0" w:after="60" w:line="280" w:lineRule="auto"/>
+            </w:pPr>
+            <w:r>
+              <w:rPr>
+                <w:b/>
+                <w:sz w:val="16"/>
+                <w:szCs w:val="16"/>
+              </w:rPr>
+              <w:t xml:space="preserve">数据需求</w:t>
+            </w:r>
+          </w:p>
+        </w:tc>
+        <w:tc>
+          <w:tcPr>
+            <w:tcW w:w="2850" w:type="dxa"/>
+            <w:shd w:fill="FAF9F5"/>
+            <w:vAlign w:val="center"/>
+          </w:tcPr>
+          <w:p>
+            <w:pPr>
+              <w:spacing w:before="0" w:after="60" w:line="280" w:lineRule="auto"/>
+            </w:pPr>
+            <w:r>
+              <w:rPr>
+                <w:b/>
+                <w:sz w:val="16"/>
+                <w:szCs w:val="16"/>
+              </w:rPr>
+              <w:t xml:space="preserve">状态与获取方式</w:t>
+            </w:r>
+          </w:p>
+        </w:tc>
+        <w:tc>
+          <w:tcPr>
+            <w:tcW w:w="3000" w:type="dxa"/>
+            <w:shd w:fill="FAF9F5"/>
+            <w:vAlign w:val="center"/>
+          </w:tcPr>
+          <w:p>
+            <w:pPr>
+              <w:spacing w:before="0" w:after="60" w:line="280" w:lineRule="auto"/>
+            </w:pPr>
+            <w:r>
+              <w:rPr>
+                <w:b/>
+                <w:sz w:val="16"/>
+                <w:szCs w:val="16"/>
+              </w:rPr>
+              <w:t xml:space="preserve">来源与新鲜度</w:t>
+            </w:r>
+          </w:p>
+        </w:tc>
+        <w:tc>
+          <w:tcPr>
+            <w:tcW w:w="1688" w:type="dxa"/>
+            <w:shd w:fill="FAF9F5"/>
+            <w:vAlign w:val="center"/>
+          </w:tcPr>
+          <w:p>
+            <w:pPr>
+              <w:spacing w:before="0" w:after="60" w:line="280" w:lineRule="auto"/>
+            </w:pPr>
+            <w:r>
+              <w:rPr>
+                <w:b/>
+                <w:sz w:val="16"/>
+                <w:szCs w:val="16"/>
+              </w:rPr>
+              <w:t xml:space="preserve">责任与验收</w:t>
+            </w:r>
+          </w:p>
+        </w:tc>
+      </w:tr>
+      <w:tr>
+        <w:tc>
+          <w:tcPr>
+            <w:tcW w:w="2100" w:type="dxa"/>
+            <w:vAlign w:val="center"/>
+          </w:tcPr>
+          <w:p>
+            <w:pPr>
+              <w:spacing w:before="0" w:after="60" w:line="280" w:lineRule="auto"/>
+            </w:pPr>
+            <w:r>
+              <w:rPr>
+                <w:sz w:val="16"/>
+                <w:szCs w:val="16"/>
+              </w:rPr>
+              <w:t xml:space="preserve">官方产品线与平台定位</w:t>
+            </w:r>
+          </w:p>
+        </w:tc>
+        <w:tc>
+          <w:tcPr>
+            <w:tcW w:w="2850" w:type="dxa"/>
+            <w:vAlign w:val="center"/>
+          </w:tcPr>
+          <w:p>
+            <w:pPr>
+              <w:spacing w:before="0" w:after="60" w:line="280" w:lineRule="auto"/>
+            </w:pPr>
+            <w:r>
+              <w:rPr>
+                <w:sz w:val="16"/>
+                <w:szCs w:val="16"/>
+              </w:rPr>
+              <w:t xml:space="preserve">已用公开网页核验产品页和客户平台导航。</w:t>
+              <w:br/>
+              <w:t xml:space="preserve">方式：联网核验官方产品页，抽取产品线、Smart CRM、Breeze、AEO Beta 等口径。</w:t>
+            </w:r>
+          </w:p>
+        </w:tc>
+        <w:tc>
+          <w:tcPr>
+            <w:tcW w:w="3000" w:type="dxa"/>
+            <w:vAlign w:val="center"/>
+          </w:tcPr>
+          <w:p>
+            <w:pPr>
+              <w:spacing w:before="0" w:after="60" w:line="280" w:lineRule="auto"/>
+            </w:pPr>
+            <w:r>
+              <w:rPr>
+                <w:sz w:val="16"/>
+                <w:szCs w:val="16"/>
+              </w:rPr>
+              <w:t xml:space="preserve">必须是 hubspot.​com 官方页面或官方帮助中心。</w:t>
+              <w:br/>
+              <w:t xml:space="preserve">新鲜度：30 天复核；产品命名或导航变化时立即更新。</w:t>
+            </w:r>
+          </w:p>
+        </w:tc>
+        <w:tc>
+          <w:tcPr>
+            <w:tcW w:w="1688" w:type="dxa"/>
+            <w:vAlign w:val="center"/>
+          </w:tcPr>
+          <w:p>
+            <w:pPr>
+              <w:spacing w:before="0" w:after="60" w:line="280" w:lineRule="auto"/>
+            </w:pPr>
+            <w:r>
+              <w:rPr>
+                <w:sz w:val="16"/>
+                <w:szCs w:val="16"/>
+              </w:rPr>
+              <w:t xml:space="preserve">产品市场负责人</w:t>
+              <w:br/>
+              <w:t xml:space="preserve">验收：所有产品线事实在来源台账中有 URL、核验日期和证据等级。</w:t>
+            </w:r>
+          </w:p>
+        </w:tc>
+      </w:tr>
+      <w:tr>
+        <w:tc>
+          <w:tcPr>
+            <w:tcW w:w="2100" w:type="dxa"/>
+            <w:vAlign w:val="center"/>
+          </w:tcPr>
+          <w:p>
+            <w:pPr>
+              <w:spacing w:before="0" w:after="60" w:line="280" w:lineRule="auto"/>
+            </w:pPr>
+            <w:r>
+              <w:rPr>
+                <w:sz w:val="16"/>
+                <w:szCs w:val="16"/>
+              </w:rPr>
+              <w:t xml:space="preserve">AI 能力与 Breeze 口径</w:t>
+            </w:r>
+          </w:p>
+        </w:tc>
+        <w:tc>
+          <w:tcPr>
+            <w:tcW w:w="2850" w:type="dxa"/>
+            <w:vAlign w:val="center"/>
+          </w:tcPr>
+          <w:p>
+            <w:pPr>
+              <w:spacing w:before="0" w:after="60" w:line="280" w:lineRule="auto"/>
+            </w:pPr>
+            <w:r>
+              <w:rPr>
+                <w:sz w:val="16"/>
+                <w:szCs w:val="16"/>
+              </w:rPr>
+              <w:t xml:space="preserve">已有官方 AI 页面来源，但需区分功能、代理、场景和禁用夸大表述。</w:t>
+              <w:br/>
+              <w:t xml:space="preserve">方式：核验官方 AI 页面和产品更新，抽取可公开事实。</w:t>
+            </w:r>
+          </w:p>
+        </w:tc>
+        <w:tc>
+          <w:tcPr>
+            <w:tcW w:w="3000" w:type="dxa"/>
+            <w:vAlign w:val="center"/>
+          </w:tcPr>
+          <w:p>
+            <w:pPr>
+              <w:spacing w:before="0" w:after="60" w:line="280" w:lineRule="auto"/>
+            </w:pPr>
+            <w:r>
+              <w:rPr>
+                <w:sz w:val="16"/>
+                <w:szCs w:val="16"/>
+              </w:rPr>
+              <w:t xml:space="preserve">官方 AI 页面、产品发布页或帮助中心。</w:t>
+              <w:br/>
+              <w:t xml:space="preserve">新鲜度：14 天复核；AI 产品变化高频，报告中必须写核验日期。</w:t>
+            </w:r>
+          </w:p>
+        </w:tc>
+        <w:tc>
+          <w:tcPr>
+            <w:tcW w:w="1688" w:type="dxa"/>
+            <w:vAlign w:val="center"/>
+          </w:tcPr>
+          <w:p>
+            <w:pPr>
+              <w:spacing w:before="0" w:after="60" w:line="280" w:lineRule="auto"/>
+            </w:pPr>
+            <w:r>
+              <w:rPr>
+                <w:sz w:val="16"/>
+                <w:szCs w:val="16"/>
+              </w:rPr>
+              <w:t xml:space="preserve">内容负责人</w:t>
+              <w:br/>
+              <w:t xml:space="preserve">验收：Breeze 相关事实 100% 标注来源，能力边界写入禁用表述清单。</w:t>
+            </w:r>
+          </w:p>
+        </w:tc>
+      </w:tr>
+      <w:tr>
+        <w:tc>
+          <w:tcPr>
+            <w:tcW w:w="2100" w:type="dxa"/>
+            <w:vAlign w:val="center"/>
+          </w:tcPr>
+          <w:p>
+            <w:pPr>
+              <w:spacing w:before="0" w:after="60" w:line="280" w:lineRule="auto"/>
+            </w:pPr>
+            <w:r>
+              <w:rPr>
+                <w:sz w:val="16"/>
+                <w:szCs w:val="16"/>
+              </w:rPr>
+              <w:t xml:space="preserve">客户规模、收入和财务口径</w:t>
+            </w:r>
+          </w:p>
+        </w:tc>
+        <w:tc>
+          <w:tcPr>
+            <w:tcW w:w="2850" w:type="dxa"/>
+            <w:vAlign w:val="center"/>
+          </w:tcPr>
+          <w:p>
+            <w:pPr>
+              <w:spacing w:before="0" w:after="60" w:line="280" w:lineRule="auto"/>
+            </w:pPr>
+            <w:r>
+              <w:rPr>
+                <w:sz w:val="16"/>
+                <w:szCs w:val="16"/>
+              </w:rPr>
+              <w:t xml:space="preserve">已核验 Q4/​FY2025 投资者关系公告。</w:t>
+              <w:br/>
+              <w:t xml:space="preserve">方式：读取投资者关系公告、财报和 SEC/​IR 资料。</w:t>
+            </w:r>
+          </w:p>
+        </w:tc>
+        <w:tc>
+          <w:tcPr>
+            <w:tcW w:w="3000" w:type="dxa"/>
+            <w:vAlign w:val="center"/>
+          </w:tcPr>
+          <w:p>
+            <w:pPr>
+              <w:spacing w:before="0" w:after="60" w:line="280" w:lineRule="auto"/>
+            </w:pPr>
+            <w:r>
+              <w:rPr>
+                <w:sz w:val="16"/>
+                <w:szCs w:val="16"/>
+              </w:rPr>
+              <w:t xml:space="preserve">HubSpot IR、SEC 文件或官方财报。</w:t>
+              <w:br/>
+              <w:t xml:space="preserve">新鲜度：季度复核；所有数字必须带截至日期和公告日期。</w:t>
+            </w:r>
+          </w:p>
+        </w:tc>
+        <w:tc>
+          <w:tcPr>
+            <w:tcW w:w="1688" w:type="dxa"/>
+            <w:vAlign w:val="center"/>
+          </w:tcPr>
+          <w:p>
+            <w:pPr>
+              <w:spacing w:before="0" w:after="60" w:line="280" w:lineRule="auto"/>
+            </w:pPr>
+            <w:r>
+              <w:rPr>
+                <w:sz w:val="16"/>
+                <w:szCs w:val="16"/>
+              </w:rPr>
+              <w:t xml:space="preserve">数据负责人</w:t>
+              <w:br/>
+              <w:t xml:space="preserve">验收：财务和客户规模数据不脱离原始口径，不使用无日期数字。</w:t>
+            </w:r>
+          </w:p>
+        </w:tc>
+      </w:tr>
+      <w:tr>
+        <w:tc>
+          <w:tcPr>
+            <w:tcW w:w="2100" w:type="dxa"/>
+            <w:vAlign w:val="center"/>
+          </w:tcPr>
+          <w:p>
+            <w:pPr>
+              <w:spacing w:before="0" w:after="60" w:line="280" w:lineRule="auto"/>
+            </w:pPr>
+            <w:r>
+              <w:rPr>
+                <w:sz w:val="16"/>
+                <w:szCs w:val="16"/>
+              </w:rPr>
+              <w:t xml:space="preserve">国内 AI 平台答案基线</w:t>
+            </w:r>
+          </w:p>
+        </w:tc>
+        <w:tc>
+          <w:tcPr>
+            <w:tcW w:w="2850" w:type="dxa"/>
+            <w:vAlign w:val="center"/>
+          </w:tcPr>
+          <w:p>
+            <w:pPr>
+              <w:spacing w:before="0" w:after="60" w:line="280" w:lineRule="auto"/>
+            </w:pPr>
+            <w:r>
+              <w:rPr>
+                <w:sz w:val="16"/>
+                <w:szCs w:val="16"/>
+              </w:rPr>
+              <w:t xml:space="preserve">当前示例未直接访问五个平台账号，需用户授权采样或导入表格。</w:t>
+              <w:br/>
+              <w:t xml:space="preserve">方式：按 50-​80 题同题多轮采样，导入 DeepSeek、豆包、千问、Kimi、元宝答案。</w:t>
+            </w:r>
+          </w:p>
+        </w:tc>
+        <w:tc>
+          <w:tcPr>
+            <w:tcW w:w="3000" w:type="dxa"/>
+            <w:vAlign w:val="center"/>
+          </w:tcPr>
+          <w:p>
+            <w:pPr>
+              <w:spacing w:before="0" w:after="60" w:line="280" w:lineRule="auto"/>
+            </w:pPr>
+            <w:r>
+              <w:rPr>
+                <w:sz w:val="16"/>
+                <w:szCs w:val="16"/>
+              </w:rPr>
+              <w:t xml:space="preserve">采样表需包含平台、账号状态、地域、时间、问题、答案、引用、品牌顺位、事实错误。</w:t>
+              <w:br/>
+              <w:t xml:space="preserve">新鲜度：7-​14 天复测；重大页面上线后一周内复测。</w:t>
+            </w:r>
+          </w:p>
+        </w:tc>
+        <w:tc>
+          <w:tcPr>
+            <w:tcW w:w="1688" w:type="dxa"/>
+            <w:vAlign w:val="center"/>
+          </w:tcPr>
+          <w:p>
+            <w:pPr>
+              <w:spacing w:before="0" w:after="60" w:line="280" w:lineRule="auto"/>
+            </w:pPr>
+            <w:r>
+              <w:rPr>
+                <w:sz w:val="16"/>
+                <w:szCs w:val="16"/>
+              </w:rPr>
+              <w:t xml:space="preserve">增长负责人 + 数据负责人</w:t>
+              <w:br/>
+              <w:t xml:space="preserve">验收：基线字段完整率 95% 以上，每题至少 3 轮采样。</w:t>
+            </w:r>
+          </w:p>
+        </w:tc>
+      </w:tr>
+      <w:tr>
+        <w:tc>
+          <w:tcPr>
+            <w:tcW w:w="2100" w:type="dxa"/>
+            <w:vAlign w:val="center"/>
+          </w:tcPr>
+          <w:p>
+            <w:pPr>
+              <w:spacing w:before="0" w:after="60" w:line="280" w:lineRule="auto"/>
+            </w:pPr>
+            <w:r>
+              <w:rPr>
+                <w:sz w:val="16"/>
+                <w:szCs w:val="16"/>
+              </w:rPr>
+              <w:t xml:space="preserve">CRM 线索和转化贡献</w:t>
+            </w:r>
+          </w:p>
+        </w:tc>
+        <w:tc>
+          <w:tcPr>
+            <w:tcW w:w="2850" w:type="dxa"/>
+            <w:vAlign w:val="center"/>
+          </w:tcPr>
+          <w:p>
+            <w:pPr>
+              <w:spacing w:before="0" w:after="60" w:line="280" w:lineRule="auto"/>
+            </w:pPr>
+            <w:r>
+              <w:rPr>
+                <w:sz w:val="16"/>
+                <w:szCs w:val="16"/>
+              </w:rPr>
+              <w:t xml:space="preserve">未接入用户 CRM，当前只输出字段设计和导入要求。</w:t>
+              <w:br/>
+              <w:t xml:space="preserve">方式：由用户提供 CRM 导出或看板字段，按问题簇和内容资产映射线索。</w:t>
+            </w:r>
+          </w:p>
+        </w:tc>
+        <w:tc>
+          <w:tcPr>
+            <w:tcW w:w="3000" w:type="dxa"/>
+            <w:vAlign w:val="center"/>
+          </w:tcPr>
+          <w:p>
+            <w:pPr>
+              <w:spacing w:before="0" w:after="60" w:line="280" w:lineRule="auto"/>
+            </w:pPr>
+            <w:r>
+              <w:rPr>
+                <w:sz w:val="16"/>
+                <w:szCs w:val="16"/>
+              </w:rPr>
+              <w:t xml:space="preserve">用户授权 CRM、表单、UTM、销售跟进记录。</w:t>
+              <w:br/>
+              <w:t xml:space="preserve">新鲜度：月度复盘；涉及隐私数据需脱敏。</w:t>
+            </w:r>
+          </w:p>
+        </w:tc>
+        <w:tc>
+          <w:tcPr>
+            <w:tcW w:w="1688" w:type="dxa"/>
+            <w:vAlign w:val="center"/>
+          </w:tcPr>
+          <w:p>
+            <w:pPr>
+              <w:spacing w:before="0" w:after="60" w:line="280" w:lineRule="auto"/>
+            </w:pPr>
+            <w:r>
+              <w:rPr>
+                <w:sz w:val="16"/>
+                <w:szCs w:val="16"/>
+              </w:rPr>
+              <w:t xml:space="preserve">销售运营负责人</w:t>
+              <w:br/>
+              <w:t xml:space="preserve">验收：90 天复盘能说明线索贡献口径、可用字段和不可归因部分。</w:t>
+            </w:r>
+          </w:p>
+        </w:tc>
+      </w:tr>
+      <w:tr>
+        <w:tc>
+          <w:tcPr>
+            <w:tcW w:w="2100" w:type="dxa"/>
+            <w:vAlign w:val="center"/>
+          </w:tcPr>
+          <w:p>
+            <w:pPr>
+              <w:spacing w:before="0" w:after="60" w:line="280" w:lineRule="auto"/>
+            </w:pPr>
+            <w:r>
+              <w:rPr>
+                <w:sz w:val="16"/>
+                <w:szCs w:val="16"/>
+              </w:rPr>
+              <w:t xml:space="preserve">客户案例和本地支持说法</w:t>
+            </w:r>
+          </w:p>
+        </w:tc>
+        <w:tc>
+          <w:tcPr>
+            <w:tcW w:w="2850" w:type="dxa"/>
+            <w:vAlign w:val="center"/>
+          </w:tcPr>
+          <w:p>
+            <w:pPr>
+              <w:spacing w:before="0" w:after="60" w:line="280" w:lineRule="auto"/>
+            </w:pPr>
+            <w:r>
+              <w:rPr>
+                <w:sz w:val="16"/>
+                <w:szCs w:val="16"/>
+              </w:rPr>
+              <w:t xml:space="preserve">高风险待补证，不能直接公开承诺。</w:t>
+              <w:br/>
+              <w:t xml:space="preserve">方式：收集客户授权材料、帮助中心政策、销售确认和法务审核记录。</w:t>
+            </w:r>
+          </w:p>
+        </w:tc>
+        <w:tc>
+          <w:tcPr>
+            <w:tcW w:w="3000" w:type="dxa"/>
+            <w:vAlign w:val="center"/>
+          </w:tcPr>
+          <w:p>
+            <w:pPr>
+              <w:spacing w:before="0" w:after="60" w:line="280" w:lineRule="auto"/>
+            </w:pPr>
+            <w:r>
+              <w:rPr>
+                <w:sz w:val="16"/>
+                <w:szCs w:val="16"/>
+              </w:rPr>
+              <w:t xml:space="preserve">公开授权案例、官方支持政策或内部法务批准记录。</w:t>
+              <w:br/>
+              <w:t xml:space="preserve">新鲜度：发布前复核；授权状态变化立即下线或改写。</w:t>
+            </w:r>
+          </w:p>
+        </w:tc>
+        <w:tc>
+          <w:tcPr>
+            <w:tcW w:w="1688" w:type="dxa"/>
+            <w:vAlign w:val="center"/>
+          </w:tcPr>
+          <w:p>
+            <w:pPr>
+              <w:spacing w:before="0" w:after="60" w:line="280" w:lineRule="auto"/>
+            </w:pPr>
+            <w:r>
+              <w:rPr>
+                <w:sz w:val="16"/>
+                <w:szCs w:val="16"/>
+              </w:rPr>
+              <w:t xml:space="preserve">法务/​合规负责人</w:t>
+              <w:br/>
+              <w:t xml:space="preserve">验收：无授权客户案例不进入对外报告；本地支持只写已验证范围。</w:t>
+            </w:r>
+          </w:p>
+        </w:tc>
+      </w:tr>
+    </w:tbl>
+    <w:p>
+      <w:pPr>
+        <w:pStyle w:val="Heading1"/>
+        <w:keepNext/>
+        <w:spacing w:before="260" w:after="120" w:line="300" w:lineRule="auto"/>
+      </w:pPr>
+      <w:r>
+        <w:t xml:space="preserve">分析完整性矩阵</w:t>
+      </w:r>
+    </w:p>
+    <w:tbl>
+      <w:tblPr>
+        <w:tblW w:w="9638" w:type="dxa"/>
+        <w:tblLayout w:type="fixed"/>
+        <w:tblCellMar>
+          <w:top w:w="90" w:type="dxa"/>
+          <w:left w:w="120" w:type="dxa"/>
+          <w:bottom w:w="90" w:type="dxa"/>
+          <w:right w:w="120" w:type="dxa"/>
+        </w:tblCellMar>
+        <w:tblBorders>
+          <w:top w:val="single" w:sz="4" w:color="E8E5DA"/>
+          <w:left w:val="single" w:sz="4" w:color="E8E5DA"/>
+          <w:bottom w:val="single" w:sz="4" w:color="E8E5DA"/>
+          <w:right w:val="single" w:sz="4" w:color="E8E5DA"/>
+          <w:insideH w:val="single" w:sz="4" w:color="E8E5DA"/>
+          <w:insideV w:val="single" w:sz="4" w:color="E8E5DA"/>
+        </w:tblBorders>
+      </w:tblPr>
+      <w:tblGrid>
+        <w:gridCol w:w="1500"/>
+        <w:gridCol w:w="3100"/>
+        <w:gridCol w:w="3100"/>
+        <w:gridCol w:w="1938"/>
+      </w:tblGrid>
+      <w:tr>
+        <w:tc>
+          <w:tcPr>
+            <w:tcW w:w="1500" w:type="dxa"/>
+            <w:shd w:fill="FAF9F5"/>
+            <w:vAlign w:val="center"/>
+          </w:tcPr>
+          <w:p>
+            <w:pPr>
+              <w:spacing w:before="0" w:after="60" w:line="280" w:lineRule="auto"/>
+            </w:pPr>
+            <w:r>
+              <w:rPr>
+                <w:b/>
+                <w:sz w:val="16"/>
+                <w:szCs w:val="16"/>
+              </w:rPr>
+              <w:t xml:space="preserve">分析维度</w:t>
+            </w:r>
+          </w:p>
+        </w:tc>
+        <w:tc>
+          <w:tcPr>
+            <w:tcW w:w="3100" w:type="dxa"/>
+            <w:shd w:fill="FAF9F5"/>
+            <w:vAlign w:val="center"/>
+          </w:tcPr>
+          <w:p>
+            <w:pPr>
+              <w:spacing w:before="0" w:after="60" w:line="280" w:lineRule="auto"/>
+            </w:pPr>
+            <w:r>
+              <w:rPr>
+                <w:b/>
+                <w:sz w:val="16"/>
+                <w:szCs w:val="16"/>
+              </w:rPr>
+              <w:t xml:space="preserve">状态与缺口</w:t>
+            </w:r>
+          </w:p>
+        </w:tc>
+        <w:tc>
+          <w:tcPr>
+            <w:tcW w:w="3100" w:type="dxa"/>
+            <w:shd w:fill="FAF9F5"/>
+            <w:vAlign w:val="center"/>
+          </w:tcPr>
+          <w:p>
+            <w:pPr>
+              <w:spacing w:before="0" w:after="60" w:line="280" w:lineRule="auto"/>
+            </w:pPr>
+            <w:r>
+              <w:rPr>
+                <w:b/>
+                <w:sz w:val="16"/>
+                <w:szCs w:val="16"/>
+              </w:rPr>
+              <w:t xml:space="preserve">纳入方案的动作</w:t>
+            </w:r>
+          </w:p>
+        </w:tc>
+        <w:tc>
+          <w:tcPr>
+            <w:tcW w:w="1938" w:type="dxa"/>
+            <w:shd w:fill="FAF9F5"/>
+            <w:vAlign w:val="center"/>
+          </w:tcPr>
+          <w:p>
+            <w:pPr>
+              <w:spacing w:before="0" w:after="60" w:line="280" w:lineRule="auto"/>
+            </w:pPr>
+            <w:r>
+              <w:rPr>
+                <w:b/>
+                <w:sz w:val="16"/>
+                <w:szCs w:val="16"/>
+              </w:rPr>
+              <w:t xml:space="preserve">验收与责任</w:t>
+            </w:r>
+          </w:p>
+        </w:tc>
+      </w:tr>
+      <w:tr>
+        <w:tc>
+          <w:tcPr>
+            <w:tcW w:w="1500" w:type="dxa"/>
+            <w:vAlign w:val="center"/>
+          </w:tcPr>
+          <w:p>
+            <w:pPr>
+              <w:spacing w:before="0" w:after="60" w:line="280" w:lineRule="auto"/>
+            </w:pPr>
+            <w:r>
+              <w:rPr>
+                <w:sz w:val="16"/>
+                <w:szCs w:val="16"/>
+              </w:rPr>
+              <w:t xml:space="preserve">业务目标</w:t>
+            </w:r>
+          </w:p>
+        </w:tc>
+        <w:tc>
+          <w:tcPr>
+            <w:tcW w:w="3100" w:type="dxa"/>
+            <w:vAlign w:val="center"/>
+          </w:tcPr>
+          <w:p>
+            <w:pPr>
+              <w:spacing w:before="0" w:after="60" w:line="280" w:lineRule="auto"/>
+            </w:pPr>
+            <w:r>
+              <w:rPr>
+                <w:sz w:val="16"/>
+                <w:szCs w:val="16"/>
+              </w:rPr>
+              <w:t xml:space="preserve">目标同时包含品牌权威、中文曝光、线索贡献和产品教育，但现有诊断尚未把每个目标映射到可复测指标。</w:t>
+              <w:br/>
+              <w:t xml:space="preserve">缺口：容易停留在内容生产数量，无法证明 GEO 对推荐、引用和线索的贡献。</w:t>
+            </w:r>
+          </w:p>
+        </w:tc>
+        <w:tc>
+          <w:tcPr>
+            <w:tcW w:w="3100" w:type="dxa"/>
+            <w:vAlign w:val="center"/>
+          </w:tcPr>
+          <w:p>
+            <w:pPr>
+              <w:spacing w:before="0" w:after="60" w:line="280" w:lineRule="auto"/>
+            </w:pPr>
+            <w:r>
+              <w:rPr>
+                <w:sz w:val="16"/>
+                <w:szCs w:val="16"/>
+              </w:rPr>
+              <w:t xml:space="preserve">把品牌推荐率、被引用率、答案准确率、核心问题覆盖率和线索贡献作为北极星指标，并绑定 30/​60/​90 天目标。</w:t>
+            </w:r>
+          </w:p>
+        </w:tc>
+        <w:tc>
+          <w:tcPr>
+            <w:tcW w:w="1938" w:type="dxa"/>
+            <w:vAlign w:val="center"/>
+          </w:tcPr>
+          <w:p>
+            <w:pPr>
+              <w:spacing w:before="0" w:after="60" w:line="280" w:lineRule="auto"/>
+            </w:pPr>
+            <w:r>
+              <w:rPr>
+                <w:sz w:val="16"/>
+                <w:szCs w:val="16"/>
+              </w:rPr>
+              <w:t xml:space="preserve">每个业务目标至少对应 1 个北极星指标、1 个数据来源和 1 个责任角色。</w:t>
+              <w:br/>
+              <w:t xml:space="preserve">责任：增长负责人</w:t>
+            </w:r>
+          </w:p>
+        </w:tc>
+      </w:tr>
+      <w:tr>
+        <w:tc>
+          <w:tcPr>
+            <w:tcW w:w="1500" w:type="dxa"/>
+            <w:vAlign w:val="center"/>
+          </w:tcPr>
+          <w:p>
+            <w:pPr>
+              <w:spacing w:before="0" w:after="60" w:line="280" w:lineRule="auto"/>
+            </w:pPr>
+            <w:r>
+              <w:rPr>
+                <w:sz w:val="16"/>
+                <w:szCs w:val="16"/>
+              </w:rPr>
+              <w:t xml:space="preserve">问题覆盖</w:t>
+            </w:r>
+          </w:p>
+        </w:tc>
+        <w:tc>
+          <w:tcPr>
+            <w:tcW w:w="3100" w:type="dxa"/>
+            <w:vAlign w:val="center"/>
+          </w:tcPr>
+          <w:p>
+            <w:pPr>
+              <w:spacing w:before="0" w:after="60" w:line="280" w:lineRule="auto"/>
+            </w:pPr>
+            <w:r>
+              <w:rPr>
+                <w:sz w:val="16"/>
+                <w:szCs w:val="16"/>
+              </w:rPr>
+              <w:t xml:space="preserve">已识别 CRM 选型、竞品对比、营销自动化、AI 客户平台、实施和价格等中文问题簇。</w:t>
+              <w:br/>
+              <w:t xml:space="preserve">缺口：口语化问题和追问链路不足，豆包、元宝侧的自然问法覆盖偏弱。</w:t>
+            </w:r>
+          </w:p>
+        </w:tc>
+        <w:tc>
+          <w:tcPr>
+            <w:tcW w:w="3100" w:type="dxa"/>
+            <w:vAlign w:val="center"/>
+          </w:tcPr>
+          <w:p>
+            <w:pPr>
+              <w:spacing w:before="0" w:after="60" w:line="280" w:lineRule="auto"/>
+            </w:pPr>
+            <w:r>
+              <w:rPr>
+                <w:sz w:val="16"/>
+                <w:szCs w:val="16"/>
+              </w:rPr>
+              <w:t xml:space="preserve">建设 80 题中文 AI 搜索问题库，按推荐、比较、替代、价格、实施、合规、行业场景分组。</w:t>
+            </w:r>
+          </w:p>
+        </w:tc>
+        <w:tc>
+          <w:tcPr>
+            <w:tcW w:w="1938" w:type="dxa"/>
+            <w:vAlign w:val="center"/>
+          </w:tcPr>
+          <w:p>
+            <w:pPr>
+              <w:spacing w:before="0" w:after="60" w:line="280" w:lineRule="auto"/>
+            </w:pPr>
+            <w:r>
+              <w:rPr>
+                <w:sz w:val="16"/>
+                <w:szCs w:val="16"/>
+              </w:rPr>
+              <w:t xml:space="preserve">80 题全部绑定意图、平台、对应资产、优先级和验收口径。</w:t>
+              <w:br/>
+              <w:t xml:space="preserve">责任：内容负责人</w:t>
+            </w:r>
+          </w:p>
+        </w:tc>
+      </w:tr>
+      <w:tr>
+        <w:tc>
+          <w:tcPr>
+            <w:tcW w:w="1500" w:type="dxa"/>
+            <w:vAlign w:val="center"/>
+          </w:tcPr>
+          <w:p>
+            <w:pPr>
+              <w:spacing w:before="0" w:after="60" w:line="280" w:lineRule="auto"/>
+            </w:pPr>
+            <w:r>
+              <w:rPr>
+                <w:sz w:val="16"/>
+                <w:szCs w:val="16"/>
+              </w:rPr>
+              <w:t xml:space="preserve">品牌实体</w:t>
+            </w:r>
+          </w:p>
+        </w:tc>
+        <w:tc>
+          <w:tcPr>
+            <w:tcW w:w="3100" w:type="dxa"/>
+            <w:vAlign w:val="center"/>
+          </w:tcPr>
+          <w:p>
+            <w:pPr>
+              <w:spacing w:before="0" w:after="60" w:line="280" w:lineRule="auto"/>
+            </w:pPr>
+            <w:r>
+              <w:rPr>
+                <w:sz w:val="16"/>
+                <w:szCs w:val="16"/>
+              </w:rPr>
+              <w:t xml:space="preserve">HubSpot 官方定位、产品线和 AI 能力较完整，但中文语境中容易被压缩成单一 CRM。</w:t>
+              <w:br/>
+              <w:t xml:space="preserve">缺口：品牌实体、产品实体、Breeze/​Smart CRM 等新口径缺少中文可抽取事实卡。</w:t>
+            </w:r>
+          </w:p>
+        </w:tc>
+        <w:tc>
+          <w:tcPr>
+            <w:tcW w:w="3100" w:type="dxa"/>
+            <w:vAlign w:val="center"/>
+          </w:tcPr>
+          <w:p>
+            <w:pPr>
+              <w:spacing w:before="0" w:after="60" w:line="280" w:lineRule="auto"/>
+            </w:pPr>
+            <w:r>
+              <w:rPr>
+                <w:sz w:val="16"/>
+                <w:szCs w:val="16"/>
+              </w:rPr>
+              <w:t xml:space="preserve">建立中文品牌事实页和实体说明区块，统一客户平台、Smart CRM、各 Hub 与 Breeze 口径。</w:t>
+            </w:r>
+          </w:p>
+        </w:tc>
+        <w:tc>
+          <w:tcPr>
+            <w:tcW w:w="1938" w:type="dxa"/>
+            <w:vAlign w:val="center"/>
+          </w:tcPr>
+          <w:p>
+            <w:pPr>
+              <w:spacing w:before="0" w:after="60" w:line="280" w:lineRule="auto"/>
+            </w:pPr>
+            <w:r>
+              <w:rPr>
+                <w:sz w:val="16"/>
+                <w:szCs w:val="16"/>
+              </w:rPr>
+              <w:t xml:space="preserve">事实卡不少于 40 条，核心实体 100% 有官方来源或待确认状态。</w:t>
+              <w:br/>
+              <w:t xml:space="preserve">责任：产品市场负责人</w:t>
+            </w:r>
+          </w:p>
+        </w:tc>
+      </w:tr>
+      <w:tr>
+        <w:tc>
+          <w:tcPr>
+            <w:tcW w:w="1500" w:type="dxa"/>
+            <w:vAlign w:val="center"/>
+          </w:tcPr>
+          <w:p>
+            <w:pPr>
+              <w:spacing w:before="0" w:after="60" w:line="280" w:lineRule="auto"/>
+            </w:pPr>
+            <w:r>
+              <w:rPr>
+                <w:sz w:val="16"/>
+                <w:szCs w:val="16"/>
+              </w:rPr>
+              <w:t xml:space="preserve">页面技术</w:t>
+            </w:r>
+          </w:p>
+        </w:tc>
+        <w:tc>
+          <w:tcPr>
+            <w:tcW w:w="3100" w:type="dxa"/>
+            <w:vAlign w:val="center"/>
+          </w:tcPr>
+          <w:p>
+            <w:pPr>
+              <w:spacing w:before="0" w:after="60" w:line="280" w:lineRule="auto"/>
+            </w:pPr>
+            <w:r>
+              <w:rPr>
+                <w:sz w:val="16"/>
+                <w:szCs w:val="16"/>
+              </w:rPr>
+              <w:t xml:space="preserve">官网英文页面信息丰富，中文可引用页面、结构化数据和摘要区块不足。</w:t>
+              <w:br/>
+              <w:t xml:space="preserve">缺口：国内 AI 平台抓取时缺少中文摘要、FAQ、Schema 和更新时间字段。</w:t>
+            </w:r>
+          </w:p>
+        </w:tc>
+        <w:tc>
+          <w:tcPr>
+            <w:tcW w:w="3100" w:type="dxa"/>
+            <w:vAlign w:val="center"/>
+          </w:tcPr>
+          <w:p>
+            <w:pPr>
+              <w:spacing w:before="0" w:after="60" w:line="280" w:lineRule="auto"/>
+            </w:pPr>
+            <w:r>
+              <w:rPr>
+                <w:sz w:val="16"/>
+                <w:szCs w:val="16"/>
+              </w:rPr>
+              <w:t xml:space="preserve">改造中文品牌事实页、产品线聚合页和 FAQ 页，补充 Organization、Product、FAQ 结构化数据。</w:t>
+            </w:r>
+          </w:p>
+        </w:tc>
+        <w:tc>
+          <w:tcPr>
+            <w:tcW w:w="1938" w:type="dxa"/>
+            <w:vAlign w:val="center"/>
+          </w:tcPr>
+          <w:p>
+            <w:pPr>
+              <w:spacing w:before="0" w:after="60" w:line="280" w:lineRule="auto"/>
+            </w:pPr>
+            <w:r>
+              <w:rPr>
+                <w:sz w:val="16"/>
+                <w:szCs w:val="16"/>
+              </w:rPr>
+              <w:t xml:space="preserve">核心页面可抓取，表格不溢出，每页有摘要、事实卡、FAQ、来源链接和更新时间。</w:t>
+              <w:br/>
+              <w:t xml:space="preserve">责任：技术负责人</w:t>
+            </w:r>
+          </w:p>
+        </w:tc>
+      </w:tr>
+      <w:tr>
+        <w:tc>
+          <w:tcPr>
+            <w:tcW w:w="1500" w:type="dxa"/>
+            <w:vAlign w:val="center"/>
+          </w:tcPr>
+          <w:p>
+            <w:pPr>
+              <w:spacing w:before="0" w:after="60" w:line="280" w:lineRule="auto"/>
+            </w:pPr>
+            <w:r>
+              <w:rPr>
+                <w:sz w:val="16"/>
+                <w:szCs w:val="16"/>
+              </w:rPr>
+              <w:t xml:space="preserve">内容资产</w:t>
+            </w:r>
+          </w:p>
+        </w:tc>
+        <w:tc>
+          <w:tcPr>
+            <w:tcW w:w="3100" w:type="dxa"/>
+            <w:vAlign w:val="center"/>
+          </w:tcPr>
+          <w:p>
+            <w:pPr>
+              <w:spacing w:before="0" w:after="60" w:line="280" w:lineRule="auto"/>
+            </w:pPr>
+            <w:r>
+              <w:rPr>
+                <w:sz w:val="16"/>
+                <w:szCs w:val="16"/>
+              </w:rPr>
+              <w:t xml:space="preserve">英文产品资料、博客和投资者关系材料丰富，中文场景化内容不足。</w:t>
+              <w:br/>
+              <w:t xml:space="preserve">缺口：国内买方关心的实施成本、本地生态、竞品替代和团队场景缺少系统答案。</w:t>
+            </w:r>
+          </w:p>
+        </w:tc>
+        <w:tc>
+          <w:tcPr>
+            <w:tcW w:w="3100" w:type="dxa"/>
+            <w:vAlign w:val="center"/>
+          </w:tcPr>
+          <w:p>
+            <w:pPr>
+              <w:spacing w:before="0" w:after="60" w:line="280" w:lineRule="auto"/>
+            </w:pPr>
+            <w:r>
+              <w:rPr>
+                <w:sz w:val="16"/>
+                <w:szCs w:val="16"/>
+              </w:rPr>
+              <w:t xml:space="preserve">围绕销售、市场、客服、RevOps 生产场景页、对比页和 FAQ，前置结论摘要与适用对象。</w:t>
+            </w:r>
+          </w:p>
+        </w:tc>
+        <w:tc>
+          <w:tcPr>
+            <w:tcW w:w="1938" w:type="dxa"/>
+            <w:vAlign w:val="center"/>
+          </w:tcPr>
+          <w:p>
+            <w:pPr>
+              <w:spacing w:before="0" w:after="60" w:line="280" w:lineRule="auto"/>
+            </w:pPr>
+            <w:r>
+              <w:rPr>
+                <w:sz w:val="16"/>
+                <w:szCs w:val="16"/>
+              </w:rPr>
+              <w:t xml:space="preserve">60 天上线 12 篇场景页、40 个 FAQ，90 天核心问题覆盖率达到 85%。</w:t>
+              <w:br/>
+              <w:t xml:space="preserve">责任：内容负责人</w:t>
+            </w:r>
+          </w:p>
+        </w:tc>
+      </w:tr>
+      <w:tr>
+        <w:tc>
+          <w:tcPr>
+            <w:tcW w:w="1500" w:type="dxa"/>
+            <w:vAlign w:val="center"/>
+          </w:tcPr>
+          <w:p>
+            <w:pPr>
+              <w:spacing w:before="0" w:after="60" w:line="280" w:lineRule="auto"/>
+            </w:pPr>
+            <w:r>
+              <w:rPr>
+                <w:sz w:val="16"/>
+                <w:szCs w:val="16"/>
+              </w:rPr>
+              <w:t xml:space="preserve">标题体系</w:t>
+            </w:r>
+          </w:p>
+        </w:tc>
+        <w:tc>
+          <w:tcPr>
+            <w:tcW w:w="3100" w:type="dxa"/>
+            <w:vAlign w:val="center"/>
+          </w:tcPr>
+          <w:p>
+            <w:pPr>
+              <w:spacing w:before="0" w:after="60" w:line="280" w:lineRule="auto"/>
+            </w:pPr>
+            <w:r>
+              <w:rPr>
+                <w:sz w:val="16"/>
+                <w:szCs w:val="16"/>
+              </w:rPr>
+              <w:t xml:space="preserve">现有标题多来自英文产品表达，和中文自然问题存在距离。</w:t>
+              <w:br/>
+              <w:t xml:space="preserve">缺口：标题不能稳定命中“怎么选、有什么区别、适不适合、有没有中文支持”等问法。</w:t>
+            </w:r>
+          </w:p>
+        </w:tc>
+        <w:tc>
+          <w:tcPr>
+            <w:tcW w:w="3100" w:type="dxa"/>
+            <w:vAlign w:val="center"/>
+          </w:tcPr>
+          <w:p>
+            <w:pPr>
+              <w:spacing w:before="0" w:after="60" w:line="280" w:lineRule="auto"/>
+            </w:pPr>
+            <w:r>
+              <w:rPr>
+                <w:sz w:val="16"/>
+                <w:szCs w:val="16"/>
+              </w:rPr>
+              <w:t xml:space="preserve">建立问答式 H1/​H2 标题库，把每个标题绑定问题簇、平台适配和禁用表述。</w:t>
+            </w:r>
+          </w:p>
+        </w:tc>
+        <w:tc>
+          <w:tcPr>
+            <w:tcW w:w="1938" w:type="dxa"/>
+            <w:vAlign w:val="center"/>
+          </w:tcPr>
+          <w:p>
+            <w:pPr>
+              <w:spacing w:before="0" w:after="60" w:line="280" w:lineRule="auto"/>
+            </w:pPr>
+            <w:r>
+              <w:rPr>
+                <w:sz w:val="16"/>
+                <w:szCs w:val="16"/>
+              </w:rPr>
+              <w:t xml:space="preserve">核心问题至少 2 个标题候选，标题库不少于 120 条且通过合规审核。</w:t>
+              <w:br/>
+              <w:t xml:space="preserve">责任：编辑负责人</w:t>
+            </w:r>
+          </w:p>
+        </w:tc>
+      </w:tr>
+      <w:tr>
+        <w:tc>
+          <w:tcPr>
+            <w:tcW w:w="1500" w:type="dxa"/>
+            <w:vAlign w:val="center"/>
+          </w:tcPr>
+          <w:p>
+            <w:pPr>
+              <w:spacing w:before="0" w:after="60" w:line="280" w:lineRule="auto"/>
+            </w:pPr>
+            <w:r>
+              <w:rPr>
+                <w:sz w:val="16"/>
+                <w:szCs w:val="16"/>
+              </w:rPr>
+              <w:t xml:space="preserve">知识库</w:t>
+            </w:r>
+          </w:p>
+        </w:tc>
+        <w:tc>
+          <w:tcPr>
+            <w:tcW w:w="3100" w:type="dxa"/>
+            <w:vAlign w:val="center"/>
+          </w:tcPr>
+          <w:p>
+            <w:pPr>
+              <w:spacing w:before="0" w:after="60" w:line="280" w:lineRule="auto"/>
+            </w:pPr>
+            <w:r>
+              <w:rPr>
+                <w:sz w:val="16"/>
+                <w:szCs w:val="16"/>
+              </w:rPr>
+              <w:t xml:space="preserve">官方事实分散在产品页、AI 页面、关于我们和投资者关系材料中。</w:t>
+              <w:br/>
+              <w:t xml:space="preserve">缺口：Kimi、DeepSeek 深度研究场景中，长文本事实若埋在段落中间，抽取稳定性下降。</w:t>
+            </w:r>
+          </w:p>
+        </w:tc>
+        <w:tc>
+          <w:tcPr>
+            <w:tcW w:w="3100" w:type="dxa"/>
+            <w:vAlign w:val="center"/>
+          </w:tcPr>
+          <w:p>
+            <w:pPr>
+              <w:spacing w:before="0" w:after="60" w:line="280" w:lineRule="auto"/>
+            </w:pPr>
+            <w:r>
+              <w:rPr>
+                <w:sz w:val="16"/>
+                <w:szCs w:val="16"/>
+              </w:rPr>
+              <w:t xml:space="preserve">建设中文长文知识库资料包，前置事实卡、目录锚点、引用口径和待确认清单。</w:t>
+            </w:r>
+          </w:p>
+        </w:tc>
+        <w:tc>
+          <w:tcPr>
+            <w:tcW w:w="1938" w:type="dxa"/>
+            <w:vAlign w:val="center"/>
+          </w:tcPr>
+          <w:p>
+            <w:pPr>
+              <w:spacing w:before="0" w:after="60" w:line="280" w:lineRule="auto"/>
+            </w:pPr>
+            <w:r>
+              <w:rPr>
+                <w:sz w:val="16"/>
+                <w:szCs w:val="16"/>
+              </w:rPr>
+              <w:t xml:space="preserve">资料包覆盖 8 类买方问题，关键事实不埋在长段落中间。</w:t>
+              <w:br/>
+              <w:t xml:space="preserve">责任：客户交付负责人</w:t>
+            </w:r>
+          </w:p>
+        </w:tc>
+      </w:tr>
+      <w:tr>
+        <w:tc>
+          <w:tcPr>
+            <w:tcW w:w="1500" w:type="dxa"/>
+            <w:vAlign w:val="center"/>
+          </w:tcPr>
+          <w:p>
+            <w:pPr>
+              <w:spacing w:before="0" w:after="60" w:line="280" w:lineRule="auto"/>
+            </w:pPr>
+            <w:r>
+              <w:rPr>
+                <w:sz w:val="16"/>
+                <w:szCs w:val="16"/>
+              </w:rPr>
+              <w:t xml:space="preserve">外部证据</w:t>
+            </w:r>
+          </w:p>
+        </w:tc>
+        <w:tc>
+          <w:tcPr>
+            <w:tcW w:w="3100" w:type="dxa"/>
+            <w:vAlign w:val="center"/>
+          </w:tcPr>
+          <w:p>
+            <w:pPr>
+              <w:spacing w:before="0" w:after="60" w:line="280" w:lineRule="auto"/>
+            </w:pPr>
+            <w:r>
+              <w:rPr>
+                <w:sz w:val="16"/>
+                <w:szCs w:val="16"/>
+              </w:rPr>
+              <w:t xml:space="preserve">官方来源强，但国内中文第三方证据和合作伙伴材料不足。</w:t>
+              <w:br/>
+              <w:t xml:space="preserve">缺口：若只有官网自述，AI 答案在比较和推荐场景中的信任信号偏弱。</w:t>
+            </w:r>
+          </w:p>
+        </w:tc>
+        <w:tc>
+          <w:tcPr>
+            <w:tcW w:w="3100" w:type="dxa"/>
+            <w:vAlign w:val="center"/>
+          </w:tcPr>
+          <w:p>
+            <w:pPr>
+              <w:spacing w:before="0" w:after="60" w:line="280" w:lineRule="auto"/>
+            </w:pPr>
+            <w:r>
+              <w:rPr>
+                <w:sz w:val="16"/>
+                <w:szCs w:val="16"/>
+              </w:rPr>
+              <w:t xml:space="preserve">建立第三方信源清单，补充行业媒体、合作伙伴、公开评测和客户授权案例。</w:t>
+            </w:r>
+          </w:p>
+        </w:tc>
+        <w:tc>
+          <w:tcPr>
+            <w:tcW w:w="1938" w:type="dxa"/>
+            <w:vAlign w:val="center"/>
+          </w:tcPr>
+          <w:p>
+            <w:pPr>
+              <w:spacing w:before="0" w:after="60" w:line="280" w:lineRule="auto"/>
+            </w:pPr>
+            <w:r>
+              <w:rPr>
+                <w:sz w:val="16"/>
+                <w:szCs w:val="16"/>
+              </w:rPr>
+              <w:t xml:space="preserve">新增至少 10 个可追溯外部信源，重要断言具备官方来源加第三方辅助证据。</w:t>
+              <w:br/>
+              <w:t xml:space="preserve">责任：PR 负责人</w:t>
+            </w:r>
+          </w:p>
+        </w:tc>
+      </w:tr>
+      <w:tr>
+        <w:tc>
+          <w:tcPr>
+            <w:tcW w:w="1500" w:type="dxa"/>
+            <w:vAlign w:val="center"/>
+          </w:tcPr>
+          <w:p>
+            <w:pPr>
+              <w:spacing w:before="0" w:after="60" w:line="280" w:lineRule="auto"/>
+            </w:pPr>
+            <w:r>
+              <w:rPr>
+                <w:sz w:val="16"/>
+                <w:szCs w:val="16"/>
+              </w:rPr>
+              <w:t xml:space="preserve">平台适配</w:t>
+            </w:r>
+          </w:p>
+        </w:tc>
+        <w:tc>
+          <w:tcPr>
+            <w:tcW w:w="3100" w:type="dxa"/>
+            <w:vAlign w:val="center"/>
+          </w:tcPr>
+          <w:p>
+            <w:pPr>
+              <w:spacing w:before="0" w:after="60" w:line="280" w:lineRule="auto"/>
+            </w:pPr>
+            <w:r>
+              <w:rPr>
+                <w:sz w:val="16"/>
+                <w:szCs w:val="16"/>
+              </w:rPr>
+              <w:t xml:space="preserve">五个平台的内容偏好不同，当前方案需要显式拆分 DeepSeek、豆包、千问、Kimi、元宝动作。</w:t>
+              <w:br/>
+              <w:t xml:space="preserve">缺口：若只输出统一内容清单，平台差异不会进入执行排期。</w:t>
+            </w:r>
+          </w:p>
+        </w:tc>
+        <w:tc>
+          <w:tcPr>
+            <w:tcW w:w="3100" w:type="dxa"/>
+            <w:vAlign w:val="center"/>
+          </w:tcPr>
+          <w:p>
+            <w:pPr>
+              <w:spacing w:before="0" w:after="60" w:line="280" w:lineRule="auto"/>
+            </w:pPr>
+            <w:r>
+              <w:rPr>
+                <w:sz w:val="16"/>
+                <w:szCs w:val="16"/>
+              </w:rPr>
+              <w:t xml:space="preserve">DeepSeek 强化逻辑证据链，豆包强化口语问答，千问强化引用规范，Kimi 强化长文知识库，元宝强化微信生态入口。</w:t>
+            </w:r>
+          </w:p>
+        </w:tc>
+        <w:tc>
+          <w:tcPr>
+            <w:tcW w:w="1938" w:type="dxa"/>
+            <w:vAlign w:val="center"/>
+          </w:tcPr>
+          <w:p>
+            <w:pPr>
+              <w:spacing w:before="0" w:after="60" w:line="280" w:lineRule="auto"/>
+            </w:pPr>
+            <w:r>
+              <w:rPr>
+                <w:sz w:val="16"/>
+                <w:szCs w:val="16"/>
+              </w:rPr>
+              <w:t xml:space="preserve">五个平台均有问题簇、资产要求、验收指标和风险提示。</w:t>
+              <w:br/>
+              <w:t xml:space="preserve">责任：增长负责人</w:t>
+            </w:r>
+          </w:p>
+        </w:tc>
+      </w:tr>
+      <w:tr>
+        <w:tc>
+          <w:tcPr>
+            <w:tcW w:w="1500" w:type="dxa"/>
+            <w:vAlign w:val="center"/>
+          </w:tcPr>
+          <w:p>
+            <w:pPr>
+              <w:spacing w:before="0" w:after="60" w:line="280" w:lineRule="auto"/>
+            </w:pPr>
+            <w:r>
+              <w:rPr>
+                <w:sz w:val="16"/>
+                <w:szCs w:val="16"/>
+              </w:rPr>
+              <w:t xml:space="preserve">监测治理</w:t>
+            </w:r>
+          </w:p>
+        </w:tc>
+        <w:tc>
+          <w:tcPr>
+            <w:tcW w:w="3100" w:type="dxa"/>
+            <w:vAlign w:val="center"/>
+          </w:tcPr>
+          <w:p>
+            <w:pPr>
+              <w:spacing w:before="0" w:after="60" w:line="280" w:lineRule="auto"/>
+            </w:pPr>
+            <w:r>
+              <w:rPr>
+                <w:sz w:val="16"/>
+                <w:szCs w:val="16"/>
+              </w:rPr>
+              <w:t xml:space="preserve">已有监测闭环方向，但基线采样、归因和预算决策机制需要固化。</w:t>
+              <w:br/>
+              <w:t xml:space="preserve">缺口：没有稳定治理节奏时，事实错误、引用缺失和平台波动难以及时回流修复。</w:t>
+            </w:r>
+          </w:p>
+        </w:tc>
+        <w:tc>
+          <w:tcPr>
+            <w:tcW w:w="3100" w:type="dxa"/>
+            <w:vAlign w:val="center"/>
+          </w:tcPr>
+          <w:p>
+            <w:pPr>
+              <w:spacing w:before="0" w:after="60" w:line="280" w:lineRule="auto"/>
+            </w:pPr>
+            <w:r>
+              <w:rPr>
+                <w:sz w:val="16"/>
+                <w:szCs w:val="16"/>
+              </w:rPr>
+              <w:t xml:space="preserve">建立周会、双周采样复盘、月度 steering review 和合规升级机制。</w:t>
+            </w:r>
+          </w:p>
+        </w:tc>
+        <w:tc>
+          <w:tcPr>
+            <w:tcW w:w="1938" w:type="dxa"/>
+            <w:vAlign w:val="center"/>
+          </w:tcPr>
+          <w:p>
+            <w:pPr>
+              <w:spacing w:before="0" w:after="60" w:line="280" w:lineRule="auto"/>
+            </w:pPr>
+            <w:r>
+              <w:rPr>
+                <w:sz w:val="16"/>
+                <w:szCs w:val="16"/>
+              </w:rPr>
+              <w:t xml:space="preserve">每次复测输出指标变化、问题归因、修复 Backlog 和下一轮优先级。</w:t>
+              <w:br/>
+              <w:t xml:space="preserve">责任：客户交付负责人</w:t>
+            </w:r>
+          </w:p>
+        </w:tc>
+      </w:tr>
+    </w:tbl>
+    <w:p>
+      <w:pPr>
+        <w:pStyle w:val="Heading1"/>
+        <w:keepNext/>
+        <w:spacing w:before="260" w:after="120" w:line="300" w:lineRule="auto"/>
+      </w:pPr>
+      <w:r>
+        <w:t xml:space="preserve">证据成熟度与事实底座</w:t>
+      </w:r>
+    </w:p>
+    <w:tbl>
+      <w:tblPr>
+        <w:tblW w:w="9638" w:type="dxa"/>
+        <w:tblLayout w:type="fixed"/>
+        <w:tblCellMar>
+          <w:top w:w="90" w:type="dxa"/>
+          <w:left w:w="120" w:type="dxa"/>
+          <w:bottom w:w="90" w:type="dxa"/>
+          <w:right w:w="120" w:type="dxa"/>
+        </w:tblCellMar>
+        <w:tblBorders>
+          <w:top w:val="single" w:sz="4" w:color="E8E5DA"/>
+          <w:left w:val="single" w:sz="4" w:color="E8E5DA"/>
+          <w:bottom w:val="single" w:sz="4" w:color="E8E5DA"/>
+          <w:right w:val="single" w:sz="4" w:color="E8E5DA"/>
+          <w:insideH w:val="single" w:sz="4" w:color="E8E5DA"/>
+          <w:insideV w:val="single" w:sz="4" w:color="E8E5DA"/>
+        </w:tblBorders>
+      </w:tblPr>
+      <w:tblGrid>
+        <w:gridCol w:w="2350"/>
+        <w:gridCol w:w="2400"/>
+        <w:gridCol w:w="3500"/>
+        <w:gridCol w:w="1388"/>
+      </w:tblGrid>
+      <w:tr>
+        <w:tc>
+          <w:tcPr>
+            <w:tcW w:w="2350" w:type="dxa"/>
+            <w:shd w:fill="FAF9F5"/>
+            <w:vAlign w:val="center"/>
+          </w:tcPr>
+          <w:p>
+            <w:pPr>
+              <w:spacing w:before="0" w:after="60" w:line="280" w:lineRule="auto"/>
+            </w:pPr>
+            <w:r>
+              <w:rPr>
+                <w:b/>
+                <w:sz w:val="16"/>
+                <w:szCs w:val="16"/>
+              </w:rPr>
+              <w:t xml:space="preserve">断言/​资产</w:t>
+            </w:r>
+          </w:p>
+        </w:tc>
+        <w:tc>
+          <w:tcPr>
+            <w:tcW w:w="2400" w:type="dxa"/>
+            <w:shd w:fill="FAF9F5"/>
+            <w:vAlign w:val="center"/>
+          </w:tcPr>
+          <w:p>
+            <w:pPr>
+              <w:spacing w:before="0" w:after="60" w:line="280" w:lineRule="auto"/>
+            </w:pPr>
+            <w:r>
+              <w:rPr>
+                <w:b/>
+                <w:sz w:val="16"/>
+                <w:szCs w:val="16"/>
+              </w:rPr>
+              <w:t xml:space="preserve">成熟度与来源</w:t>
+            </w:r>
+          </w:p>
+        </w:tc>
+        <w:tc>
+          <w:tcPr>
+            <w:tcW w:w="3500" w:type="dxa"/>
+            <w:shd w:fill="FAF9F5"/>
+            <w:vAlign w:val="center"/>
+          </w:tcPr>
+          <w:p>
+            <w:pPr>
+              <w:spacing w:before="0" w:after="60" w:line="280" w:lineRule="auto"/>
+            </w:pPr>
+            <w:r>
+              <w:rPr>
+                <w:b/>
+                <w:sz w:val="16"/>
+                <w:szCs w:val="16"/>
+              </w:rPr>
+              <w:t xml:space="preserve">缺口与动作</w:t>
+            </w:r>
+          </w:p>
+        </w:tc>
+        <w:tc>
+          <w:tcPr>
+            <w:tcW w:w="1388" w:type="dxa"/>
+            <w:shd w:fill="FAF9F5"/>
+            <w:vAlign w:val="center"/>
+          </w:tcPr>
+          <w:p>
+            <w:pPr>
+              <w:spacing w:before="0" w:after="60" w:line="280" w:lineRule="auto"/>
+            </w:pPr>
+            <w:r>
+              <w:rPr>
+                <w:b/>
+                <w:sz w:val="16"/>
+                <w:szCs w:val="16"/>
+              </w:rPr>
+              <w:t xml:space="preserve">责任角色</w:t>
+            </w:r>
+          </w:p>
+        </w:tc>
+      </w:tr>
+      <w:tr>
+        <w:tc>
+          <w:tcPr>
+            <w:tcW w:w="2350" w:type="dxa"/>
+            <w:vAlign w:val="center"/>
+          </w:tcPr>
+          <w:p>
+            <w:pPr>
+              <w:spacing w:before="0" w:after="60" w:line="280" w:lineRule="auto"/>
+            </w:pPr>
+            <w:r>
+              <w:rPr>
+                <w:sz w:val="16"/>
+                <w:szCs w:val="16"/>
+              </w:rPr>
+              <w:t xml:space="preserve">HubSpot 是客户平台，覆盖 CRM、营销、销售、服务、内容、数据和商务等产品能力。</w:t>
+            </w:r>
+          </w:p>
+        </w:tc>
+        <w:tc>
+          <w:tcPr>
+            <w:tcW w:w="2400" w:type="dxa"/>
+            <w:vAlign w:val="center"/>
+          </w:tcPr>
+          <w:p>
+            <w:pPr>
+              <w:spacing w:before="0" w:after="60" w:line="280" w:lineRule="auto"/>
+            </w:pPr>
+            <w:r>
+              <w:rPr>
+                <w:sz w:val="16"/>
+                <w:szCs w:val="16"/>
+              </w:rPr>
+              <w:t xml:space="preserve">A 官方来源</w:t>
+              <w:br/>
+              <w:t xml:space="preserve">来源：官网产品和平台页面可验证。</w:t>
+            </w:r>
+          </w:p>
+        </w:tc>
+        <w:tc>
+          <w:tcPr>
+            <w:tcW w:w="3500" w:type="dxa"/>
+            <w:vAlign w:val="center"/>
+          </w:tcPr>
+          <w:p>
+            <w:pPr>
+              <w:spacing w:before="0" w:after="60" w:line="280" w:lineRule="auto"/>
+            </w:pPr>
+            <w:r>
+              <w:rPr>
+                <w:sz w:val="16"/>
+                <w:szCs w:val="16"/>
+              </w:rPr>
+              <w:t xml:space="preserve">中文摘要页尚未统一当前产品线口径。</w:t>
+              <w:br/>
+              <w:t xml:space="preserve">动作：把官方产品线整理为中文事实卡，保留英文 URL 和更新时间。</w:t>
+            </w:r>
+          </w:p>
+        </w:tc>
+        <w:tc>
+          <w:tcPr>
+            <w:tcW w:w="1388" w:type="dxa"/>
+            <w:vAlign w:val="center"/>
+          </w:tcPr>
+          <w:p>
+            <w:pPr>
+              <w:spacing w:before="0" w:after="60" w:line="280" w:lineRule="auto"/>
+            </w:pPr>
+            <w:r>
+              <w:rPr>
+                <w:sz w:val="16"/>
+                <w:szCs w:val="16"/>
+              </w:rPr>
+              <w:t xml:space="preserve">产品市场负责人</w:t>
+            </w:r>
+          </w:p>
+        </w:tc>
+      </w:tr>
+      <w:tr>
+        <w:tc>
+          <w:tcPr>
+            <w:tcW w:w="2350" w:type="dxa"/>
+            <w:vAlign w:val="center"/>
+          </w:tcPr>
+          <w:p>
+            <w:pPr>
+              <w:spacing w:before="0" w:after="60" w:line="280" w:lineRule="auto"/>
+            </w:pPr>
+            <w:r>
+              <w:rPr>
+                <w:sz w:val="16"/>
+                <w:szCs w:val="16"/>
+              </w:rPr>
+              <w:t xml:space="preserve">Breeze 是 HubSpot AI 能力的当前品牌口径。</w:t>
+            </w:r>
+          </w:p>
+        </w:tc>
+        <w:tc>
+          <w:tcPr>
+            <w:tcW w:w="2400" w:type="dxa"/>
+            <w:vAlign w:val="center"/>
+          </w:tcPr>
+          <w:p>
+            <w:pPr>
+              <w:spacing w:before="0" w:after="60" w:line="280" w:lineRule="auto"/>
+            </w:pPr>
+            <w:r>
+              <w:rPr>
+                <w:sz w:val="16"/>
+                <w:szCs w:val="16"/>
+              </w:rPr>
+              <w:t xml:space="preserve">A 官方来源</w:t>
+              <w:br/>
+              <w:t xml:space="preserve">来源：官方 AI 页面可验证。</w:t>
+            </w:r>
+          </w:p>
+        </w:tc>
+        <w:tc>
+          <w:tcPr>
+            <w:tcW w:w="3500" w:type="dxa"/>
+            <w:vAlign w:val="center"/>
+          </w:tcPr>
+          <w:p>
+            <w:pPr>
+              <w:spacing w:before="0" w:after="60" w:line="280" w:lineRule="auto"/>
+            </w:pPr>
+            <w:r>
+              <w:rPr>
+                <w:sz w:val="16"/>
+                <w:szCs w:val="16"/>
+              </w:rPr>
+              <w:t xml:space="preserve">国内中文问答中容易被泛化为“AI CRM”。</w:t>
+              <w:br/>
+              <w:t xml:space="preserve">动作：建立 Breeze 中文说明、适用场景、能力边界和禁用夸大表述。</w:t>
+            </w:r>
+          </w:p>
+        </w:tc>
+        <w:tc>
+          <w:tcPr>
+            <w:tcW w:w="1388" w:type="dxa"/>
+            <w:vAlign w:val="center"/>
+          </w:tcPr>
+          <w:p>
+            <w:pPr>
+              <w:spacing w:before="0" w:after="60" w:line="280" w:lineRule="auto"/>
+            </w:pPr>
+            <w:r>
+              <w:rPr>
+                <w:sz w:val="16"/>
+                <w:szCs w:val="16"/>
+              </w:rPr>
+              <w:t xml:space="preserve">内容负责人</w:t>
+            </w:r>
+          </w:p>
+        </w:tc>
+      </w:tr>
+      <w:tr>
+        <w:tc>
+          <w:tcPr>
+            <w:tcW w:w="2350" w:type="dxa"/>
+            <w:vAlign w:val="center"/>
+          </w:tcPr>
+          <w:p>
+            <w:pPr>
+              <w:spacing w:before="0" w:after="60" w:line="280" w:lineRule="auto"/>
+            </w:pPr>
+            <w:r>
+              <w:rPr>
+                <w:sz w:val="16"/>
+                <w:szCs w:val="16"/>
+              </w:rPr>
+              <w:t xml:space="preserve">客户规模、收入等公司级数据。</w:t>
+            </w:r>
+          </w:p>
+        </w:tc>
+        <w:tc>
+          <w:tcPr>
+            <w:tcW w:w="2400" w:type="dxa"/>
+            <w:vAlign w:val="center"/>
+          </w:tcPr>
+          <w:p>
+            <w:pPr>
+              <w:spacing w:before="0" w:after="60" w:line="280" w:lineRule="auto"/>
+            </w:pPr>
+            <w:r>
+              <w:rPr>
+                <w:sz w:val="16"/>
+                <w:szCs w:val="16"/>
+              </w:rPr>
+              <w:t xml:space="preserve">A 官方/​投资者关系来源</w:t>
+              <w:br/>
+              <w:t xml:space="preserve">来源：投资者关系材料可验证，但数字随季度变化。</w:t>
+            </w:r>
+          </w:p>
+        </w:tc>
+        <w:tc>
+          <w:tcPr>
+            <w:tcW w:w="3500" w:type="dxa"/>
+            <w:vAlign w:val="center"/>
+          </w:tcPr>
+          <w:p>
+            <w:pPr>
+              <w:spacing w:before="0" w:after="60" w:line="280" w:lineRule="auto"/>
+            </w:pPr>
+            <w:r>
+              <w:rPr>
+                <w:sz w:val="16"/>
+                <w:szCs w:val="16"/>
+              </w:rPr>
+              <w:t xml:space="preserve">静态报告可能过期。</w:t>
+              <w:br/>
+              <w:t xml:space="preserve">动作：所有数字加“截至日期”，月度复核，过期数据进入待确认状态。</w:t>
+            </w:r>
+          </w:p>
+        </w:tc>
+        <w:tc>
+          <w:tcPr>
+            <w:tcW w:w="1388" w:type="dxa"/>
+            <w:vAlign w:val="center"/>
+          </w:tcPr>
+          <w:p>
+            <w:pPr>
+              <w:spacing w:before="0" w:after="60" w:line="280" w:lineRule="auto"/>
+            </w:pPr>
+            <w:r>
+              <w:rPr>
+                <w:sz w:val="16"/>
+                <w:szCs w:val="16"/>
+              </w:rPr>
+              <w:t xml:space="preserve">数据负责人</w:t>
+            </w:r>
+          </w:p>
+        </w:tc>
+      </w:tr>
+      <w:tr>
+        <w:tc>
+          <w:tcPr>
+            <w:tcW w:w="2350" w:type="dxa"/>
+            <w:vAlign w:val="center"/>
+          </w:tcPr>
+          <w:p>
+            <w:pPr>
+              <w:spacing w:before="0" w:after="60" w:line="280" w:lineRule="auto"/>
+            </w:pPr>
+            <w:r>
+              <w:rPr>
+                <w:sz w:val="16"/>
+                <w:szCs w:val="16"/>
+              </w:rPr>
+              <w:t xml:space="preserve">HubSpot 与 Salesforce 等竞品对比。</w:t>
+            </w:r>
+          </w:p>
+        </w:tc>
+        <w:tc>
+          <w:tcPr>
+            <w:tcW w:w="2400" w:type="dxa"/>
+            <w:vAlign w:val="center"/>
+          </w:tcPr>
+          <w:p>
+            <w:pPr>
+              <w:spacing w:before="0" w:after="60" w:line="280" w:lineRule="auto"/>
+            </w:pPr>
+            <w:r>
+              <w:rPr>
+                <w:sz w:val="16"/>
+                <w:szCs w:val="16"/>
+              </w:rPr>
+              <w:t xml:space="preserve">B 第三方可验证</w:t>
+              <w:br/>
+              <w:t xml:space="preserve">来源：可结合官方产品页、第三方评测和用户评价。</w:t>
+            </w:r>
+          </w:p>
+        </w:tc>
+        <w:tc>
+          <w:tcPr>
+            <w:tcW w:w="3500" w:type="dxa"/>
+            <w:vAlign w:val="center"/>
+          </w:tcPr>
+          <w:p>
+            <w:pPr>
+              <w:spacing w:before="0" w:after="60" w:line="280" w:lineRule="auto"/>
+            </w:pPr>
+            <w:r>
+              <w:rPr>
+                <w:sz w:val="16"/>
+                <w:szCs w:val="16"/>
+              </w:rPr>
+              <w:t xml:space="preserve">中文对比页需要避免片面或不可证优势。</w:t>
+              <w:br/>
+              <w:t xml:space="preserve">动作：建立同口径比较表，只写可验证维度和适用场景。</w:t>
+            </w:r>
+          </w:p>
+        </w:tc>
+        <w:tc>
+          <w:tcPr>
+            <w:tcW w:w="1388" w:type="dxa"/>
+            <w:vAlign w:val="center"/>
+          </w:tcPr>
+          <w:p>
+            <w:pPr>
+              <w:spacing w:before="0" w:after="60" w:line="280" w:lineRule="auto"/>
+            </w:pPr>
+            <w:r>
+              <w:rPr>
+                <w:sz w:val="16"/>
+                <w:szCs w:val="16"/>
+              </w:rPr>
+              <w:t xml:space="preserve">编辑负责人</w:t>
+            </w:r>
+          </w:p>
+        </w:tc>
+      </w:tr>
+      <w:tr>
+        <w:tc>
+          <w:tcPr>
+            <w:tcW w:w="2350" w:type="dxa"/>
+            <w:vAlign w:val="center"/>
+          </w:tcPr>
+          <w:p>
+            <w:pPr>
+              <w:spacing w:before="0" w:after="60" w:line="280" w:lineRule="auto"/>
+            </w:pPr>
+            <w:r>
+              <w:rPr>
+                <w:sz w:val="16"/>
+                <w:szCs w:val="16"/>
+              </w:rPr>
+              <w:t xml:space="preserve">中国团队使用、中文支持、本地生态兼容。</w:t>
+            </w:r>
+          </w:p>
+        </w:tc>
+        <w:tc>
+          <w:tcPr>
+            <w:tcW w:w="2400" w:type="dxa"/>
+            <w:vAlign w:val="center"/>
+          </w:tcPr>
+          <w:p>
+            <w:pPr>
+              <w:spacing w:before="0" w:after="60" w:line="280" w:lineRule="auto"/>
+            </w:pPr>
+            <w:r>
+              <w:rPr>
+                <w:sz w:val="16"/>
+                <w:szCs w:val="16"/>
+              </w:rPr>
+              <w:t xml:space="preserve">D 待补证</w:t>
+              <w:br/>
+              <w:t xml:space="preserve">来源：需要官方帮助中心、销售政策或客户授权材料支撑。</w:t>
+            </w:r>
+          </w:p>
+        </w:tc>
+        <w:tc>
+          <w:tcPr>
+            <w:tcW w:w="3500" w:type="dxa"/>
+            <w:vAlign w:val="center"/>
+          </w:tcPr>
+          <w:p>
+            <w:pPr>
+              <w:spacing w:before="0" w:after="60" w:line="280" w:lineRule="auto"/>
+            </w:pPr>
+            <w:r>
+              <w:rPr>
+                <w:sz w:val="16"/>
+                <w:szCs w:val="16"/>
+              </w:rPr>
+              <w:t xml:space="preserve">若无证据，容易产生过度承诺。</w:t>
+              <w:br/>
+              <w:t xml:space="preserve">动作：拆成“已验证支持”“需实施配置”“不承诺”三类表述。</w:t>
+            </w:r>
+          </w:p>
+        </w:tc>
+        <w:tc>
+          <w:tcPr>
+            <w:tcW w:w="1388" w:type="dxa"/>
+            <w:vAlign w:val="center"/>
+          </w:tcPr>
+          <w:p>
+            <w:pPr>
+              <w:spacing w:before="0" w:after="60" w:line="280" w:lineRule="auto"/>
+            </w:pPr>
+            <w:r>
+              <w:rPr>
+                <w:sz w:val="16"/>
+                <w:szCs w:val="16"/>
+              </w:rPr>
+              <w:t xml:space="preserve">法务/​合规负责人</w:t>
+            </w:r>
+          </w:p>
+        </w:tc>
+      </w:tr>
+      <w:tr>
+        <w:tc>
+          <w:tcPr>
+            <w:tcW w:w="2350" w:type="dxa"/>
+            <w:vAlign w:val="center"/>
+          </w:tcPr>
+          <w:p>
+            <w:pPr>
+              <w:spacing w:before="0" w:after="60" w:line="280" w:lineRule="auto"/>
+            </w:pPr>
+            <w:r>
+              <w:rPr>
+                <w:sz w:val="16"/>
+                <w:szCs w:val="16"/>
+              </w:rPr>
+              <w:t xml:space="preserve">客户案例和行业效果数据。</w:t>
+            </w:r>
+          </w:p>
+        </w:tc>
+        <w:tc>
+          <w:tcPr>
+            <w:tcW w:w="2400" w:type="dxa"/>
+            <w:vAlign w:val="center"/>
+          </w:tcPr>
+          <w:p>
+            <w:pPr>
+              <w:spacing w:before="0" w:after="60" w:line="280" w:lineRule="auto"/>
+            </w:pPr>
+            <w:r>
+              <w:rPr>
+                <w:sz w:val="16"/>
+                <w:szCs w:val="16"/>
+              </w:rPr>
+              <w:t xml:space="preserve">C 客户/​案例证据</w:t>
+              <w:br/>
+              <w:t xml:space="preserve">来源：需确认客户授权、行业适配和数据口径。</w:t>
+            </w:r>
+          </w:p>
+        </w:tc>
+        <w:tc>
+          <w:tcPr>
+            <w:tcW w:w="3500" w:type="dxa"/>
+            <w:vAlign w:val="center"/>
+          </w:tcPr>
+          <w:p>
+            <w:pPr>
+              <w:spacing w:before="0" w:after="60" w:line="280" w:lineRule="auto"/>
+            </w:pPr>
+            <w:r>
+              <w:rPr>
+                <w:sz w:val="16"/>
+                <w:szCs w:val="16"/>
+              </w:rPr>
+              <w:t xml:space="preserve">部分案例无法直接外显到中文内容。</w:t>
+              <w:br/>
+              <w:t xml:space="preserve">动作：优先使用公开授权案例，未授权案例只做内部销售知识库。</w:t>
+            </w:r>
+          </w:p>
+        </w:tc>
+        <w:tc>
+          <w:tcPr>
+            <w:tcW w:w="1388" w:type="dxa"/>
+            <w:vAlign w:val="center"/>
+          </w:tcPr>
+          <w:p>
+            <w:pPr>
+              <w:spacing w:before="0" w:after="60" w:line="280" w:lineRule="auto"/>
+            </w:pPr>
+            <w:r>
+              <w:rPr>
+                <w:sz w:val="16"/>
+                <w:szCs w:val="16"/>
+              </w:rPr>
+              <w:t xml:space="preserve">PR 负责人</w:t>
+            </w:r>
+          </w:p>
+        </w:tc>
+      </w:tr>
+      <w:tr>
+        <w:tc>
+          <w:tcPr>
+            <w:tcW w:w="2350" w:type="dxa"/>
+            <w:vAlign w:val="center"/>
+          </w:tcPr>
+          <w:p>
+            <w:pPr>
+              <w:spacing w:before="0" w:after="60" w:line="280" w:lineRule="auto"/>
+            </w:pPr>
+            <w:r>
+              <w:rPr>
+                <w:sz w:val="16"/>
+                <w:szCs w:val="16"/>
+              </w:rPr>
+              <w:t xml:space="preserve">“保证被国内 AI 平台引用”类承诺。</w:t>
+            </w:r>
+          </w:p>
+        </w:tc>
+        <w:tc>
+          <w:tcPr>
+            <w:tcW w:w="2400" w:type="dxa"/>
+            <w:vAlign w:val="center"/>
+          </w:tcPr>
+          <w:p>
+            <w:pPr>
+              <w:spacing w:before="0" w:after="60" w:line="280" w:lineRule="auto"/>
+            </w:pPr>
+            <w:r>
+              <w:rPr>
+                <w:sz w:val="16"/>
+                <w:szCs w:val="16"/>
+              </w:rPr>
+              <w:t xml:space="preserve">E 禁用表述</w:t>
+              <w:br/>
+              <w:t xml:space="preserve">来源：无可验证来源。</w:t>
+            </w:r>
+          </w:p>
+        </w:tc>
+        <w:tc>
+          <w:tcPr>
+            <w:tcW w:w="3500" w:type="dxa"/>
+            <w:vAlign w:val="center"/>
+          </w:tcPr>
+          <w:p>
+            <w:pPr>
+              <w:spacing w:before="0" w:after="60" w:line="280" w:lineRule="auto"/>
+            </w:pPr>
+            <w:r>
+              <w:rPr>
+                <w:sz w:val="16"/>
+                <w:szCs w:val="16"/>
+              </w:rPr>
+              <w:t xml:space="preserve">该承诺违反方法边界。</w:t>
+              <w:br/>
+              <w:t xml:space="preserve">动作：统一替换为“提升可发现性、可验证性和可抽取性”。</w:t>
+            </w:r>
+          </w:p>
+        </w:tc>
+        <w:tc>
+          <w:tcPr>
+            <w:tcW w:w="1388" w:type="dxa"/>
+            <w:vAlign w:val="center"/>
+          </w:tcPr>
+          <w:p>
+            <w:pPr>
+              <w:spacing w:before="0" w:after="60" w:line="280" w:lineRule="auto"/>
+            </w:pPr>
+            <w:r>
+              <w:rPr>
+                <w:sz w:val="16"/>
+                <w:szCs w:val="16"/>
+              </w:rPr>
+              <w:t xml:space="preserve">客户交付负责人</w:t>
             </w:r>
           </w:p>
         </w:tc>
@@ -599,12 +3015,12 @@
           <w:right w:w="120" w:type="dxa"/>
         </w:tblCellMar>
         <w:tblBorders>
-          <w:top w:val="single" w:sz="4" w:color="D9DEE8"/>
-          <w:left w:val="single" w:sz="4" w:color="D9DEE8"/>
-          <w:bottom w:val="single" w:sz="4" w:color="D9DEE8"/>
-          <w:right w:val="single" w:sz="4" w:color="D9DEE8"/>
-          <w:insideH w:val="single" w:sz="4" w:color="D9DEE8"/>
-          <w:insideV w:val="single" w:sz="4" w:color="D9DEE8"/>
+          <w:top w:val="single" w:sz="4" w:color="E8E5DA"/>
+          <w:left w:val="single" w:sz="4" w:color="E8E5DA"/>
+          <w:bottom w:val="single" w:sz="4" w:color="E8E5DA"/>
+          <w:right w:val="single" w:sz="4" w:color="E8E5DA"/>
+          <w:insideH w:val="single" w:sz="4" w:color="E8E5DA"/>
+          <w:insideV w:val="single" w:sz="4" w:color="E8E5DA"/>
         </w:tblBorders>
       </w:tblPr>
       <w:tblGrid>
@@ -615,7 +3031,7 @@
         <w:tc>
           <w:tcPr>
             <w:tcW w:w="1700" w:type="dxa"/>
-            <w:shd w:fill="F6F8FB"/>
+            <w:shd w:fill="FAF9F5"/>
             <w:vAlign w:val="center"/>
           </w:tcPr>
           <w:p>
@@ -635,7 +3051,7 @@
         <w:tc>
           <w:tcPr>
             <w:tcW w:w="7938" w:type="dxa"/>
-            <w:shd w:fill="F6F8FB"/>
+            <w:shd w:fill="FAF9F5"/>
             <w:vAlign w:val="center"/>
           </w:tcPr>
           <w:p>
@@ -865,12 +3281,12 @@
           <w:right w:w="120" w:type="dxa"/>
         </w:tblCellMar>
         <w:tblBorders>
-          <w:top w:val="single" w:sz="4" w:color="D9DEE8"/>
-          <w:left w:val="single" w:sz="4" w:color="D9DEE8"/>
-          <w:bottom w:val="single" w:sz="4" w:color="D9DEE8"/>
-          <w:right w:val="single" w:sz="4" w:color="D9DEE8"/>
-          <w:insideH w:val="single" w:sz="4" w:color="D9DEE8"/>
-          <w:insideV w:val="single" w:sz="4" w:color="D9DEE8"/>
+          <w:top w:val="single" w:sz="4" w:color="E8E5DA"/>
+          <w:left w:val="single" w:sz="4" w:color="E8E5DA"/>
+          <w:bottom w:val="single" w:sz="4" w:color="E8E5DA"/>
+          <w:right w:val="single" w:sz="4" w:color="E8E5DA"/>
+          <w:insideH w:val="single" w:sz="4" w:color="E8E5DA"/>
+          <w:insideV w:val="single" w:sz="4" w:color="E8E5DA"/>
         </w:tblBorders>
       </w:tblPr>
       <w:tblGrid>
@@ -881,7 +3297,7 @@
         <w:tc>
           <w:tcPr>
             <w:tcW w:w="1700" w:type="dxa"/>
-            <w:shd w:fill="F6F8FB"/>
+            <w:shd w:fill="FAF9F5"/>
             <w:vAlign w:val="center"/>
           </w:tcPr>
           <w:p>
@@ -901,7 +3317,7 @@
         <w:tc>
           <w:tcPr>
             <w:tcW w:w="7938" w:type="dxa"/>
-            <w:shd w:fill="F6F8FB"/>
+            <w:shd w:fill="FAF9F5"/>
             <w:vAlign w:val="center"/>
           </w:tcPr>
           <w:p>
@@ -1131,12 +3547,12 @@
           <w:right w:w="120" w:type="dxa"/>
         </w:tblCellMar>
         <w:tblBorders>
-          <w:top w:val="single" w:sz="4" w:color="D9DEE8"/>
-          <w:left w:val="single" w:sz="4" w:color="D9DEE8"/>
-          <w:bottom w:val="single" w:sz="4" w:color="D9DEE8"/>
-          <w:right w:val="single" w:sz="4" w:color="D9DEE8"/>
-          <w:insideH w:val="single" w:sz="4" w:color="D9DEE8"/>
-          <w:insideV w:val="single" w:sz="4" w:color="D9DEE8"/>
+          <w:top w:val="single" w:sz="4" w:color="E8E5DA"/>
+          <w:left w:val="single" w:sz="4" w:color="E8E5DA"/>
+          <w:bottom w:val="single" w:sz="4" w:color="E8E5DA"/>
+          <w:right w:val="single" w:sz="4" w:color="E8E5DA"/>
+          <w:insideH w:val="single" w:sz="4" w:color="E8E5DA"/>
+          <w:insideV w:val="single" w:sz="4" w:color="E8E5DA"/>
         </w:tblBorders>
       </w:tblPr>
       <w:tblGrid>
@@ -1147,7 +3563,7 @@
         <w:tc>
           <w:tcPr>
             <w:tcW w:w="1700" w:type="dxa"/>
-            <w:shd w:fill="F6F8FB"/>
+            <w:shd w:fill="FAF9F5"/>
             <w:vAlign w:val="center"/>
           </w:tcPr>
           <w:p>
@@ -1167,7 +3583,7 @@
         <w:tc>
           <w:tcPr>
             <w:tcW w:w="7938" w:type="dxa"/>
-            <w:shd w:fill="F6F8FB"/>
+            <w:shd w:fill="FAF9F5"/>
             <w:vAlign w:val="center"/>
           </w:tcPr>
           <w:p>
@@ -1397,12 +3813,12 @@
           <w:right w:w="120" w:type="dxa"/>
         </w:tblCellMar>
         <w:tblBorders>
-          <w:top w:val="single" w:sz="4" w:color="D9DEE8"/>
-          <w:left w:val="single" w:sz="4" w:color="D9DEE8"/>
-          <w:bottom w:val="single" w:sz="4" w:color="D9DEE8"/>
-          <w:right w:val="single" w:sz="4" w:color="D9DEE8"/>
-          <w:insideH w:val="single" w:sz="4" w:color="D9DEE8"/>
-          <w:insideV w:val="single" w:sz="4" w:color="D9DEE8"/>
+          <w:top w:val="single" w:sz="4" w:color="E8E5DA"/>
+          <w:left w:val="single" w:sz="4" w:color="E8E5DA"/>
+          <w:bottom w:val="single" w:sz="4" w:color="E8E5DA"/>
+          <w:right w:val="single" w:sz="4" w:color="E8E5DA"/>
+          <w:insideH w:val="single" w:sz="4" w:color="E8E5DA"/>
+          <w:insideV w:val="single" w:sz="4" w:color="E8E5DA"/>
         </w:tblBorders>
       </w:tblPr>
       <w:tblGrid>
@@ -1413,7 +3829,7 @@
         <w:tc>
           <w:tcPr>
             <w:tcW w:w="1700" w:type="dxa"/>
-            <w:shd w:fill="F6F8FB"/>
+            <w:shd w:fill="FAF9F5"/>
             <w:vAlign w:val="center"/>
           </w:tcPr>
           <w:p>
@@ -1433,7 +3849,7 @@
         <w:tc>
           <w:tcPr>
             <w:tcW w:w="7938" w:type="dxa"/>
-            <w:shd w:fill="F6F8FB"/>
+            <w:shd w:fill="FAF9F5"/>
             <w:vAlign w:val="center"/>
           </w:tcPr>
           <w:p>
@@ -1673,12 +4089,12 @@
           <w:right w:w="120" w:type="dxa"/>
         </w:tblCellMar>
         <w:tblBorders>
-          <w:top w:val="single" w:sz="4" w:color="D9DEE8"/>
-          <w:left w:val="single" w:sz="4" w:color="D9DEE8"/>
-          <w:bottom w:val="single" w:sz="4" w:color="D9DEE8"/>
-          <w:right w:val="single" w:sz="4" w:color="D9DEE8"/>
-          <w:insideH w:val="single" w:sz="4" w:color="D9DEE8"/>
-          <w:insideV w:val="single" w:sz="4" w:color="D9DEE8"/>
+          <w:top w:val="single" w:sz="4" w:color="E8E5DA"/>
+          <w:left w:val="single" w:sz="4" w:color="E8E5DA"/>
+          <w:bottom w:val="single" w:sz="4" w:color="E8E5DA"/>
+          <w:right w:val="single" w:sz="4" w:color="E8E5DA"/>
+          <w:insideH w:val="single" w:sz="4" w:color="E8E5DA"/>
+          <w:insideV w:val="single" w:sz="4" w:color="E8E5DA"/>
         </w:tblBorders>
       </w:tblPr>
       <w:tblGrid>
@@ -1689,7 +4105,7 @@
         <w:tc>
           <w:tcPr>
             <w:tcW w:w="1650" w:type="dxa"/>
-            <w:shd w:fill="F6F8FB"/>
+            <w:shd w:fill="FAF9F5"/>
             <w:vAlign w:val="center"/>
           </w:tcPr>
           <w:p>
@@ -1709,7 +4125,7 @@
         <w:tc>
           <w:tcPr>
             <w:tcW w:w="7988" w:type="dxa"/>
-            <w:shd w:fill="F6F8FB"/>
+            <w:shd w:fill="FAF9F5"/>
             <w:vAlign w:val="center"/>
           </w:tcPr>
           <w:p>
@@ -1837,6 +4253,82 @@
                 <w:szCs w:val="17"/>
               </w:rPr>
               <w:t xml:space="preserve">技术负责人</w:t>
+            </w:r>
+          </w:p>
+        </w:tc>
+      </w:tr>
+      <w:tr>
+        <w:tc>
+          <w:tcPr>
+            <w:tcW w:w="1650" w:type="dxa"/>
+            <w:vAlign w:val="center"/>
+          </w:tcPr>
+          <w:p>
+            <w:pPr>
+              <w:spacing w:before="0" w:after="60" w:line="280" w:lineRule="auto"/>
+            </w:pPr>
+            <w:r>
+              <w:rPr>
+                <w:sz w:val="17"/>
+                <w:szCs w:val="17"/>
+              </w:rPr>
+              <w:t xml:space="preserve">优先级</w:t>
+            </w:r>
+          </w:p>
+        </w:tc>
+        <w:tc>
+          <w:tcPr>
+            <w:tcW w:w="7988" w:type="dxa"/>
+            <w:vAlign w:val="center"/>
+          </w:tcPr>
+          <w:p>
+            <w:pPr>
+              <w:spacing w:before="0" w:after="60" w:line="280" w:lineRule="auto"/>
+            </w:pPr>
+            <w:r>
+              <w:rPr>
+                <w:sz w:val="17"/>
+                <w:szCs w:val="17"/>
+              </w:rPr>
+              <w:t xml:space="preserve">P0</w:t>
+            </w:r>
+          </w:p>
+        </w:tc>
+      </w:tr>
+      <w:tr>
+        <w:tc>
+          <w:tcPr>
+            <w:tcW w:w="1650" w:type="dxa"/>
+            <w:vAlign w:val="center"/>
+          </w:tcPr>
+          <w:p>
+            <w:pPr>
+              <w:spacing w:before="0" w:after="60" w:line="280" w:lineRule="auto"/>
+            </w:pPr>
+            <w:r>
+              <w:rPr>
+                <w:sz w:val="17"/>
+                <w:szCs w:val="17"/>
+              </w:rPr>
+              <w:t xml:space="preserve">资源/​预算</w:t>
+            </w:r>
+          </w:p>
+        </w:tc>
+        <w:tc>
+          <w:tcPr>
+            <w:tcW w:w="7988" w:type="dxa"/>
+            <w:vAlign w:val="center"/>
+          </w:tcPr>
+          <w:p>
+            <w:pPr>
+              <w:spacing w:before="0" w:after="60" w:line="280" w:lineRule="auto"/>
+            </w:pPr>
+            <w:r>
+              <w:rPr>
+                <w:sz w:val="17"/>
+                <w:szCs w:val="17"/>
+              </w:rPr>
+              <w:t xml:space="preserve">技术 1 人 + 内容 0.​5 人；预算中；优先核心事实页、产品线页、FAQ 结构化数据。</w:t>
             </w:r>
           </w:p>
         </w:tc>
@@ -1967,12 +4459,12 @@
           <w:right w:w="120" w:type="dxa"/>
         </w:tblCellMar>
         <w:tblBorders>
-          <w:top w:val="single" w:sz="4" w:color="D9DEE8"/>
-          <w:left w:val="single" w:sz="4" w:color="D9DEE8"/>
-          <w:bottom w:val="single" w:sz="4" w:color="D9DEE8"/>
-          <w:right w:val="single" w:sz="4" w:color="D9DEE8"/>
-          <w:insideH w:val="single" w:sz="4" w:color="D9DEE8"/>
-          <w:insideV w:val="single" w:sz="4" w:color="D9DEE8"/>
+          <w:top w:val="single" w:sz="4" w:color="E8E5DA"/>
+          <w:left w:val="single" w:sz="4" w:color="E8E5DA"/>
+          <w:bottom w:val="single" w:sz="4" w:color="E8E5DA"/>
+          <w:right w:val="single" w:sz="4" w:color="E8E5DA"/>
+          <w:insideH w:val="single" w:sz="4" w:color="E8E5DA"/>
+          <w:insideV w:val="single" w:sz="4" w:color="E8E5DA"/>
         </w:tblBorders>
       </w:tblPr>
       <w:tblGrid>
@@ -1985,7 +4477,7 @@
         <w:tc>
           <w:tcPr>
             <w:tcW w:w="3250" w:type="dxa"/>
-            <w:shd w:fill="F6F8FB"/>
+            <w:shd w:fill="FAF9F5"/>
             <w:vAlign w:val="center"/>
           </w:tcPr>
           <w:p>
@@ -2005,7 +4497,7 @@
         <w:tc>
           <w:tcPr>
             <w:tcW w:w="1600" w:type="dxa"/>
-            <w:shd w:fill="F6F8FB"/>
+            <w:shd w:fill="FAF9F5"/>
             <w:vAlign w:val="center"/>
           </w:tcPr>
           <w:p>
@@ -2025,7 +4517,7 @@
         <w:tc>
           <w:tcPr>
             <w:tcW w:w="2050" w:type="dxa"/>
-            <w:shd w:fill="F6F8FB"/>
+            <w:shd w:fill="FAF9F5"/>
             <w:vAlign w:val="center"/>
           </w:tcPr>
           <w:p>
@@ -2045,7 +4537,7 @@
         <w:tc>
           <w:tcPr>
             <w:tcW w:w="2738" w:type="dxa"/>
-            <w:shd w:fill="F6F8FB"/>
+            <w:shd w:fill="FAF9F5"/>
             <w:vAlign w:val="center"/>
           </w:tcPr>
           <w:p>
@@ -2237,12 +4729,12 @@
           <w:right w:w="120" w:type="dxa"/>
         </w:tblCellMar>
         <w:tblBorders>
-          <w:top w:val="single" w:sz="4" w:color="D9DEE8"/>
-          <w:left w:val="single" w:sz="4" w:color="D9DEE8"/>
-          <w:bottom w:val="single" w:sz="4" w:color="D9DEE8"/>
-          <w:right w:val="single" w:sz="4" w:color="D9DEE8"/>
-          <w:insideH w:val="single" w:sz="4" w:color="D9DEE8"/>
-          <w:insideV w:val="single" w:sz="4" w:color="D9DEE8"/>
+          <w:top w:val="single" w:sz="4" w:color="E8E5DA"/>
+          <w:left w:val="single" w:sz="4" w:color="E8E5DA"/>
+          <w:bottom w:val="single" w:sz="4" w:color="E8E5DA"/>
+          <w:right w:val="single" w:sz="4" w:color="E8E5DA"/>
+          <w:insideH w:val="single" w:sz="4" w:color="E8E5DA"/>
+          <w:insideV w:val="single" w:sz="4" w:color="E8E5DA"/>
         </w:tblBorders>
       </w:tblPr>
       <w:tblGrid>
@@ -2253,7 +4745,7 @@
         <w:tc>
           <w:tcPr>
             <w:tcW w:w="1650" w:type="dxa"/>
-            <w:shd w:fill="F6F8FB"/>
+            <w:shd w:fill="FAF9F5"/>
             <w:vAlign w:val="center"/>
           </w:tcPr>
           <w:p>
@@ -2273,7 +4765,7 @@
         <w:tc>
           <w:tcPr>
             <w:tcW w:w="7988" w:type="dxa"/>
-            <w:shd w:fill="F6F8FB"/>
+            <w:shd w:fill="FAF9F5"/>
             <w:vAlign w:val="center"/>
           </w:tcPr>
           <w:p>
@@ -2401,6 +4893,82 @@
                 <w:szCs w:val="17"/>
               </w:rPr>
               <w:t xml:space="preserve">内容负责人</w:t>
+            </w:r>
+          </w:p>
+        </w:tc>
+      </w:tr>
+      <w:tr>
+        <w:tc>
+          <w:tcPr>
+            <w:tcW w:w="1650" w:type="dxa"/>
+            <w:vAlign w:val="center"/>
+          </w:tcPr>
+          <w:p>
+            <w:pPr>
+              <w:spacing w:before="0" w:after="60" w:line="280" w:lineRule="auto"/>
+            </w:pPr>
+            <w:r>
+              <w:rPr>
+                <w:sz w:val="17"/>
+                <w:szCs w:val="17"/>
+              </w:rPr>
+              <w:t xml:space="preserve">优先级</w:t>
+            </w:r>
+          </w:p>
+        </w:tc>
+        <w:tc>
+          <w:tcPr>
+            <w:tcW w:w="7988" w:type="dxa"/>
+            <w:vAlign w:val="center"/>
+          </w:tcPr>
+          <w:p>
+            <w:pPr>
+              <w:spacing w:before="0" w:after="60" w:line="280" w:lineRule="auto"/>
+            </w:pPr>
+            <w:r>
+              <w:rPr>
+                <w:sz w:val="17"/>
+                <w:szCs w:val="17"/>
+              </w:rPr>
+              <w:t xml:space="preserve">P1</w:t>
+            </w:r>
+          </w:p>
+        </w:tc>
+      </w:tr>
+      <w:tr>
+        <w:tc>
+          <w:tcPr>
+            <w:tcW w:w="1650" w:type="dxa"/>
+            <w:vAlign w:val="center"/>
+          </w:tcPr>
+          <w:p>
+            <w:pPr>
+              <w:spacing w:before="0" w:after="60" w:line="280" w:lineRule="auto"/>
+            </w:pPr>
+            <w:r>
+              <w:rPr>
+                <w:sz w:val="17"/>
+                <w:szCs w:val="17"/>
+              </w:rPr>
+              <w:t xml:space="preserve">资源/​预算</w:t>
+            </w:r>
+          </w:p>
+        </w:tc>
+        <w:tc>
+          <w:tcPr>
+            <w:tcW w:w="7988" w:type="dxa"/>
+            <w:vAlign w:val="center"/>
+          </w:tcPr>
+          <w:p>
+            <w:pPr>
+              <w:spacing w:before="0" w:after="60" w:line="280" w:lineRule="auto"/>
+            </w:pPr>
+            <w:r>
+              <w:rPr>
+                <w:sz w:val="17"/>
+                <w:szCs w:val="17"/>
+              </w:rPr>
+              <w:t xml:space="preserve">内容 2 人 + 编辑 1 人；预算中；优先高意向问题和场景页。</w:t>
             </w:r>
           </w:p>
         </w:tc>
@@ -2531,12 +5099,12 @@
           <w:right w:w="120" w:type="dxa"/>
         </w:tblCellMar>
         <w:tblBorders>
-          <w:top w:val="single" w:sz="4" w:color="D9DEE8"/>
-          <w:left w:val="single" w:sz="4" w:color="D9DEE8"/>
-          <w:bottom w:val="single" w:sz="4" w:color="D9DEE8"/>
-          <w:right w:val="single" w:sz="4" w:color="D9DEE8"/>
-          <w:insideH w:val="single" w:sz="4" w:color="D9DEE8"/>
-          <w:insideV w:val="single" w:sz="4" w:color="D9DEE8"/>
+          <w:top w:val="single" w:sz="4" w:color="E8E5DA"/>
+          <w:left w:val="single" w:sz="4" w:color="E8E5DA"/>
+          <w:bottom w:val="single" w:sz="4" w:color="E8E5DA"/>
+          <w:right w:val="single" w:sz="4" w:color="E8E5DA"/>
+          <w:insideH w:val="single" w:sz="4" w:color="E8E5DA"/>
+          <w:insideV w:val="single" w:sz="4" w:color="E8E5DA"/>
         </w:tblBorders>
       </w:tblPr>
       <w:tblGrid>
@@ -2549,7 +5117,7 @@
         <w:tc>
           <w:tcPr>
             <w:tcW w:w="3250" w:type="dxa"/>
-            <w:shd w:fill="F6F8FB"/>
+            <w:shd w:fill="FAF9F5"/>
             <w:vAlign w:val="center"/>
           </w:tcPr>
           <w:p>
@@ -2569,7 +5137,7 @@
         <w:tc>
           <w:tcPr>
             <w:tcW w:w="1600" w:type="dxa"/>
-            <w:shd w:fill="F6F8FB"/>
+            <w:shd w:fill="FAF9F5"/>
             <w:vAlign w:val="center"/>
           </w:tcPr>
           <w:p>
@@ -2589,7 +5157,7 @@
         <w:tc>
           <w:tcPr>
             <w:tcW w:w="2050" w:type="dxa"/>
-            <w:shd w:fill="F6F8FB"/>
+            <w:shd w:fill="FAF9F5"/>
             <w:vAlign w:val="center"/>
           </w:tcPr>
           <w:p>
@@ -2609,7 +5177,7 @@
         <w:tc>
           <w:tcPr>
             <w:tcW w:w="2738" w:type="dxa"/>
-            <w:shd w:fill="F6F8FB"/>
+            <w:shd w:fill="FAF9F5"/>
             <w:vAlign w:val="center"/>
           </w:tcPr>
           <w:p>
@@ -2801,12 +5369,12 @@
           <w:right w:w="120" w:type="dxa"/>
         </w:tblCellMar>
         <w:tblBorders>
-          <w:top w:val="single" w:sz="4" w:color="D9DEE8"/>
-          <w:left w:val="single" w:sz="4" w:color="D9DEE8"/>
-          <w:bottom w:val="single" w:sz="4" w:color="D9DEE8"/>
-          <w:right w:val="single" w:sz="4" w:color="D9DEE8"/>
-          <w:insideH w:val="single" w:sz="4" w:color="D9DEE8"/>
-          <w:insideV w:val="single" w:sz="4" w:color="D9DEE8"/>
+          <w:top w:val="single" w:sz="4" w:color="E8E5DA"/>
+          <w:left w:val="single" w:sz="4" w:color="E8E5DA"/>
+          <w:bottom w:val="single" w:sz="4" w:color="E8E5DA"/>
+          <w:right w:val="single" w:sz="4" w:color="E8E5DA"/>
+          <w:insideH w:val="single" w:sz="4" w:color="E8E5DA"/>
+          <w:insideV w:val="single" w:sz="4" w:color="E8E5DA"/>
         </w:tblBorders>
       </w:tblPr>
       <w:tblGrid>
@@ -2817,7 +5385,7 @@
         <w:tc>
           <w:tcPr>
             <w:tcW w:w="1650" w:type="dxa"/>
-            <w:shd w:fill="F6F8FB"/>
+            <w:shd w:fill="FAF9F5"/>
             <w:vAlign w:val="center"/>
           </w:tcPr>
           <w:p>
@@ -2837,7 +5405,7 @@
         <w:tc>
           <w:tcPr>
             <w:tcW w:w="7988" w:type="dxa"/>
-            <w:shd w:fill="F6F8FB"/>
+            <w:shd w:fill="FAF9F5"/>
             <w:vAlign w:val="center"/>
           </w:tcPr>
           <w:p>
@@ -2965,6 +5533,82 @@
                 <w:szCs w:val="17"/>
               </w:rPr>
               <w:t xml:space="preserve">编辑负责人</w:t>
+            </w:r>
+          </w:p>
+        </w:tc>
+      </w:tr>
+      <w:tr>
+        <w:tc>
+          <w:tcPr>
+            <w:tcW w:w="1650" w:type="dxa"/>
+            <w:vAlign w:val="center"/>
+          </w:tcPr>
+          <w:p>
+            <w:pPr>
+              <w:spacing w:before="0" w:after="60" w:line="280" w:lineRule="auto"/>
+            </w:pPr>
+            <w:r>
+              <w:rPr>
+                <w:sz w:val="17"/>
+                <w:szCs w:val="17"/>
+              </w:rPr>
+              <w:t xml:space="preserve">优先级</w:t>
+            </w:r>
+          </w:p>
+        </w:tc>
+        <w:tc>
+          <w:tcPr>
+            <w:tcW w:w="7988" w:type="dxa"/>
+            <w:vAlign w:val="center"/>
+          </w:tcPr>
+          <w:p>
+            <w:pPr>
+              <w:spacing w:before="0" w:after="60" w:line="280" w:lineRule="auto"/>
+            </w:pPr>
+            <w:r>
+              <w:rPr>
+                <w:sz w:val="17"/>
+                <w:szCs w:val="17"/>
+              </w:rPr>
+              <w:t xml:space="preserve">P1</w:t>
+            </w:r>
+          </w:p>
+        </w:tc>
+      </w:tr>
+      <w:tr>
+        <w:tc>
+          <w:tcPr>
+            <w:tcW w:w="1650" w:type="dxa"/>
+            <w:vAlign w:val="center"/>
+          </w:tcPr>
+          <w:p>
+            <w:pPr>
+              <w:spacing w:before="0" w:after="60" w:line="280" w:lineRule="auto"/>
+            </w:pPr>
+            <w:r>
+              <w:rPr>
+                <w:sz w:val="17"/>
+                <w:szCs w:val="17"/>
+              </w:rPr>
+              <w:t xml:space="preserve">资源/​预算</w:t>
+            </w:r>
+          </w:p>
+        </w:tc>
+        <w:tc>
+          <w:tcPr>
+            <w:tcW w:w="7988" w:type="dxa"/>
+            <w:vAlign w:val="center"/>
+          </w:tcPr>
+          <w:p>
+            <w:pPr>
+              <w:spacing w:before="0" w:after="60" w:line="280" w:lineRule="auto"/>
+            </w:pPr>
+            <w:r>
+              <w:rPr>
+                <w:sz w:val="17"/>
+                <w:szCs w:val="17"/>
+              </w:rPr>
+              <w:t xml:space="preserve">编辑 1 人 + 内容协作；预算低；与内容矩阵同步执行。</w:t>
             </w:r>
           </w:p>
         </w:tc>
@@ -3095,12 +5739,12 @@
           <w:right w:w="120" w:type="dxa"/>
         </w:tblCellMar>
         <w:tblBorders>
-          <w:top w:val="single" w:sz="4" w:color="D9DEE8"/>
-          <w:left w:val="single" w:sz="4" w:color="D9DEE8"/>
-          <w:bottom w:val="single" w:sz="4" w:color="D9DEE8"/>
-          <w:right w:val="single" w:sz="4" w:color="D9DEE8"/>
-          <w:insideH w:val="single" w:sz="4" w:color="D9DEE8"/>
-          <w:insideV w:val="single" w:sz="4" w:color="D9DEE8"/>
+          <w:top w:val="single" w:sz="4" w:color="E8E5DA"/>
+          <w:left w:val="single" w:sz="4" w:color="E8E5DA"/>
+          <w:bottom w:val="single" w:sz="4" w:color="E8E5DA"/>
+          <w:right w:val="single" w:sz="4" w:color="E8E5DA"/>
+          <w:insideH w:val="single" w:sz="4" w:color="E8E5DA"/>
+          <w:insideV w:val="single" w:sz="4" w:color="E8E5DA"/>
         </w:tblBorders>
       </w:tblPr>
       <w:tblGrid>
@@ -3113,7 +5757,7 @@
         <w:tc>
           <w:tcPr>
             <w:tcW w:w="3250" w:type="dxa"/>
-            <w:shd w:fill="F6F8FB"/>
+            <w:shd w:fill="FAF9F5"/>
             <w:vAlign w:val="center"/>
           </w:tcPr>
           <w:p>
@@ -3133,7 +5777,7 @@
         <w:tc>
           <w:tcPr>
             <w:tcW w:w="1600" w:type="dxa"/>
-            <w:shd w:fill="F6F8FB"/>
+            <w:shd w:fill="FAF9F5"/>
             <w:vAlign w:val="center"/>
           </w:tcPr>
           <w:p>
@@ -3153,7 +5797,7 @@
         <w:tc>
           <w:tcPr>
             <w:tcW w:w="2050" w:type="dxa"/>
-            <w:shd w:fill="F6F8FB"/>
+            <w:shd w:fill="FAF9F5"/>
             <w:vAlign w:val="center"/>
           </w:tcPr>
           <w:p>
@@ -3173,7 +5817,7 @@
         <w:tc>
           <w:tcPr>
             <w:tcW w:w="2738" w:type="dxa"/>
-            <w:shd w:fill="F6F8FB"/>
+            <w:shd w:fill="FAF9F5"/>
             <w:vAlign w:val="center"/>
           </w:tcPr>
           <w:p>
@@ -3365,12 +6009,12 @@
           <w:right w:w="120" w:type="dxa"/>
         </w:tblCellMar>
         <w:tblBorders>
-          <w:top w:val="single" w:sz="4" w:color="D9DEE8"/>
-          <w:left w:val="single" w:sz="4" w:color="D9DEE8"/>
-          <w:bottom w:val="single" w:sz="4" w:color="D9DEE8"/>
-          <w:right w:val="single" w:sz="4" w:color="D9DEE8"/>
-          <w:insideH w:val="single" w:sz="4" w:color="D9DEE8"/>
-          <w:insideV w:val="single" w:sz="4" w:color="D9DEE8"/>
+          <w:top w:val="single" w:sz="4" w:color="E8E5DA"/>
+          <w:left w:val="single" w:sz="4" w:color="E8E5DA"/>
+          <w:bottom w:val="single" w:sz="4" w:color="E8E5DA"/>
+          <w:right w:val="single" w:sz="4" w:color="E8E5DA"/>
+          <w:insideH w:val="single" w:sz="4" w:color="E8E5DA"/>
+          <w:insideV w:val="single" w:sz="4" w:color="E8E5DA"/>
         </w:tblBorders>
       </w:tblPr>
       <w:tblGrid>
@@ -3381,7 +6025,7 @@
         <w:tc>
           <w:tcPr>
             <w:tcW w:w="1650" w:type="dxa"/>
-            <w:shd w:fill="F6F8FB"/>
+            <w:shd w:fill="FAF9F5"/>
             <w:vAlign w:val="center"/>
           </w:tcPr>
           <w:p>
@@ -3401,7 +6045,7 @@
         <w:tc>
           <w:tcPr>
             <w:tcW w:w="7988" w:type="dxa"/>
-            <w:shd w:fill="F6F8FB"/>
+            <w:shd w:fill="FAF9F5"/>
             <w:vAlign w:val="center"/>
           </w:tcPr>
           <w:p>
@@ -3529,6 +6173,82 @@
                 <w:szCs w:val="17"/>
               </w:rPr>
               <w:t xml:space="preserve">产品市场负责人</w:t>
+            </w:r>
+          </w:p>
+        </w:tc>
+      </w:tr>
+      <w:tr>
+        <w:tc>
+          <w:tcPr>
+            <w:tcW w:w="1650" w:type="dxa"/>
+            <w:vAlign w:val="center"/>
+          </w:tcPr>
+          <w:p>
+            <w:pPr>
+              <w:spacing w:before="0" w:after="60" w:line="280" w:lineRule="auto"/>
+            </w:pPr>
+            <w:r>
+              <w:rPr>
+                <w:sz w:val="17"/>
+                <w:szCs w:val="17"/>
+              </w:rPr>
+              <w:t xml:space="preserve">优先级</w:t>
+            </w:r>
+          </w:p>
+        </w:tc>
+        <w:tc>
+          <w:tcPr>
+            <w:tcW w:w="7988" w:type="dxa"/>
+            <w:vAlign w:val="center"/>
+          </w:tcPr>
+          <w:p>
+            <w:pPr>
+              <w:spacing w:before="0" w:after="60" w:line="280" w:lineRule="auto"/>
+            </w:pPr>
+            <w:r>
+              <w:rPr>
+                <w:sz w:val="17"/>
+                <w:szCs w:val="17"/>
+              </w:rPr>
+              <w:t xml:space="preserve">P0</w:t>
+            </w:r>
+          </w:p>
+        </w:tc>
+      </w:tr>
+      <w:tr>
+        <w:tc>
+          <w:tcPr>
+            <w:tcW w:w="1650" w:type="dxa"/>
+            <w:vAlign w:val="center"/>
+          </w:tcPr>
+          <w:p>
+            <w:pPr>
+              <w:spacing w:before="0" w:after="60" w:line="280" w:lineRule="auto"/>
+            </w:pPr>
+            <w:r>
+              <w:rPr>
+                <w:sz w:val="17"/>
+                <w:szCs w:val="17"/>
+              </w:rPr>
+              <w:t xml:space="preserve">资源/​预算</w:t>
+            </w:r>
+          </w:p>
+        </w:tc>
+        <w:tc>
+          <w:tcPr>
+            <w:tcW w:w="7988" w:type="dxa"/>
+            <w:vAlign w:val="center"/>
+          </w:tcPr>
+          <w:p>
+            <w:pPr>
+              <w:spacing w:before="0" w:after="60" w:line="280" w:lineRule="auto"/>
+            </w:pPr>
+            <w:r>
+              <w:rPr>
+                <w:sz w:val="17"/>
+                <w:szCs w:val="17"/>
+              </w:rPr>
+              <w:t xml:space="preserve">产品市场 1 人 + 交付 0.​5 人；预算低到中；优先事实卡和长文资料包。</w:t>
             </w:r>
           </w:p>
         </w:tc>
@@ -3659,12 +6379,12 @@
           <w:right w:w="120" w:type="dxa"/>
         </w:tblCellMar>
         <w:tblBorders>
-          <w:top w:val="single" w:sz="4" w:color="D9DEE8"/>
-          <w:left w:val="single" w:sz="4" w:color="D9DEE8"/>
-          <w:bottom w:val="single" w:sz="4" w:color="D9DEE8"/>
-          <w:right w:val="single" w:sz="4" w:color="D9DEE8"/>
-          <w:insideH w:val="single" w:sz="4" w:color="D9DEE8"/>
-          <w:insideV w:val="single" w:sz="4" w:color="D9DEE8"/>
+          <w:top w:val="single" w:sz="4" w:color="E8E5DA"/>
+          <w:left w:val="single" w:sz="4" w:color="E8E5DA"/>
+          <w:bottom w:val="single" w:sz="4" w:color="E8E5DA"/>
+          <w:right w:val="single" w:sz="4" w:color="E8E5DA"/>
+          <w:insideH w:val="single" w:sz="4" w:color="E8E5DA"/>
+          <w:insideV w:val="single" w:sz="4" w:color="E8E5DA"/>
         </w:tblBorders>
       </w:tblPr>
       <w:tblGrid>
@@ -3677,7 +6397,7 @@
         <w:tc>
           <w:tcPr>
             <w:tcW w:w="3250" w:type="dxa"/>
-            <w:shd w:fill="F6F8FB"/>
+            <w:shd w:fill="FAF9F5"/>
             <w:vAlign w:val="center"/>
           </w:tcPr>
           <w:p>
@@ -3697,7 +6417,7 @@
         <w:tc>
           <w:tcPr>
             <w:tcW w:w="1600" w:type="dxa"/>
-            <w:shd w:fill="F6F8FB"/>
+            <w:shd w:fill="FAF9F5"/>
             <w:vAlign w:val="center"/>
           </w:tcPr>
           <w:p>
@@ -3717,7 +6437,7 @@
         <w:tc>
           <w:tcPr>
             <w:tcW w:w="2050" w:type="dxa"/>
-            <w:shd w:fill="F6F8FB"/>
+            <w:shd w:fill="FAF9F5"/>
             <w:vAlign w:val="center"/>
           </w:tcPr>
           <w:p>
@@ -3737,7 +6457,7 @@
         <w:tc>
           <w:tcPr>
             <w:tcW w:w="2738" w:type="dxa"/>
-            <w:shd w:fill="F6F8FB"/>
+            <w:shd w:fill="FAF9F5"/>
             <w:vAlign w:val="center"/>
           </w:tcPr>
           <w:p>
@@ -3929,12 +6649,12 @@
           <w:right w:w="120" w:type="dxa"/>
         </w:tblCellMar>
         <w:tblBorders>
-          <w:top w:val="single" w:sz="4" w:color="D9DEE8"/>
-          <w:left w:val="single" w:sz="4" w:color="D9DEE8"/>
-          <w:bottom w:val="single" w:sz="4" w:color="D9DEE8"/>
-          <w:right w:val="single" w:sz="4" w:color="D9DEE8"/>
-          <w:insideH w:val="single" w:sz="4" w:color="D9DEE8"/>
-          <w:insideV w:val="single" w:sz="4" w:color="D9DEE8"/>
+          <w:top w:val="single" w:sz="4" w:color="E8E5DA"/>
+          <w:left w:val="single" w:sz="4" w:color="E8E5DA"/>
+          <w:bottom w:val="single" w:sz="4" w:color="E8E5DA"/>
+          <w:right w:val="single" w:sz="4" w:color="E8E5DA"/>
+          <w:insideH w:val="single" w:sz="4" w:color="E8E5DA"/>
+          <w:insideV w:val="single" w:sz="4" w:color="E8E5DA"/>
         </w:tblBorders>
       </w:tblPr>
       <w:tblGrid>
@@ -3945,7 +6665,7 @@
         <w:tc>
           <w:tcPr>
             <w:tcW w:w="1650" w:type="dxa"/>
-            <w:shd w:fill="F6F8FB"/>
+            <w:shd w:fill="FAF9F5"/>
             <w:vAlign w:val="center"/>
           </w:tcPr>
           <w:p>
@@ -3965,7 +6685,7 @@
         <w:tc>
           <w:tcPr>
             <w:tcW w:w="7988" w:type="dxa"/>
-            <w:shd w:fill="F6F8FB"/>
+            <w:shd w:fill="FAF9F5"/>
             <w:vAlign w:val="center"/>
           </w:tcPr>
           <w:p>
@@ -4093,6 +6813,82 @@
                 <w:szCs w:val="17"/>
               </w:rPr>
               <w:t xml:space="preserve">PR 负责人</w:t>
+            </w:r>
+          </w:p>
+        </w:tc>
+      </w:tr>
+      <w:tr>
+        <w:tc>
+          <w:tcPr>
+            <w:tcW w:w="1650" w:type="dxa"/>
+            <w:vAlign w:val="center"/>
+          </w:tcPr>
+          <w:p>
+            <w:pPr>
+              <w:spacing w:before="0" w:after="60" w:line="280" w:lineRule="auto"/>
+            </w:pPr>
+            <w:r>
+              <w:rPr>
+                <w:sz w:val="17"/>
+                <w:szCs w:val="17"/>
+              </w:rPr>
+              <w:t xml:space="preserve">优先级</w:t>
+            </w:r>
+          </w:p>
+        </w:tc>
+        <w:tc>
+          <w:tcPr>
+            <w:tcW w:w="7988" w:type="dxa"/>
+            <w:vAlign w:val="center"/>
+          </w:tcPr>
+          <w:p>
+            <w:pPr>
+              <w:spacing w:before="0" w:after="60" w:line="280" w:lineRule="auto"/>
+            </w:pPr>
+            <w:r>
+              <w:rPr>
+                <w:sz w:val="17"/>
+                <w:szCs w:val="17"/>
+              </w:rPr>
+              <w:t xml:space="preserve">P1</w:t>
+            </w:r>
+          </w:p>
+        </w:tc>
+      </w:tr>
+      <w:tr>
+        <w:tc>
+          <w:tcPr>
+            <w:tcW w:w="1650" w:type="dxa"/>
+            <w:vAlign w:val="center"/>
+          </w:tcPr>
+          <w:p>
+            <w:pPr>
+              <w:spacing w:before="0" w:after="60" w:line="280" w:lineRule="auto"/>
+            </w:pPr>
+            <w:r>
+              <w:rPr>
+                <w:sz w:val="17"/>
+                <w:szCs w:val="17"/>
+              </w:rPr>
+              <w:t xml:space="preserve">资源/​预算</w:t>
+            </w:r>
+          </w:p>
+        </w:tc>
+        <w:tc>
+          <w:tcPr>
+            <w:tcW w:w="7988" w:type="dxa"/>
+            <w:vAlign w:val="center"/>
+          </w:tcPr>
+          <w:p>
+            <w:pPr>
+              <w:spacing w:before="0" w:after="60" w:line="280" w:lineRule="auto"/>
+            </w:pPr>
+            <w:r>
+              <w:rPr>
+                <w:sz w:val="17"/>
+                <w:szCs w:val="17"/>
+              </w:rPr>
+              <w:t xml:space="preserve">PR 1 人 + 法务按需；预算中到高；优先可验证第三方信源。</w:t>
             </w:r>
           </w:p>
         </w:tc>
@@ -4223,12 +7019,12 @@
           <w:right w:w="120" w:type="dxa"/>
         </w:tblCellMar>
         <w:tblBorders>
-          <w:top w:val="single" w:sz="4" w:color="D9DEE8"/>
-          <w:left w:val="single" w:sz="4" w:color="D9DEE8"/>
-          <w:bottom w:val="single" w:sz="4" w:color="D9DEE8"/>
-          <w:right w:val="single" w:sz="4" w:color="D9DEE8"/>
-          <w:insideH w:val="single" w:sz="4" w:color="D9DEE8"/>
-          <w:insideV w:val="single" w:sz="4" w:color="D9DEE8"/>
+          <w:top w:val="single" w:sz="4" w:color="E8E5DA"/>
+          <w:left w:val="single" w:sz="4" w:color="E8E5DA"/>
+          <w:bottom w:val="single" w:sz="4" w:color="E8E5DA"/>
+          <w:right w:val="single" w:sz="4" w:color="E8E5DA"/>
+          <w:insideH w:val="single" w:sz="4" w:color="E8E5DA"/>
+          <w:insideV w:val="single" w:sz="4" w:color="E8E5DA"/>
         </w:tblBorders>
       </w:tblPr>
       <w:tblGrid>
@@ -4241,7 +7037,7 @@
         <w:tc>
           <w:tcPr>
             <w:tcW w:w="3250" w:type="dxa"/>
-            <w:shd w:fill="F6F8FB"/>
+            <w:shd w:fill="FAF9F5"/>
             <w:vAlign w:val="center"/>
           </w:tcPr>
           <w:p>
@@ -4261,7 +7057,7 @@
         <w:tc>
           <w:tcPr>
             <w:tcW w:w="1600" w:type="dxa"/>
-            <w:shd w:fill="F6F8FB"/>
+            <w:shd w:fill="FAF9F5"/>
             <w:vAlign w:val="center"/>
           </w:tcPr>
           <w:p>
@@ -4281,7 +7077,7 @@
         <w:tc>
           <w:tcPr>
             <w:tcW w:w="2050" w:type="dxa"/>
-            <w:shd w:fill="F6F8FB"/>
+            <w:shd w:fill="FAF9F5"/>
             <w:vAlign w:val="center"/>
           </w:tcPr>
           <w:p>
@@ -4301,7 +7097,7 @@
         <w:tc>
           <w:tcPr>
             <w:tcW w:w="2738" w:type="dxa"/>
-            <w:shd w:fill="F6F8FB"/>
+            <w:shd w:fill="FAF9F5"/>
             <w:vAlign w:val="center"/>
           </w:tcPr>
           <w:p>
@@ -4493,12 +7289,12 @@
           <w:right w:w="120" w:type="dxa"/>
         </w:tblCellMar>
         <w:tblBorders>
-          <w:top w:val="single" w:sz="4" w:color="D9DEE8"/>
-          <w:left w:val="single" w:sz="4" w:color="D9DEE8"/>
-          <w:bottom w:val="single" w:sz="4" w:color="D9DEE8"/>
-          <w:right w:val="single" w:sz="4" w:color="D9DEE8"/>
-          <w:insideH w:val="single" w:sz="4" w:color="D9DEE8"/>
-          <w:insideV w:val="single" w:sz="4" w:color="D9DEE8"/>
+          <w:top w:val="single" w:sz="4" w:color="E8E5DA"/>
+          <w:left w:val="single" w:sz="4" w:color="E8E5DA"/>
+          <w:bottom w:val="single" w:sz="4" w:color="E8E5DA"/>
+          <w:right w:val="single" w:sz="4" w:color="E8E5DA"/>
+          <w:insideH w:val="single" w:sz="4" w:color="E8E5DA"/>
+          <w:insideV w:val="single" w:sz="4" w:color="E8E5DA"/>
         </w:tblBorders>
       </w:tblPr>
       <w:tblGrid>
@@ -4509,7 +7305,7 @@
         <w:tc>
           <w:tcPr>
             <w:tcW w:w="1650" w:type="dxa"/>
-            <w:shd w:fill="F6F8FB"/>
+            <w:shd w:fill="FAF9F5"/>
             <w:vAlign w:val="center"/>
           </w:tcPr>
           <w:p>
@@ -4529,7 +7325,7 @@
         <w:tc>
           <w:tcPr>
             <w:tcW w:w="7988" w:type="dxa"/>
-            <w:shd w:fill="F6F8FB"/>
+            <w:shd w:fill="FAF9F5"/>
             <w:vAlign w:val="center"/>
           </w:tcPr>
           <w:p>
@@ -4657,6 +7453,82 @@
                 <w:szCs w:val="17"/>
               </w:rPr>
               <w:t xml:space="preserve">数据负责人</w:t>
+            </w:r>
+          </w:p>
+        </w:tc>
+      </w:tr>
+      <w:tr>
+        <w:tc>
+          <w:tcPr>
+            <w:tcW w:w="1650" w:type="dxa"/>
+            <w:vAlign w:val="center"/>
+          </w:tcPr>
+          <w:p>
+            <w:pPr>
+              <w:spacing w:before="0" w:after="60" w:line="280" w:lineRule="auto"/>
+            </w:pPr>
+            <w:r>
+              <w:rPr>
+                <w:sz w:val="17"/>
+                <w:szCs w:val="17"/>
+              </w:rPr>
+              <w:t xml:space="preserve">优先级</w:t>
+            </w:r>
+          </w:p>
+        </w:tc>
+        <w:tc>
+          <w:tcPr>
+            <w:tcW w:w="7988" w:type="dxa"/>
+            <w:vAlign w:val="center"/>
+          </w:tcPr>
+          <w:p>
+            <w:pPr>
+              <w:spacing w:before="0" w:after="60" w:line="280" w:lineRule="auto"/>
+            </w:pPr>
+            <w:r>
+              <w:rPr>
+                <w:sz w:val="17"/>
+                <w:szCs w:val="17"/>
+              </w:rPr>
+              <w:t xml:space="preserve">P0</w:t>
+            </w:r>
+          </w:p>
+        </w:tc>
+      </w:tr>
+      <w:tr>
+        <w:tc>
+          <w:tcPr>
+            <w:tcW w:w="1650" w:type="dxa"/>
+            <w:vAlign w:val="center"/>
+          </w:tcPr>
+          <w:p>
+            <w:pPr>
+              <w:spacing w:before="0" w:after="60" w:line="280" w:lineRule="auto"/>
+            </w:pPr>
+            <w:r>
+              <w:rPr>
+                <w:sz w:val="17"/>
+                <w:szCs w:val="17"/>
+              </w:rPr>
+              <w:t xml:space="preserve">资源/​预算</w:t>
+            </w:r>
+          </w:p>
+        </w:tc>
+        <w:tc>
+          <w:tcPr>
+            <w:tcW w:w="7988" w:type="dxa"/>
+            <w:vAlign w:val="center"/>
+          </w:tcPr>
+          <w:p>
+            <w:pPr>
+              <w:spacing w:before="0" w:after="60" w:line="280" w:lineRule="auto"/>
+            </w:pPr>
+            <w:r>
+              <w:rPr>
+                <w:sz w:val="17"/>
+                <w:szCs w:val="17"/>
+              </w:rPr>
+              <w:t xml:space="preserve">数据 1 人 + 增长 0.​5 人；预算低；贯穿 90 天。</w:t>
             </w:r>
           </w:p>
         </w:tc>
@@ -4787,12 +7659,12 @@
           <w:right w:w="120" w:type="dxa"/>
         </w:tblCellMar>
         <w:tblBorders>
-          <w:top w:val="single" w:sz="4" w:color="D9DEE8"/>
-          <w:left w:val="single" w:sz="4" w:color="D9DEE8"/>
-          <w:bottom w:val="single" w:sz="4" w:color="D9DEE8"/>
-          <w:right w:val="single" w:sz="4" w:color="D9DEE8"/>
-          <w:insideH w:val="single" w:sz="4" w:color="D9DEE8"/>
-          <w:insideV w:val="single" w:sz="4" w:color="D9DEE8"/>
+          <w:top w:val="single" w:sz="4" w:color="E8E5DA"/>
+          <w:left w:val="single" w:sz="4" w:color="E8E5DA"/>
+          <w:bottom w:val="single" w:sz="4" w:color="E8E5DA"/>
+          <w:right w:val="single" w:sz="4" w:color="E8E5DA"/>
+          <w:insideH w:val="single" w:sz="4" w:color="E8E5DA"/>
+          <w:insideV w:val="single" w:sz="4" w:color="E8E5DA"/>
         </w:tblBorders>
       </w:tblPr>
       <w:tblGrid>
@@ -4805,7 +7677,7 @@
         <w:tc>
           <w:tcPr>
             <w:tcW w:w="3250" w:type="dxa"/>
-            <w:shd w:fill="F6F8FB"/>
+            <w:shd w:fill="FAF9F5"/>
             <w:vAlign w:val="center"/>
           </w:tcPr>
           <w:p>
@@ -4825,7 +7697,7 @@
         <w:tc>
           <w:tcPr>
             <w:tcW w:w="1600" w:type="dxa"/>
-            <w:shd w:fill="F6F8FB"/>
+            <w:shd w:fill="FAF9F5"/>
             <w:vAlign w:val="center"/>
           </w:tcPr>
           <w:p>
@@ -4845,7 +7717,7 @@
         <w:tc>
           <w:tcPr>
             <w:tcW w:w="2050" w:type="dxa"/>
-            <w:shd w:fill="F6F8FB"/>
+            <w:shd w:fill="FAF9F5"/>
             <w:vAlign w:val="center"/>
           </w:tcPr>
           <w:p>
@@ -4865,7 +7737,7 @@
         <w:tc>
           <w:tcPr>
             <w:tcW w:w="2738" w:type="dxa"/>
-            <w:shd w:fill="F6F8FB"/>
+            <w:shd w:fill="FAF9F5"/>
             <w:vAlign w:val="center"/>
           </w:tcPr>
           <w:p>
@@ -5057,12 +7929,12 @@
           <w:right w:w="120" w:type="dxa"/>
         </w:tblCellMar>
         <w:tblBorders>
-          <w:top w:val="single" w:sz="4" w:color="D9DEE8"/>
-          <w:left w:val="single" w:sz="4" w:color="D9DEE8"/>
-          <w:bottom w:val="single" w:sz="4" w:color="D9DEE8"/>
-          <w:right w:val="single" w:sz="4" w:color="D9DEE8"/>
-          <w:insideH w:val="single" w:sz="4" w:color="D9DEE8"/>
-          <w:insideV w:val="single" w:sz="4" w:color="D9DEE8"/>
+          <w:top w:val="single" w:sz="4" w:color="E8E5DA"/>
+          <w:left w:val="single" w:sz="4" w:color="E8E5DA"/>
+          <w:bottom w:val="single" w:sz="4" w:color="E8E5DA"/>
+          <w:right w:val="single" w:sz="4" w:color="E8E5DA"/>
+          <w:insideH w:val="single" w:sz="4" w:color="E8E5DA"/>
+          <w:insideV w:val="single" w:sz="4" w:color="E8E5DA"/>
         </w:tblBorders>
       </w:tblPr>
       <w:tblGrid>
@@ -5076,7 +7948,7 @@
         <w:tc>
           <w:tcPr>
             <w:tcW w:w="1200" w:type="dxa"/>
-            <w:shd w:fill="F6F8FB"/>
+            <w:shd w:fill="FAF9F5"/>
             <w:vAlign w:val="center"/>
           </w:tcPr>
           <w:p>
@@ -5096,7 +7968,7 @@
         <w:tc>
           <w:tcPr>
             <w:tcW w:w="1800" w:type="dxa"/>
-            <w:shd w:fill="F6F8FB"/>
+            <w:shd w:fill="FAF9F5"/>
             <w:vAlign w:val="center"/>
           </w:tcPr>
           <w:p>
@@ -5116,7 +7988,7 @@
         <w:tc>
           <w:tcPr>
             <w:tcW w:w="2900" w:type="dxa"/>
-            <w:shd w:fill="F6F8FB"/>
+            <w:shd w:fill="FAF9F5"/>
             <w:vAlign w:val="center"/>
           </w:tcPr>
           <w:p>
@@ -5136,7 +8008,7 @@
         <w:tc>
           <w:tcPr>
             <w:tcW w:w="1800" w:type="dxa"/>
-            <w:shd w:fill="F6F8FB"/>
+            <w:shd w:fill="FAF9F5"/>
             <w:vAlign w:val="center"/>
           </w:tcPr>
           <w:p>
@@ -5156,7 +8028,7 @@
         <w:tc>
           <w:tcPr>
             <w:tcW w:w="1938" w:type="dxa"/>
-            <w:shd w:fill="F6F8FB"/>
+            <w:shd w:fill="FAF9F5"/>
             <w:vAlign w:val="center"/>
           </w:tcPr>
           <w:p>
@@ -5482,12 +8354,12 @@
           <w:right w:w="120" w:type="dxa"/>
         </w:tblCellMar>
         <w:tblBorders>
-          <w:top w:val="single" w:sz="4" w:color="D9DEE8"/>
-          <w:left w:val="single" w:sz="4" w:color="D9DEE8"/>
-          <w:bottom w:val="single" w:sz="4" w:color="D9DEE8"/>
-          <w:right w:val="single" w:sz="4" w:color="D9DEE8"/>
-          <w:insideH w:val="single" w:sz="4" w:color="D9DEE8"/>
-          <w:insideV w:val="single" w:sz="4" w:color="D9DEE8"/>
+          <w:top w:val="single" w:sz="4" w:color="E8E5DA"/>
+          <w:left w:val="single" w:sz="4" w:color="E8E5DA"/>
+          <w:bottom w:val="single" w:sz="4" w:color="E8E5DA"/>
+          <w:right w:val="single" w:sz="4" w:color="E8E5DA"/>
+          <w:insideH w:val="single" w:sz="4" w:color="E8E5DA"/>
+          <w:insideV w:val="single" w:sz="4" w:color="E8E5DA"/>
         </w:tblBorders>
       </w:tblPr>
       <w:tblGrid>
@@ -5498,7 +8370,7 @@
         <w:tc>
           <w:tcPr>
             <w:tcW w:w="1650" w:type="dxa"/>
-            <w:shd w:fill="F6F8FB"/>
+            <w:shd w:fill="FAF9F5"/>
             <w:vAlign w:val="center"/>
           </w:tcPr>
           <w:p>
@@ -5518,7 +8390,7 @@
         <w:tc>
           <w:tcPr>
             <w:tcW w:w="7988" w:type="dxa"/>
-            <w:shd w:fill="F6F8FB"/>
+            <w:shd w:fill="FAF9F5"/>
             <w:vAlign w:val="center"/>
           </w:tcPr>
           <w:p>
@@ -5786,12 +8658,12 @@
           <w:right w:w="120" w:type="dxa"/>
         </w:tblCellMar>
         <w:tblBorders>
-          <w:top w:val="single" w:sz="4" w:color="D9DEE8"/>
-          <w:left w:val="single" w:sz="4" w:color="D9DEE8"/>
-          <w:bottom w:val="single" w:sz="4" w:color="D9DEE8"/>
-          <w:right w:val="single" w:sz="4" w:color="D9DEE8"/>
-          <w:insideH w:val="single" w:sz="4" w:color="D9DEE8"/>
-          <w:insideV w:val="single" w:sz="4" w:color="D9DEE8"/>
+          <w:top w:val="single" w:sz="4" w:color="E8E5DA"/>
+          <w:left w:val="single" w:sz="4" w:color="E8E5DA"/>
+          <w:bottom w:val="single" w:sz="4" w:color="E8E5DA"/>
+          <w:right w:val="single" w:sz="4" w:color="E8E5DA"/>
+          <w:insideH w:val="single" w:sz="4" w:color="E8E5DA"/>
+          <w:insideV w:val="single" w:sz="4" w:color="E8E5DA"/>
         </w:tblBorders>
       </w:tblPr>
       <w:tblGrid>
@@ -5802,7 +8674,7 @@
         <w:tc>
           <w:tcPr>
             <w:tcW w:w="1650" w:type="dxa"/>
-            <w:shd w:fill="F6F8FB"/>
+            <w:shd w:fill="FAF9F5"/>
             <w:vAlign w:val="center"/>
           </w:tcPr>
           <w:p>
@@ -5822,7 +8694,7 @@
         <w:tc>
           <w:tcPr>
             <w:tcW w:w="7988" w:type="dxa"/>
-            <w:shd w:fill="F6F8FB"/>
+            <w:shd w:fill="FAF9F5"/>
             <w:vAlign w:val="center"/>
           </w:tcPr>
           <w:p>
@@ -6090,12 +8962,12 @@
           <w:right w:w="120" w:type="dxa"/>
         </w:tblCellMar>
         <w:tblBorders>
-          <w:top w:val="single" w:sz="4" w:color="D9DEE8"/>
-          <w:left w:val="single" w:sz="4" w:color="D9DEE8"/>
-          <w:bottom w:val="single" w:sz="4" w:color="D9DEE8"/>
-          <w:right w:val="single" w:sz="4" w:color="D9DEE8"/>
-          <w:insideH w:val="single" w:sz="4" w:color="D9DEE8"/>
-          <w:insideV w:val="single" w:sz="4" w:color="D9DEE8"/>
+          <w:top w:val="single" w:sz="4" w:color="E8E5DA"/>
+          <w:left w:val="single" w:sz="4" w:color="E8E5DA"/>
+          <w:bottom w:val="single" w:sz="4" w:color="E8E5DA"/>
+          <w:right w:val="single" w:sz="4" w:color="E8E5DA"/>
+          <w:insideH w:val="single" w:sz="4" w:color="E8E5DA"/>
+          <w:insideV w:val="single" w:sz="4" w:color="E8E5DA"/>
         </w:tblBorders>
       </w:tblPr>
       <w:tblGrid>
@@ -6106,7 +8978,7 @@
         <w:tc>
           <w:tcPr>
             <w:tcW w:w="1650" w:type="dxa"/>
-            <w:shd w:fill="F6F8FB"/>
+            <w:shd w:fill="FAF9F5"/>
             <w:vAlign w:val="center"/>
           </w:tcPr>
           <w:p>
@@ -6126,7 +8998,7 @@
         <w:tc>
           <w:tcPr>
             <w:tcW w:w="7988" w:type="dxa"/>
-            <w:shd w:fill="F6F8FB"/>
+            <w:shd w:fill="FAF9F5"/>
             <w:vAlign w:val="center"/>
           </w:tcPr>
           <w:p>
@@ -6394,12 +9266,12 @@
           <w:right w:w="120" w:type="dxa"/>
         </w:tblCellMar>
         <w:tblBorders>
-          <w:top w:val="single" w:sz="4" w:color="D9DEE8"/>
-          <w:left w:val="single" w:sz="4" w:color="D9DEE8"/>
-          <w:bottom w:val="single" w:sz="4" w:color="D9DEE8"/>
-          <w:right w:val="single" w:sz="4" w:color="D9DEE8"/>
-          <w:insideH w:val="single" w:sz="4" w:color="D9DEE8"/>
-          <w:insideV w:val="single" w:sz="4" w:color="D9DEE8"/>
+          <w:top w:val="single" w:sz="4" w:color="E8E5DA"/>
+          <w:left w:val="single" w:sz="4" w:color="E8E5DA"/>
+          <w:bottom w:val="single" w:sz="4" w:color="E8E5DA"/>
+          <w:right w:val="single" w:sz="4" w:color="E8E5DA"/>
+          <w:insideH w:val="single" w:sz="4" w:color="E8E5DA"/>
+          <w:insideV w:val="single" w:sz="4" w:color="E8E5DA"/>
         </w:tblBorders>
       </w:tblPr>
       <w:tblGrid>
@@ -6410,7 +9282,7 @@
         <w:tc>
           <w:tcPr>
             <w:tcW w:w="1650" w:type="dxa"/>
-            <w:shd w:fill="F6F8FB"/>
+            <w:shd w:fill="FAF9F5"/>
             <w:vAlign w:val="center"/>
           </w:tcPr>
           <w:p>
@@ -6430,7 +9302,7 @@
         <w:tc>
           <w:tcPr>
             <w:tcW w:w="7988" w:type="dxa"/>
-            <w:shd w:fill="F6F8FB"/>
+            <w:shd w:fill="FAF9F5"/>
             <w:vAlign w:val="center"/>
           </w:tcPr>
           <w:p>
@@ -6698,12 +9570,12 @@
           <w:right w:w="120" w:type="dxa"/>
         </w:tblCellMar>
         <w:tblBorders>
-          <w:top w:val="single" w:sz="4" w:color="D9DEE8"/>
-          <w:left w:val="single" w:sz="4" w:color="D9DEE8"/>
-          <w:bottom w:val="single" w:sz="4" w:color="D9DEE8"/>
-          <w:right w:val="single" w:sz="4" w:color="D9DEE8"/>
-          <w:insideH w:val="single" w:sz="4" w:color="D9DEE8"/>
-          <w:insideV w:val="single" w:sz="4" w:color="D9DEE8"/>
+          <w:top w:val="single" w:sz="4" w:color="E8E5DA"/>
+          <w:left w:val="single" w:sz="4" w:color="E8E5DA"/>
+          <w:bottom w:val="single" w:sz="4" w:color="E8E5DA"/>
+          <w:right w:val="single" w:sz="4" w:color="E8E5DA"/>
+          <w:insideH w:val="single" w:sz="4" w:color="E8E5DA"/>
+          <w:insideV w:val="single" w:sz="4" w:color="E8E5DA"/>
         </w:tblBorders>
       </w:tblPr>
       <w:tblGrid>
@@ -6714,7 +9586,7 @@
         <w:tc>
           <w:tcPr>
             <w:tcW w:w="1650" w:type="dxa"/>
-            <w:shd w:fill="F6F8FB"/>
+            <w:shd w:fill="FAF9F5"/>
             <w:vAlign w:val="center"/>
           </w:tcPr>
           <w:p>
@@ -6734,7 +9606,7 @@
         <w:tc>
           <w:tcPr>
             <w:tcW w:w="7988" w:type="dxa"/>
-            <w:shd w:fill="F6F8FB"/>
+            <w:shd w:fill="FAF9F5"/>
             <w:vAlign w:val="center"/>
           </w:tcPr>
           <w:p>
@@ -7002,12 +9874,12 @@
           <w:right w:w="120" w:type="dxa"/>
         </w:tblCellMar>
         <w:tblBorders>
-          <w:top w:val="single" w:sz="4" w:color="D9DEE8"/>
-          <w:left w:val="single" w:sz="4" w:color="D9DEE8"/>
-          <w:bottom w:val="single" w:sz="4" w:color="D9DEE8"/>
-          <w:right w:val="single" w:sz="4" w:color="D9DEE8"/>
-          <w:insideH w:val="single" w:sz="4" w:color="D9DEE8"/>
-          <w:insideV w:val="single" w:sz="4" w:color="D9DEE8"/>
+          <w:top w:val="single" w:sz="4" w:color="E8E5DA"/>
+          <w:left w:val="single" w:sz="4" w:color="E8E5DA"/>
+          <w:bottom w:val="single" w:sz="4" w:color="E8E5DA"/>
+          <w:right w:val="single" w:sz="4" w:color="E8E5DA"/>
+          <w:insideH w:val="single" w:sz="4" w:color="E8E5DA"/>
+          <w:insideV w:val="single" w:sz="4" w:color="E8E5DA"/>
         </w:tblBorders>
       </w:tblPr>
       <w:tblGrid>
@@ -7021,7 +9893,7 @@
         <w:tc>
           <w:tcPr>
             <w:tcW w:w="1300" w:type="dxa"/>
-            <w:shd w:fill="F6F8FB"/>
+            <w:shd w:fill="FAF9F5"/>
             <w:vAlign w:val="center"/>
           </w:tcPr>
           <w:p>
@@ -7041,7 +9913,7 @@
         <w:tc>
           <w:tcPr>
             <w:tcW w:w="1700" w:type="dxa"/>
-            <w:shd w:fill="F6F8FB"/>
+            <w:shd w:fill="FAF9F5"/>
             <w:vAlign w:val="center"/>
           </w:tcPr>
           <w:p>
@@ -7061,7 +9933,7 @@
         <w:tc>
           <w:tcPr>
             <w:tcW w:w="2200" w:type="dxa"/>
-            <w:shd w:fill="F6F8FB"/>
+            <w:shd w:fill="FAF9F5"/>
             <w:vAlign w:val="center"/>
           </w:tcPr>
           <w:p>
@@ -7081,7 +9953,7 @@
         <w:tc>
           <w:tcPr>
             <w:tcW w:w="2100" w:type="dxa"/>
-            <w:shd w:fill="F6F8FB"/>
+            <w:shd w:fill="FAF9F5"/>
             <w:vAlign w:val="center"/>
           </w:tcPr>
           <w:p>
@@ -7101,7 +9973,7 @@
         <w:tc>
           <w:tcPr>
             <w:tcW w:w="2338" w:type="dxa"/>
-            <w:shd w:fill="F6F8FB"/>
+            <w:shd w:fill="FAF9F5"/>
             <w:vAlign w:val="center"/>
           </w:tcPr>
           <w:p>
@@ -8219,6 +11091,604 @@
                 <w:szCs w:val="16"/>
               </w:rPr>
               <w:t xml:space="preserve">每月输出修复清单、指标变化和下一轮优先级，90 天形成预算复盘</w:t>
+            </w:r>
+          </w:p>
+        </w:tc>
+      </w:tr>
+    </w:tbl>
+    <w:p>
+      <w:pPr>
+        <w:pStyle w:val="Heading1"/>
+        <w:keepNext/>
+        <w:spacing w:before="260" w:after="120" w:line="300" w:lineRule="auto"/>
+      </w:pPr>
+      <w:r>
+        <w:t xml:space="preserve">资源预算与优先级</w:t>
+      </w:r>
+    </w:p>
+    <w:tbl>
+      <w:tblPr>
+        <w:tblW w:w="9638" w:type="dxa"/>
+        <w:tblLayout w:type="fixed"/>
+        <w:tblCellMar>
+          <w:top w:w="90" w:type="dxa"/>
+          <w:left w:w="120" w:type="dxa"/>
+          <w:bottom w:w="90" w:type="dxa"/>
+          <w:right w:w="120" w:type="dxa"/>
+        </w:tblCellMar>
+        <w:tblBorders>
+          <w:top w:val="single" w:sz="4" w:color="E8E5DA"/>
+          <w:left w:val="single" w:sz="4" w:color="E8E5DA"/>
+          <w:bottom w:val="single" w:sz="4" w:color="E8E5DA"/>
+          <w:right w:val="single" w:sz="4" w:color="E8E5DA"/>
+          <w:insideH w:val="single" w:sz="4" w:color="E8E5DA"/>
+          <w:insideV w:val="single" w:sz="4" w:color="E8E5DA"/>
+        </w:tblBorders>
+      </w:tblPr>
+      <w:tblGrid>
+        <w:gridCol w:w="2500"/>
+        <w:gridCol w:w="2450"/>
+        <w:gridCol w:w="3350"/>
+        <w:gridCol w:w="1338"/>
+      </w:tblGrid>
+      <w:tr>
+        <w:tc>
+          <w:tcPr>
+            <w:tcW w:w="2500" w:type="dxa"/>
+            <w:shd w:fill="FAF9F5"/>
+            <w:vAlign w:val="center"/>
+          </w:tcPr>
+          <w:p>
+            <w:pPr>
+              <w:spacing w:before="0" w:after="60" w:line="280" w:lineRule="auto"/>
+            </w:pPr>
+            <w:r>
+              <w:rPr>
+                <w:b/>
+                <w:sz w:val="16"/>
+                <w:szCs w:val="16"/>
+              </w:rPr>
+              <w:t xml:space="preserve">资源项与优先级</w:t>
+            </w:r>
+          </w:p>
+        </w:tc>
+        <w:tc>
+          <w:tcPr>
+            <w:tcW w:w="2450" w:type="dxa"/>
+            <w:shd w:fill="FAF9F5"/>
+            <w:vAlign w:val="center"/>
+          </w:tcPr>
+          <w:p>
+            <w:pPr>
+              <w:spacing w:before="0" w:after="60" w:line="280" w:lineRule="auto"/>
+            </w:pPr>
+            <w:r>
+              <w:rPr>
+                <w:b/>
+                <w:sz w:val="16"/>
+                <w:szCs w:val="16"/>
+              </w:rPr>
+              <w:t xml:space="preserve">投入与预算</w:t>
+            </w:r>
+          </w:p>
+        </w:tc>
+        <w:tc>
+          <w:tcPr>
+            <w:tcW w:w="3350" w:type="dxa"/>
+            <w:shd w:fill="FAF9F5"/>
+            <w:vAlign w:val="center"/>
+          </w:tcPr>
+          <w:p>
+            <w:pPr>
+              <w:spacing w:before="0" w:after="60" w:line="280" w:lineRule="auto"/>
+            </w:pPr>
+            <w:r>
+              <w:rPr>
+                <w:b/>
+                <w:sz w:val="16"/>
+                <w:szCs w:val="16"/>
+              </w:rPr>
+              <w:t xml:space="preserve">时间窗口与取舍</w:t>
+            </w:r>
+          </w:p>
+        </w:tc>
+        <w:tc>
+          <w:tcPr>
+            <w:tcW w:w="1338" w:type="dxa"/>
+            <w:shd w:fill="FAF9F5"/>
+            <w:vAlign w:val="center"/>
+          </w:tcPr>
+          <w:p>
+            <w:pPr>
+              <w:spacing w:before="0" w:after="60" w:line="280" w:lineRule="auto"/>
+            </w:pPr>
+            <w:r>
+              <w:rPr>
+                <w:b/>
+                <w:sz w:val="16"/>
+                <w:szCs w:val="16"/>
+              </w:rPr>
+              <w:t xml:space="preserve">责任角色</w:t>
+            </w:r>
+          </w:p>
+        </w:tc>
+      </w:tr>
+      <w:tr>
+        <w:tc>
+          <w:tcPr>
+            <w:tcW w:w="2500" w:type="dxa"/>
+            <w:vAlign w:val="center"/>
+          </w:tcPr>
+          <w:p>
+            <w:pPr>
+              <w:spacing w:before="0" w:after="60" w:line="280" w:lineRule="auto"/>
+            </w:pPr>
+            <w:r>
+              <w:rPr>
+                <w:sz w:val="16"/>
+                <w:szCs w:val="16"/>
+              </w:rPr>
+              <w:t xml:space="preserve">中文事实底座与来源台账</w:t>
+              <w:br/>
+              <w:t xml:space="preserve">优先级：P0</w:t>
+            </w:r>
+          </w:p>
+        </w:tc>
+        <w:tc>
+          <w:tcPr>
+            <w:tcW w:w="2450" w:type="dxa"/>
+            <w:vAlign w:val="center"/>
+          </w:tcPr>
+          <w:p>
+            <w:pPr>
+              <w:spacing w:before="0" w:after="60" w:line="280" w:lineRule="auto"/>
+            </w:pPr>
+            <w:r>
+              <w:rPr>
+                <w:sz w:val="16"/>
+                <w:szCs w:val="16"/>
+              </w:rPr>
+              <w:t xml:space="preserve">产品市场 1 人、内容 1 人、交付 0.​5 人，连续 2 周。</w:t>
+              <w:br/>
+              <w:t xml:space="preserve">预算：低到中，主要为内部人力。</w:t>
+            </w:r>
+          </w:p>
+        </w:tc>
+        <w:tc>
+          <w:tcPr>
+            <w:tcW w:w="3350" w:type="dxa"/>
+            <w:vAlign w:val="center"/>
+          </w:tcPr>
+          <w:p>
+            <w:pPr>
+              <w:spacing w:before="0" w:after="60" w:line="280" w:lineRule="auto"/>
+            </w:pPr>
+            <w:r>
+              <w:rPr>
+                <w:sz w:val="16"/>
+                <w:szCs w:val="16"/>
+              </w:rPr>
+              <w:t xml:space="preserve">0-​30 天</w:t>
+              <w:br/>
+              <w:t xml:space="preserve">取舍：先覆盖高置信事实，暂缓低证据案例和本地支持承诺。</w:t>
+            </w:r>
+          </w:p>
+        </w:tc>
+        <w:tc>
+          <w:tcPr>
+            <w:tcW w:w="1338" w:type="dxa"/>
+            <w:vAlign w:val="center"/>
+          </w:tcPr>
+          <w:p>
+            <w:pPr>
+              <w:spacing w:before="0" w:after="60" w:line="280" w:lineRule="auto"/>
+            </w:pPr>
+            <w:r>
+              <w:rPr>
+                <w:sz w:val="16"/>
+                <w:szCs w:val="16"/>
+              </w:rPr>
+              <w:t xml:space="preserve">产品市场负责人</w:t>
+            </w:r>
+          </w:p>
+        </w:tc>
+      </w:tr>
+      <w:tr>
+        <w:tc>
+          <w:tcPr>
+            <w:tcW w:w="2500" w:type="dxa"/>
+            <w:vAlign w:val="center"/>
+          </w:tcPr>
+          <w:p>
+            <w:pPr>
+              <w:spacing w:before="0" w:after="60" w:line="280" w:lineRule="auto"/>
+            </w:pPr>
+            <w:r>
+              <w:rPr>
+                <w:sz w:val="16"/>
+                <w:szCs w:val="16"/>
+              </w:rPr>
+              <w:t xml:space="preserve">五平台基线采样与复测</w:t>
+              <w:br/>
+              <w:t xml:space="preserve">优先级：P0</w:t>
+            </w:r>
+          </w:p>
+        </w:tc>
+        <w:tc>
+          <w:tcPr>
+            <w:tcW w:w="2450" w:type="dxa"/>
+            <w:vAlign w:val="center"/>
+          </w:tcPr>
+          <w:p>
+            <w:pPr>
+              <w:spacing w:before="0" w:after="60" w:line="280" w:lineRule="auto"/>
+            </w:pPr>
+            <w:r>
+              <w:rPr>
+                <w:sz w:val="16"/>
+                <w:szCs w:val="16"/>
+              </w:rPr>
+              <w:t xml:space="preserve">数据 1 人、增长 0.​5 人，建立采样表和复测流程。</w:t>
+              <w:br/>
+              <w:t xml:space="preserve">预算：低，主要为账号与人工采样成本。</w:t>
+            </w:r>
+          </w:p>
+        </w:tc>
+        <w:tc>
+          <w:tcPr>
+            <w:tcW w:w="3350" w:type="dxa"/>
+            <w:vAlign w:val="center"/>
+          </w:tcPr>
+          <w:p>
+            <w:pPr>
+              <w:spacing w:before="0" w:after="60" w:line="280" w:lineRule="auto"/>
+            </w:pPr>
+            <w:r>
+              <w:rPr>
+                <w:sz w:val="16"/>
+                <w:szCs w:val="16"/>
+              </w:rPr>
+              <w:t xml:space="preserve">0-​30 天启动，60/​90 天复测</w:t>
+              <w:br/>
+              <w:t xml:space="preserve">取舍：先做 50 题高质量基线，再扩展到 80 题。</w:t>
+            </w:r>
+          </w:p>
+        </w:tc>
+        <w:tc>
+          <w:tcPr>
+            <w:tcW w:w="1338" w:type="dxa"/>
+            <w:vAlign w:val="center"/>
+          </w:tcPr>
+          <w:p>
+            <w:pPr>
+              <w:spacing w:before="0" w:after="60" w:line="280" w:lineRule="auto"/>
+            </w:pPr>
+            <w:r>
+              <w:rPr>
+                <w:sz w:val="16"/>
+                <w:szCs w:val="16"/>
+              </w:rPr>
+              <w:t xml:space="preserve">数据负责人</w:t>
+            </w:r>
+          </w:p>
+        </w:tc>
+      </w:tr>
+      <w:tr>
+        <w:tc>
+          <w:tcPr>
+            <w:tcW w:w="2500" w:type="dxa"/>
+            <w:vAlign w:val="center"/>
+          </w:tcPr>
+          <w:p>
+            <w:pPr>
+              <w:spacing w:before="0" w:after="60" w:line="280" w:lineRule="auto"/>
+            </w:pPr>
+            <w:r>
+              <w:rPr>
+                <w:sz w:val="16"/>
+                <w:szCs w:val="16"/>
+              </w:rPr>
+              <w:t xml:space="preserve">页面技术与结构化数据改造</w:t>
+              <w:br/>
+              <w:t xml:space="preserve">优先级：P0</w:t>
+            </w:r>
+          </w:p>
+        </w:tc>
+        <w:tc>
+          <w:tcPr>
+            <w:tcW w:w="2450" w:type="dxa"/>
+            <w:vAlign w:val="center"/>
+          </w:tcPr>
+          <w:p>
+            <w:pPr>
+              <w:spacing w:before="0" w:after="60" w:line="280" w:lineRule="auto"/>
+            </w:pPr>
+            <w:r>
+              <w:rPr>
+                <w:sz w:val="16"/>
+                <w:szCs w:val="16"/>
+              </w:rPr>
+              <w:t xml:space="preserve">前端/​SEO 技术 1 人，内容协作 0.​5 人。</w:t>
+              <w:br/>
+              <w:t xml:space="preserve">预算：中，受开发排期影响。</w:t>
+            </w:r>
+          </w:p>
+        </w:tc>
+        <w:tc>
+          <w:tcPr>
+            <w:tcW w:w="3350" w:type="dxa"/>
+            <w:vAlign w:val="center"/>
+          </w:tcPr>
+          <w:p>
+            <w:pPr>
+              <w:spacing w:before="0" w:after="60" w:line="280" w:lineRule="auto"/>
+            </w:pPr>
+            <w:r>
+              <w:rPr>
+                <w:sz w:val="16"/>
+                <w:szCs w:val="16"/>
+              </w:rPr>
+              <w:t xml:space="preserve">0-​60 天</w:t>
+              <w:br/>
+              <w:t xml:space="preserve">取舍：优先品牌事实页和产品线聚合页，暂缓低流量文章模板。</w:t>
+            </w:r>
+          </w:p>
+        </w:tc>
+        <w:tc>
+          <w:tcPr>
+            <w:tcW w:w="1338" w:type="dxa"/>
+            <w:vAlign w:val="center"/>
+          </w:tcPr>
+          <w:p>
+            <w:pPr>
+              <w:spacing w:before="0" w:after="60" w:line="280" w:lineRule="auto"/>
+            </w:pPr>
+            <w:r>
+              <w:rPr>
+                <w:sz w:val="16"/>
+                <w:szCs w:val="16"/>
+              </w:rPr>
+              <w:t xml:space="preserve">技术负责人</w:t>
+            </w:r>
+          </w:p>
+        </w:tc>
+      </w:tr>
+      <w:tr>
+        <w:tc>
+          <w:tcPr>
+            <w:tcW w:w="2500" w:type="dxa"/>
+            <w:vAlign w:val="center"/>
+          </w:tcPr>
+          <w:p>
+            <w:pPr>
+              <w:spacing w:before="0" w:after="60" w:line="280" w:lineRule="auto"/>
+            </w:pPr>
+            <w:r>
+              <w:rPr>
+                <w:sz w:val="16"/>
+                <w:szCs w:val="16"/>
+              </w:rPr>
+              <w:t xml:space="preserve">内容矩阵与标题体系</w:t>
+              <w:br/>
+              <w:t xml:space="preserve">优先级：P1</w:t>
+            </w:r>
+          </w:p>
+        </w:tc>
+        <w:tc>
+          <w:tcPr>
+            <w:tcW w:w="2450" w:type="dxa"/>
+            <w:vAlign w:val="center"/>
+          </w:tcPr>
+          <w:p>
+            <w:pPr>
+              <w:spacing w:before="0" w:after="60" w:line="280" w:lineRule="auto"/>
+            </w:pPr>
+            <w:r>
+              <w:rPr>
+                <w:sz w:val="16"/>
+                <w:szCs w:val="16"/>
+              </w:rPr>
+              <w:t xml:space="preserve">内容 2 人、编辑 1 人，持续 6-​8 周。</w:t>
+              <w:br/>
+              <w:t xml:space="preserve">预算：中，必要时外包初稿但内部做事实审核。</w:t>
+            </w:r>
+          </w:p>
+        </w:tc>
+        <w:tc>
+          <w:tcPr>
+            <w:tcW w:w="3350" w:type="dxa"/>
+            <w:vAlign w:val="center"/>
+          </w:tcPr>
+          <w:p>
+            <w:pPr>
+              <w:spacing w:before="0" w:after="60" w:line="280" w:lineRule="auto"/>
+            </w:pPr>
+            <w:r>
+              <w:rPr>
+                <w:sz w:val="16"/>
+                <w:szCs w:val="16"/>
+              </w:rPr>
+              <w:t xml:space="preserve">31-​90 天</w:t>
+              <w:br/>
+              <w:t xml:space="preserve">取舍：先覆盖高意向问题，低商业价值科普题放到第二轮。</w:t>
+            </w:r>
+          </w:p>
+        </w:tc>
+        <w:tc>
+          <w:tcPr>
+            <w:tcW w:w="1338" w:type="dxa"/>
+            <w:vAlign w:val="center"/>
+          </w:tcPr>
+          <w:p>
+            <w:pPr>
+              <w:spacing w:before="0" w:after="60" w:line="280" w:lineRule="auto"/>
+            </w:pPr>
+            <w:r>
+              <w:rPr>
+                <w:sz w:val="16"/>
+                <w:szCs w:val="16"/>
+              </w:rPr>
+              <w:t xml:space="preserve">内容负责人</w:t>
+            </w:r>
+          </w:p>
+        </w:tc>
+      </w:tr>
+      <w:tr>
+        <w:tc>
+          <w:tcPr>
+            <w:tcW w:w="2500" w:type="dxa"/>
+            <w:vAlign w:val="center"/>
+          </w:tcPr>
+          <w:p>
+            <w:pPr>
+              <w:spacing w:before="0" w:after="60" w:line="280" w:lineRule="auto"/>
+            </w:pPr>
+            <w:r>
+              <w:rPr>
+                <w:sz w:val="16"/>
+                <w:szCs w:val="16"/>
+              </w:rPr>
+              <w:t xml:space="preserve">外部证据与 PR 选题</w:t>
+              <w:br/>
+              <w:t xml:space="preserve">优先级：P1</w:t>
+            </w:r>
+          </w:p>
+        </w:tc>
+        <w:tc>
+          <w:tcPr>
+            <w:tcW w:w="2450" w:type="dxa"/>
+            <w:vAlign w:val="center"/>
+          </w:tcPr>
+          <w:p>
+            <w:pPr>
+              <w:spacing w:before="0" w:after="60" w:line="280" w:lineRule="auto"/>
+            </w:pPr>
+            <w:r>
+              <w:rPr>
+                <w:sz w:val="16"/>
+                <w:szCs w:val="16"/>
+              </w:rPr>
+              <w:t xml:space="preserve">PR 1 人、市场 0.​5 人、法务按需审核。</w:t>
+              <w:br/>
+              <w:t xml:space="preserve">预算：中到高，取决于媒体和合作伙伴资源。</w:t>
+            </w:r>
+          </w:p>
+        </w:tc>
+        <w:tc>
+          <w:tcPr>
+            <w:tcW w:w="3350" w:type="dxa"/>
+            <w:vAlign w:val="center"/>
+          </w:tcPr>
+          <w:p>
+            <w:pPr>
+              <w:spacing w:before="0" w:after="60" w:line="280" w:lineRule="auto"/>
+            </w:pPr>
+            <w:r>
+              <w:rPr>
+                <w:sz w:val="16"/>
+                <w:szCs w:val="16"/>
+              </w:rPr>
+              <w:t xml:space="preserve">31-​90 天</w:t>
+              <w:br/>
+              <w:t xml:space="preserve">取舍：优先可信证据和合作伙伴摘要，不做无法验证的宣传稿。</w:t>
+            </w:r>
+          </w:p>
+        </w:tc>
+        <w:tc>
+          <w:tcPr>
+            <w:tcW w:w="1338" w:type="dxa"/>
+            <w:vAlign w:val="center"/>
+          </w:tcPr>
+          <w:p>
+            <w:pPr>
+              <w:spacing w:before="0" w:after="60" w:line="280" w:lineRule="auto"/>
+            </w:pPr>
+            <w:r>
+              <w:rPr>
+                <w:sz w:val="16"/>
+                <w:szCs w:val="16"/>
+              </w:rPr>
+              <w:t xml:space="preserve">PR 负责人</w:t>
+            </w:r>
+          </w:p>
+        </w:tc>
+      </w:tr>
+      <w:tr>
+        <w:tc>
+          <w:tcPr>
+            <w:tcW w:w="2500" w:type="dxa"/>
+            <w:vAlign w:val="center"/>
+          </w:tcPr>
+          <w:p>
+            <w:pPr>
+              <w:spacing w:before="0" w:after="60" w:line="280" w:lineRule="auto"/>
+            </w:pPr>
+            <w:r>
+              <w:rPr>
+                <w:sz w:val="16"/>
+                <w:szCs w:val="16"/>
+              </w:rPr>
+              <w:t xml:space="preserve">治理与合规审核</w:t>
+              <w:br/>
+              <w:t xml:space="preserve">优先级：P0</w:t>
+            </w:r>
+          </w:p>
+        </w:tc>
+        <w:tc>
+          <w:tcPr>
+            <w:tcW w:w="2450" w:type="dxa"/>
+            <w:vAlign w:val="center"/>
+          </w:tcPr>
+          <w:p>
+            <w:pPr>
+              <w:spacing w:before="0" w:after="60" w:line="280" w:lineRule="auto"/>
+            </w:pPr>
+            <w:r>
+              <w:rPr>
+                <w:sz w:val="16"/>
+                <w:szCs w:val="16"/>
+              </w:rPr>
+              <w:t xml:space="preserve">交付、法务、产品市场每周固定 30-​60 分钟。</w:t>
+              <w:br/>
+              <w:t xml:space="preserve">预算：低，主要为管理投入。</w:t>
+            </w:r>
+          </w:p>
+        </w:tc>
+        <w:tc>
+          <w:tcPr>
+            <w:tcW w:w="3350" w:type="dxa"/>
+            <w:vAlign w:val="center"/>
+          </w:tcPr>
+          <w:p>
+            <w:pPr>
+              <w:spacing w:before="0" w:after="60" w:line="280" w:lineRule="auto"/>
+            </w:pPr>
+            <w:r>
+              <w:rPr>
+                <w:sz w:val="16"/>
+                <w:szCs w:val="16"/>
+              </w:rPr>
+              <w:t xml:space="preserve">全周期</w:t>
+              <w:br/>
+              <w:t xml:space="preserve">取舍：任何高风险表述先进入待确认，不牺牲准确性换产量。</w:t>
+            </w:r>
+          </w:p>
+        </w:tc>
+        <w:tc>
+          <w:tcPr>
+            <w:tcW w:w="1338" w:type="dxa"/>
+            <w:vAlign w:val="center"/>
+          </w:tcPr>
+          <w:p>
+            <w:pPr>
+              <w:spacing w:before="0" w:after="60" w:line="280" w:lineRule="auto"/>
+            </w:pPr>
+            <w:r>
+              <w:rPr>
+                <w:sz w:val="16"/>
+                <w:szCs w:val="16"/>
+              </w:rPr>
+              <w:t xml:space="preserve">客户交付负责人</w:t>
             </w:r>
           </w:p>
         </w:tc>
@@ -8245,12 +11715,12 @@
           <w:right w:w="120" w:type="dxa"/>
         </w:tblCellMar>
         <w:tblBorders>
-          <w:top w:val="single" w:sz="4" w:color="D9DEE8"/>
-          <w:left w:val="single" w:sz="4" w:color="D9DEE8"/>
-          <w:bottom w:val="single" w:sz="4" w:color="D9DEE8"/>
-          <w:right w:val="single" w:sz="4" w:color="D9DEE8"/>
-          <w:insideH w:val="single" w:sz="4" w:color="D9DEE8"/>
-          <w:insideV w:val="single" w:sz="4" w:color="D9DEE8"/>
+          <w:top w:val="single" w:sz="4" w:color="E8E5DA"/>
+          <w:left w:val="single" w:sz="4" w:color="E8E5DA"/>
+          <w:bottom w:val="single" w:sz="4" w:color="E8E5DA"/>
+          <w:right w:val="single" w:sz="4" w:color="E8E5DA"/>
+          <w:insideH w:val="single" w:sz="4" w:color="E8E5DA"/>
+          <w:insideV w:val="single" w:sz="4" w:color="E8E5DA"/>
         </w:tblBorders>
       </w:tblPr>
       <w:tblGrid>
@@ -8263,7 +11733,7 @@
         <w:tc>
           <w:tcPr>
             <w:tcW w:w="1450" w:type="dxa"/>
-            <w:shd w:fill="F6F8FB"/>
+            <w:shd w:fill="FAF9F5"/>
             <w:vAlign w:val="center"/>
           </w:tcPr>
           <w:p>
@@ -8283,7 +11753,7 @@
         <w:tc>
           <w:tcPr>
             <w:tcW w:w="4200" w:type="dxa"/>
-            <w:shd w:fill="F6F8FB"/>
+            <w:shd w:fill="FAF9F5"/>
             <w:vAlign w:val="center"/>
           </w:tcPr>
           <w:p>
@@ -8303,7 +11773,7 @@
         <w:tc>
           <w:tcPr>
             <w:tcW w:w="1450" w:type="dxa"/>
-            <w:shd w:fill="F6F8FB"/>
+            <w:shd w:fill="FAF9F5"/>
             <w:vAlign w:val="center"/>
           </w:tcPr>
           <w:p>
@@ -8323,7 +11793,7 @@
         <w:tc>
           <w:tcPr>
             <w:tcW w:w="2538" w:type="dxa"/>
-            <w:shd w:fill="F6F8FB"/>
+            <w:shd w:fill="FAF9F5"/>
             <w:vAlign w:val="center"/>
           </w:tcPr>
           <w:p>
@@ -8565,6 +12035,436 @@
                 <w:szCs w:val="16"/>
               </w:rPr>
               <w:t xml:space="preserve">形成 AI 影响线索的观察口径，不把相关性直接等同于确定归因。</w:t>
+            </w:r>
+          </w:p>
+        </w:tc>
+      </w:tr>
+    </w:tbl>
+    <w:p>
+      <w:pPr>
+        <w:pStyle w:val="Heading1"/>
+        <w:keepNext/>
+        <w:spacing w:before="260" w:after="120" w:line="300" w:lineRule="auto"/>
+      </w:pPr>
+      <w:r>
+        <w:t xml:space="preserve">治理节奏与决策机制</w:t>
+      </w:r>
+    </w:p>
+    <w:tbl>
+      <w:tblPr>
+        <w:tblW w:w="9638" w:type="dxa"/>
+        <w:tblLayout w:type="fixed"/>
+        <w:tblCellMar>
+          <w:top w:w="90" w:type="dxa"/>
+          <w:left w:w="120" w:type="dxa"/>
+          <w:bottom w:w="90" w:type="dxa"/>
+          <w:right w:w="120" w:type="dxa"/>
+        </w:tblCellMar>
+        <w:tblBorders>
+          <w:top w:val="single" w:sz="4" w:color="E8E5DA"/>
+          <w:left w:val="single" w:sz="4" w:color="E8E5DA"/>
+          <w:bottom w:val="single" w:sz="4" w:color="E8E5DA"/>
+          <w:right w:val="single" w:sz="4" w:color="E8E5DA"/>
+          <w:insideH w:val="single" w:sz="4" w:color="E8E5DA"/>
+          <w:insideV w:val="single" w:sz="4" w:color="E8E5DA"/>
+        </w:tblBorders>
+      </w:tblPr>
+      <w:tblGrid>
+        <w:gridCol w:w="1650"/>
+        <w:gridCol w:w="2350"/>
+        <w:gridCol w:w="3350"/>
+        <w:gridCol w:w="2288"/>
+      </w:tblGrid>
+      <w:tr>
+        <w:tc>
+          <w:tcPr>
+            <w:tcW w:w="1650" w:type="dxa"/>
+            <w:shd w:fill="FAF9F5"/>
+            <w:vAlign w:val="center"/>
+          </w:tcPr>
+          <w:p>
+            <w:pPr>
+              <w:spacing w:before="0" w:after="60" w:line="280" w:lineRule="auto"/>
+            </w:pPr>
+            <w:r>
+              <w:rPr>
+                <w:b/>
+                <w:sz w:val="16"/>
+                <w:szCs w:val="16"/>
+              </w:rPr>
+              <w:t xml:space="preserve">治理节奏</w:t>
+            </w:r>
+          </w:p>
+        </w:tc>
+        <w:tc>
+          <w:tcPr>
+            <w:tcW w:w="2350" w:type="dxa"/>
+            <w:shd w:fill="FAF9F5"/>
+            <w:vAlign w:val="center"/>
+          </w:tcPr>
+          <w:p>
+            <w:pPr>
+              <w:spacing w:before="0" w:after="60" w:line="280" w:lineRule="auto"/>
+            </w:pPr>
+            <w:r>
+              <w:rPr>
+                <w:b/>
+                <w:sz w:val="16"/>
+                <w:szCs w:val="16"/>
+              </w:rPr>
+              <w:t xml:space="preserve">参与角色</w:t>
+            </w:r>
+          </w:p>
+        </w:tc>
+        <w:tc>
+          <w:tcPr>
+            <w:tcW w:w="3350" w:type="dxa"/>
+            <w:shd w:fill="FAF9F5"/>
+            <w:vAlign w:val="center"/>
+          </w:tcPr>
+          <w:p>
+            <w:pPr>
+              <w:spacing w:before="0" w:after="60" w:line="280" w:lineRule="auto"/>
+            </w:pPr>
+            <w:r>
+              <w:rPr>
+                <w:b/>
+                <w:sz w:val="16"/>
+                <w:szCs w:val="16"/>
+              </w:rPr>
+              <w:t xml:space="preserve">决策与输入</w:t>
+            </w:r>
+          </w:p>
+        </w:tc>
+        <w:tc>
+          <w:tcPr>
+            <w:tcW w:w="2288" w:type="dxa"/>
+            <w:shd w:fill="FAF9F5"/>
+            <w:vAlign w:val="center"/>
+          </w:tcPr>
+          <w:p>
+            <w:pPr>
+              <w:spacing w:before="0" w:after="60" w:line="280" w:lineRule="auto"/>
+            </w:pPr>
+            <w:r>
+              <w:rPr>
+                <w:b/>
+                <w:sz w:val="16"/>
+                <w:szCs w:val="16"/>
+              </w:rPr>
+              <w:t xml:space="preserve">输出与升级</w:t>
+            </w:r>
+          </w:p>
+        </w:tc>
+      </w:tr>
+      <w:tr>
+        <w:tc>
+          <w:tcPr>
+            <w:tcW w:w="1650" w:type="dxa"/>
+            <w:vAlign w:val="center"/>
+          </w:tcPr>
+          <w:p>
+            <w:pPr>
+              <w:spacing w:before="0" w:after="60" w:line="280" w:lineRule="auto"/>
+            </w:pPr>
+            <w:r>
+              <w:rPr>
+                <w:sz w:val="16"/>
+                <w:szCs w:val="16"/>
+              </w:rPr>
+              <w:t xml:space="preserve">每周项目例会</w:t>
+            </w:r>
+          </w:p>
+        </w:tc>
+        <w:tc>
+          <w:tcPr>
+            <w:tcW w:w="2350" w:type="dxa"/>
+            <w:vAlign w:val="center"/>
+          </w:tcPr>
+          <w:p>
+            <w:pPr>
+              <w:spacing w:before="0" w:after="60" w:line="280" w:lineRule="auto"/>
+            </w:pPr>
+            <w:r>
+              <w:rPr>
+                <w:sz w:val="16"/>
+                <w:szCs w:val="16"/>
+              </w:rPr>
+              <w:t xml:space="preserve">增长负责人、内容负责人、技术负责人、客户交付负责人</w:t>
+            </w:r>
+          </w:p>
+        </w:tc>
+        <w:tc>
+          <w:tcPr>
+            <w:tcW w:w="3350" w:type="dxa"/>
+            <w:vAlign w:val="center"/>
+          </w:tcPr>
+          <w:p>
+            <w:pPr>
+              <w:spacing w:before="0" w:after="60" w:line="280" w:lineRule="auto"/>
+            </w:pPr>
+            <w:r>
+              <w:rPr>
+                <w:sz w:val="16"/>
+                <w:szCs w:val="16"/>
+              </w:rPr>
+              <w:t xml:space="preserve">确认本周上线资产、阻塞项和 P0 修复顺序。</w:t>
+              <w:br/>
+              <w:t xml:space="preserve">输入：项目包进度、页面上线记录、内容审核状态、开发排期。</w:t>
+            </w:r>
+          </w:p>
+        </w:tc>
+        <w:tc>
+          <w:tcPr>
+            <w:tcW w:w="2288" w:type="dxa"/>
+            <w:vAlign w:val="center"/>
+          </w:tcPr>
+          <w:p>
+            <w:pPr>
+              <w:spacing w:before="0" w:after="60" w:line="280" w:lineRule="auto"/>
+            </w:pPr>
+            <w:r>
+              <w:rPr>
+                <w:sz w:val="16"/>
+                <w:szCs w:val="16"/>
+              </w:rPr>
+              <w:t xml:space="preserve">本周行动清单、延期原因、责任人和截止时间。</w:t>
+              <w:br/>
+              <w:t xml:space="preserve">升级：P0 页面或事实卡延期超过 5 个工作日。</w:t>
+            </w:r>
+          </w:p>
+        </w:tc>
+      </w:tr>
+      <w:tr>
+        <w:tc>
+          <w:tcPr>
+            <w:tcW w:w="1650" w:type="dxa"/>
+            <w:vAlign w:val="center"/>
+          </w:tcPr>
+          <w:p>
+            <w:pPr>
+              <w:spacing w:before="0" w:after="60" w:line="280" w:lineRule="auto"/>
+            </w:pPr>
+            <w:r>
+              <w:rPr>
+                <w:sz w:val="16"/>
+                <w:szCs w:val="16"/>
+              </w:rPr>
+              <w:t xml:space="preserve">双周五平台采样复盘</w:t>
+            </w:r>
+          </w:p>
+        </w:tc>
+        <w:tc>
+          <w:tcPr>
+            <w:tcW w:w="2350" w:type="dxa"/>
+            <w:vAlign w:val="center"/>
+          </w:tcPr>
+          <w:p>
+            <w:pPr>
+              <w:spacing w:before="0" w:after="60" w:line="280" w:lineRule="auto"/>
+            </w:pPr>
+            <w:r>
+              <w:rPr>
+                <w:sz w:val="16"/>
+                <w:szCs w:val="16"/>
+              </w:rPr>
+              <w:t xml:space="preserve">数据负责人、增长负责人、内容负责人、交付负责人</w:t>
+            </w:r>
+          </w:p>
+        </w:tc>
+        <w:tc>
+          <w:tcPr>
+            <w:tcW w:w="3350" w:type="dxa"/>
+            <w:vAlign w:val="center"/>
+          </w:tcPr>
+          <w:p>
+            <w:pPr>
+              <w:spacing w:before="0" w:after="60" w:line="280" w:lineRule="auto"/>
+            </w:pPr>
+            <w:r>
+              <w:rPr>
+                <w:sz w:val="16"/>
+                <w:szCs w:val="16"/>
+              </w:rPr>
+              <w:t xml:space="preserve">判断答案变化来自页面、内容、证据、平台波动还是采样口径。</w:t>
+              <w:br/>
+              <w:t xml:space="preserve">输入：DeepSeek、豆包、千问、Kimi、元宝同题采样表和基线对比。</w:t>
+            </w:r>
+          </w:p>
+        </w:tc>
+        <w:tc>
+          <w:tcPr>
+            <w:tcW w:w="2288" w:type="dxa"/>
+            <w:vAlign w:val="center"/>
+          </w:tcPr>
+          <w:p>
+            <w:pPr>
+              <w:spacing w:before="0" w:after="60" w:line="280" w:lineRule="auto"/>
+            </w:pPr>
+            <w:r>
+              <w:rPr>
+                <w:sz w:val="16"/>
+                <w:szCs w:val="16"/>
+              </w:rPr>
+              <w:t xml:space="preserve">错误归因表、修复 Backlog、下一轮采样问题。</w:t>
+              <w:br/>
+              <w:t xml:space="preserve">升级：事实错误率连续两轮高于 15% 或高意向问题品牌消失。</w:t>
+            </w:r>
+          </w:p>
+        </w:tc>
+      </w:tr>
+      <w:tr>
+        <w:tc>
+          <w:tcPr>
+            <w:tcW w:w="1650" w:type="dxa"/>
+            <w:vAlign w:val="center"/>
+          </w:tcPr>
+          <w:p>
+            <w:pPr>
+              <w:spacing w:before="0" w:after="60" w:line="280" w:lineRule="auto"/>
+            </w:pPr>
+            <w:r>
+              <w:rPr>
+                <w:sz w:val="16"/>
+                <w:szCs w:val="16"/>
+              </w:rPr>
+              <w:t xml:space="preserve">月度 Steering Review</w:t>
+            </w:r>
+          </w:p>
+        </w:tc>
+        <w:tc>
+          <w:tcPr>
+            <w:tcW w:w="2350" w:type="dxa"/>
+            <w:vAlign w:val="center"/>
+          </w:tcPr>
+          <w:p>
+            <w:pPr>
+              <w:spacing w:before="0" w:after="60" w:line="280" w:lineRule="auto"/>
+            </w:pPr>
+            <w:r>
+              <w:rPr>
+                <w:sz w:val="16"/>
+                <w:szCs w:val="16"/>
+              </w:rPr>
+              <w:t xml:space="preserve">CEO/​市场负责人、增长、产品市场、技术、客户交付</w:t>
+            </w:r>
+          </w:p>
+        </w:tc>
+        <w:tc>
+          <w:tcPr>
+            <w:tcW w:w="3350" w:type="dxa"/>
+            <w:vAlign w:val="center"/>
+          </w:tcPr>
+          <w:p>
+            <w:pPr>
+              <w:spacing w:before="0" w:after="60" w:line="280" w:lineRule="auto"/>
+            </w:pPr>
+            <w:r>
+              <w:rPr>
+                <w:sz w:val="16"/>
+                <w:szCs w:val="16"/>
+              </w:rPr>
+              <w:t xml:space="preserve">确认预算、人力、范围取舍和下一月优先级。</w:t>
+              <w:br/>
+              <w:t xml:space="preserve">输入：北极星指标趋势、内容产能、技术排期、线索贡献和风险清单。</w:t>
+            </w:r>
+          </w:p>
+        </w:tc>
+        <w:tc>
+          <w:tcPr>
+            <w:tcW w:w="2288" w:type="dxa"/>
+            <w:vAlign w:val="center"/>
+          </w:tcPr>
+          <w:p>
+            <w:pPr>
+              <w:spacing w:before="0" w:after="60" w:line="280" w:lineRule="auto"/>
+            </w:pPr>
+            <w:r>
+              <w:rPr>
+                <w:sz w:val="16"/>
+                <w:szCs w:val="16"/>
+              </w:rPr>
+              <w:t xml:space="preserve">预算建议、范围调整、P0/​P1/​P2 优先级更新。</w:t>
+              <w:br/>
+              <w:t xml:space="preserve">升级：预算超出预估 20% 或核心指标两轮无改善。</w:t>
+            </w:r>
+          </w:p>
+        </w:tc>
+      </w:tr>
+      <w:tr>
+        <w:tc>
+          <w:tcPr>
+            <w:tcW w:w="1650" w:type="dxa"/>
+            <w:vAlign w:val="center"/>
+          </w:tcPr>
+          <w:p>
+            <w:pPr>
+              <w:spacing w:before="0" w:after="60" w:line="280" w:lineRule="auto"/>
+            </w:pPr>
+            <w:r>
+              <w:rPr>
+                <w:sz w:val="16"/>
+                <w:szCs w:val="16"/>
+              </w:rPr>
+              <w:t xml:space="preserve">合规触发审核</w:t>
+            </w:r>
+          </w:p>
+        </w:tc>
+        <w:tc>
+          <w:tcPr>
+            <w:tcW w:w="2350" w:type="dxa"/>
+            <w:vAlign w:val="center"/>
+          </w:tcPr>
+          <w:p>
+            <w:pPr>
+              <w:spacing w:before="0" w:after="60" w:line="280" w:lineRule="auto"/>
+            </w:pPr>
+            <w:r>
+              <w:rPr>
+                <w:sz w:val="16"/>
+                <w:szCs w:val="16"/>
+              </w:rPr>
+              <w:t xml:space="preserve">法务/​合规负责人、产品市场、内容负责人、交付负责人</w:t>
+            </w:r>
+          </w:p>
+        </w:tc>
+        <w:tc>
+          <w:tcPr>
+            <w:tcW w:w="3350" w:type="dxa"/>
+            <w:vAlign w:val="center"/>
+          </w:tcPr>
+          <w:p>
+            <w:pPr>
+              <w:spacing w:before="0" w:after="60" w:line="280" w:lineRule="auto"/>
+            </w:pPr>
+            <w:r>
+              <w:rPr>
+                <w:sz w:val="16"/>
+                <w:szCs w:val="16"/>
+              </w:rPr>
+              <w:t xml:space="preserve">审核本地支持、客户案例、效果数据和竞品对比表述。</w:t>
+              <w:br/>
+              <w:t xml:space="preserve">输入：待发布页面、来源台账、禁用表述清单、客户授权材料。</w:t>
+            </w:r>
+          </w:p>
+        </w:tc>
+        <w:tc>
+          <w:tcPr>
+            <w:tcW w:w="2288" w:type="dxa"/>
+            <w:vAlign w:val="center"/>
+          </w:tcPr>
+          <w:p>
+            <w:pPr>
+              <w:spacing w:before="0" w:after="60" w:line="280" w:lineRule="auto"/>
+            </w:pPr>
+            <w:r>
+              <w:rPr>
+                <w:sz w:val="16"/>
+                <w:szCs w:val="16"/>
+              </w:rPr>
+              <w:t xml:space="preserve">批准、修改、禁用或待补证状态。</w:t>
+              <w:br/>
+              <w:t xml:space="preserve">升级：出现医疗、金融、法律、教育、母婴等敏感行业客户场景，或使用未授权案例。</w:t>
             </w:r>
           </w:p>
         </w:tc>
@@ -8591,12 +12491,12 @@
           <w:right w:w="120" w:type="dxa"/>
         </w:tblCellMar>
         <w:tblBorders>
-          <w:top w:val="single" w:sz="4" w:color="D9DEE8"/>
-          <w:left w:val="single" w:sz="4" w:color="D9DEE8"/>
-          <w:bottom w:val="single" w:sz="4" w:color="D9DEE8"/>
-          <w:right w:val="single" w:sz="4" w:color="D9DEE8"/>
-          <w:insideH w:val="single" w:sz="4" w:color="D9DEE8"/>
-          <w:insideV w:val="single" w:sz="4" w:color="D9DEE8"/>
+          <w:top w:val="single" w:sz="4" w:color="E8E5DA"/>
+          <w:left w:val="single" w:sz="4" w:color="E8E5DA"/>
+          <w:bottom w:val="single" w:sz="4" w:color="E8E5DA"/>
+          <w:right w:val="single" w:sz="4" w:color="E8E5DA"/>
+          <w:insideH w:val="single" w:sz="4" w:color="E8E5DA"/>
+          <w:insideV w:val="single" w:sz="4" w:color="E8E5DA"/>
         </w:tblBorders>
       </w:tblPr>
       <w:tblGrid>
@@ -8609,7 +12509,7 @@
         <w:tc>
           <w:tcPr>
             <w:tcW w:w="2500" w:type="dxa"/>
-            <w:shd w:fill="F6F8FB"/>
+            <w:shd w:fill="FAF9F5"/>
             <w:vAlign w:val="center"/>
           </w:tcPr>
           <w:p>
@@ -8629,7 +12529,7 @@
         <w:tc>
           <w:tcPr>
             <w:tcW w:w="3700" w:type="dxa"/>
-            <w:shd w:fill="F6F8FB"/>
+            <w:shd w:fill="FAF9F5"/>
             <w:vAlign w:val="center"/>
           </w:tcPr>
           <w:p>
@@ -8649,7 +12549,7 @@
         <w:tc>
           <w:tcPr>
             <w:tcW w:w="1350" w:type="dxa"/>
-            <w:shd w:fill="F6F8FB"/>
+            <w:shd w:fill="FAF9F5"/>
             <w:vAlign w:val="center"/>
           </w:tcPr>
           <w:p>
@@ -8669,7 +12569,7 @@
         <w:tc>
           <w:tcPr>
             <w:tcW w:w="2088" w:type="dxa"/>
-            <w:shd w:fill="F6F8FB"/>
+            <w:shd w:fill="FAF9F5"/>
             <w:vAlign w:val="center"/>
           </w:tcPr>
           <w:p>
@@ -9175,12 +13075,12 @@
           <w:right w:w="120" w:type="dxa"/>
         </w:tblCellMar>
         <w:tblBorders>
-          <w:top w:val="single" w:sz="4" w:color="D9DEE8"/>
-          <w:left w:val="single" w:sz="4" w:color="D9DEE8"/>
-          <w:bottom w:val="single" w:sz="4" w:color="D9DEE8"/>
-          <w:right w:val="single" w:sz="4" w:color="D9DEE8"/>
-          <w:insideH w:val="single" w:sz="4" w:color="D9DEE8"/>
-          <w:insideV w:val="single" w:sz="4" w:color="D9DEE8"/>
+          <w:top w:val="single" w:sz="4" w:color="E8E5DA"/>
+          <w:left w:val="single" w:sz="4" w:color="E8E5DA"/>
+          <w:bottom w:val="single" w:sz="4" w:color="E8E5DA"/>
+          <w:right w:val="single" w:sz="4" w:color="E8E5DA"/>
+          <w:insideH w:val="single" w:sz="4" w:color="E8E5DA"/>
+          <w:insideV w:val="single" w:sz="4" w:color="E8E5DA"/>
         </w:tblBorders>
       </w:tblPr>
       <w:tblGrid>
@@ -9191,7 +13091,7 @@
         <w:tc>
           <w:tcPr>
             <w:tcW w:w="1650" w:type="dxa"/>
-            <w:shd w:fill="F6F8FB"/>
+            <w:shd w:fill="FAF9F5"/>
             <w:vAlign w:val="center"/>
           </w:tcPr>
           <w:p>
@@ -9211,7 +13111,7 @@
         <w:tc>
           <w:tcPr>
             <w:tcW w:w="7988" w:type="dxa"/>
-            <w:shd w:fill="F6F8FB"/>
+            <w:shd w:fill="FAF9F5"/>
             <w:vAlign w:val="center"/>
           </w:tcPr>
           <w:p>
@@ -9301,6 +13201,158 @@
                 <w:szCs w:val="17"/>
               </w:rPr>
               <w:t xml:space="preserve">HubSpot Products /​ Customer Platform</w:t>
+            </w:r>
+          </w:p>
+        </w:tc>
+      </w:tr>
+      <w:tr>
+        <w:tc>
+          <w:tcPr>
+            <w:tcW w:w="1650" w:type="dxa"/>
+            <w:vAlign w:val="center"/>
+          </w:tcPr>
+          <w:p>
+            <w:pPr>
+              <w:spacing w:before="0" w:after="60" w:line="280" w:lineRule="auto"/>
+            </w:pPr>
+            <w:r>
+              <w:rPr>
+                <w:sz w:val="17"/>
+                <w:szCs w:val="17"/>
+              </w:rPr>
+              <w:t xml:space="preserve">来源类型</w:t>
+            </w:r>
+          </w:p>
+        </w:tc>
+        <w:tc>
+          <w:tcPr>
+            <w:tcW w:w="7988" w:type="dxa"/>
+            <w:vAlign w:val="center"/>
+          </w:tcPr>
+          <w:p>
+            <w:pPr>
+              <w:spacing w:before="0" w:after="60" w:line="280" w:lineRule="auto"/>
+            </w:pPr>
+            <w:r>
+              <w:rPr>
+                <w:sz w:val="17"/>
+                <w:szCs w:val="17"/>
+              </w:rPr>
+              <w:t xml:space="preserve">官方公开网页</w:t>
+            </w:r>
+          </w:p>
+        </w:tc>
+      </w:tr>
+      <w:tr>
+        <w:tc>
+          <w:tcPr>
+            <w:tcW w:w="1650" w:type="dxa"/>
+            <w:vAlign w:val="center"/>
+          </w:tcPr>
+          <w:p>
+            <w:pPr>
+              <w:spacing w:before="0" w:after="60" w:line="280" w:lineRule="auto"/>
+            </w:pPr>
+            <w:r>
+              <w:rPr>
+                <w:sz w:val="17"/>
+                <w:szCs w:val="17"/>
+              </w:rPr>
+              <w:t xml:space="preserve">证据等级</w:t>
+            </w:r>
+          </w:p>
+        </w:tc>
+        <w:tc>
+          <w:tcPr>
+            <w:tcW w:w="7988" w:type="dxa"/>
+            <w:vAlign w:val="center"/>
+          </w:tcPr>
+          <w:p>
+            <w:pPr>
+              <w:spacing w:before="0" w:after="60" w:line="280" w:lineRule="auto"/>
+            </w:pPr>
+            <w:r>
+              <w:rPr>
+                <w:sz w:val="17"/>
+                <w:szCs w:val="17"/>
+              </w:rPr>
+              <w:t xml:space="preserve">A 官方已证实</w:t>
+            </w:r>
+          </w:p>
+        </w:tc>
+      </w:tr>
+      <w:tr>
+        <w:tc>
+          <w:tcPr>
+            <w:tcW w:w="1650" w:type="dxa"/>
+            <w:vAlign w:val="center"/>
+          </w:tcPr>
+          <w:p>
+            <w:pPr>
+              <w:spacing w:before="0" w:after="60" w:line="280" w:lineRule="auto"/>
+            </w:pPr>
+            <w:r>
+              <w:rPr>
+                <w:sz w:val="17"/>
+                <w:szCs w:val="17"/>
+              </w:rPr>
+              <w:t xml:space="preserve">核验日期</w:t>
+            </w:r>
+          </w:p>
+        </w:tc>
+        <w:tc>
+          <w:tcPr>
+            <w:tcW w:w="7988" w:type="dxa"/>
+            <w:vAlign w:val="center"/>
+          </w:tcPr>
+          <w:p>
+            <w:pPr>
+              <w:spacing w:before="0" w:after="60" w:line="280" w:lineRule="auto"/>
+            </w:pPr>
+            <w:r>
+              <w:rPr>
+                <w:sz w:val="17"/>
+                <w:szCs w:val="17"/>
+              </w:rPr>
+              <w:t xml:space="preserve">2026-​05-​21</w:t>
+            </w:r>
+          </w:p>
+        </w:tc>
+      </w:tr>
+      <w:tr>
+        <w:tc>
+          <w:tcPr>
+            <w:tcW w:w="1650" w:type="dxa"/>
+            <w:vAlign w:val="center"/>
+          </w:tcPr>
+          <w:p>
+            <w:pPr>
+              <w:spacing w:before="0" w:after="60" w:line="280" w:lineRule="auto"/>
+            </w:pPr>
+            <w:r>
+              <w:rPr>
+                <w:sz w:val="17"/>
+                <w:szCs w:val="17"/>
+              </w:rPr>
+              <w:t xml:space="preserve">新鲜度</w:t>
+            </w:r>
+          </w:p>
+        </w:tc>
+        <w:tc>
+          <w:tcPr>
+            <w:tcW w:w="7988" w:type="dxa"/>
+            <w:vAlign w:val="center"/>
+          </w:tcPr>
+          <w:p>
+            <w:pPr>
+              <w:spacing w:before="0" w:after="60" w:line="280" w:lineRule="auto"/>
+            </w:pPr>
+            <w:r>
+              <w:rPr>
+                <w:sz w:val="17"/>
+                <w:szCs w:val="17"/>
+              </w:rPr>
+              <w:t xml:space="preserve">30 天复核；产品/​AI 口径变更需提前复核</w:t>
             </w:r>
           </w:p>
         </w:tc>
@@ -9365,12 +13417,12 @@
           <w:right w:w="120" w:type="dxa"/>
         </w:tblCellMar>
         <w:tblBorders>
-          <w:top w:val="single" w:sz="4" w:color="D9DEE8"/>
-          <w:left w:val="single" w:sz="4" w:color="D9DEE8"/>
-          <w:bottom w:val="single" w:sz="4" w:color="D9DEE8"/>
-          <w:right w:val="single" w:sz="4" w:color="D9DEE8"/>
-          <w:insideH w:val="single" w:sz="4" w:color="D9DEE8"/>
-          <w:insideV w:val="single" w:sz="4" w:color="D9DEE8"/>
+          <w:top w:val="single" w:sz="4" w:color="E8E5DA"/>
+          <w:left w:val="single" w:sz="4" w:color="E8E5DA"/>
+          <w:bottom w:val="single" w:sz="4" w:color="E8E5DA"/>
+          <w:right w:val="single" w:sz="4" w:color="E8E5DA"/>
+          <w:insideH w:val="single" w:sz="4" w:color="E8E5DA"/>
+          <w:insideV w:val="single" w:sz="4" w:color="E8E5DA"/>
         </w:tblBorders>
       </w:tblPr>
       <w:tblGrid>
@@ -9381,7 +13433,7 @@
         <w:tc>
           <w:tcPr>
             <w:tcW w:w="1650" w:type="dxa"/>
-            <w:shd w:fill="F6F8FB"/>
+            <w:shd w:fill="FAF9F5"/>
             <w:vAlign w:val="center"/>
           </w:tcPr>
           <w:p>
@@ -9401,7 +13453,7 @@
         <w:tc>
           <w:tcPr>
             <w:tcW w:w="7988" w:type="dxa"/>
-            <w:shd w:fill="F6F8FB"/>
+            <w:shd w:fill="FAF9F5"/>
             <w:vAlign w:val="center"/>
           </w:tcPr>
           <w:p>
@@ -9491,6 +13543,158 @@
                 <w:szCs w:val="17"/>
               </w:rPr>
               <w:t xml:space="preserve">HubSpot Breeze AI</w:t>
+            </w:r>
+          </w:p>
+        </w:tc>
+      </w:tr>
+      <w:tr>
+        <w:tc>
+          <w:tcPr>
+            <w:tcW w:w="1650" w:type="dxa"/>
+            <w:vAlign w:val="center"/>
+          </w:tcPr>
+          <w:p>
+            <w:pPr>
+              <w:spacing w:before="0" w:after="60" w:line="280" w:lineRule="auto"/>
+            </w:pPr>
+            <w:r>
+              <w:rPr>
+                <w:sz w:val="17"/>
+                <w:szCs w:val="17"/>
+              </w:rPr>
+              <w:t xml:space="preserve">来源类型</w:t>
+            </w:r>
+          </w:p>
+        </w:tc>
+        <w:tc>
+          <w:tcPr>
+            <w:tcW w:w="7988" w:type="dxa"/>
+            <w:vAlign w:val="center"/>
+          </w:tcPr>
+          <w:p>
+            <w:pPr>
+              <w:spacing w:before="0" w:after="60" w:line="280" w:lineRule="auto"/>
+            </w:pPr>
+            <w:r>
+              <w:rPr>
+                <w:sz w:val="17"/>
+                <w:szCs w:val="17"/>
+              </w:rPr>
+              <w:t xml:space="preserve">官方公开网页</w:t>
+            </w:r>
+          </w:p>
+        </w:tc>
+      </w:tr>
+      <w:tr>
+        <w:tc>
+          <w:tcPr>
+            <w:tcW w:w="1650" w:type="dxa"/>
+            <w:vAlign w:val="center"/>
+          </w:tcPr>
+          <w:p>
+            <w:pPr>
+              <w:spacing w:before="0" w:after="60" w:line="280" w:lineRule="auto"/>
+            </w:pPr>
+            <w:r>
+              <w:rPr>
+                <w:sz w:val="17"/>
+                <w:szCs w:val="17"/>
+              </w:rPr>
+              <w:t xml:space="preserve">证据等级</w:t>
+            </w:r>
+          </w:p>
+        </w:tc>
+        <w:tc>
+          <w:tcPr>
+            <w:tcW w:w="7988" w:type="dxa"/>
+            <w:vAlign w:val="center"/>
+          </w:tcPr>
+          <w:p>
+            <w:pPr>
+              <w:spacing w:before="0" w:after="60" w:line="280" w:lineRule="auto"/>
+            </w:pPr>
+            <w:r>
+              <w:rPr>
+                <w:sz w:val="17"/>
+                <w:szCs w:val="17"/>
+              </w:rPr>
+              <w:t xml:space="preserve">A 官方已证实</w:t>
+            </w:r>
+          </w:p>
+        </w:tc>
+      </w:tr>
+      <w:tr>
+        <w:tc>
+          <w:tcPr>
+            <w:tcW w:w="1650" w:type="dxa"/>
+            <w:vAlign w:val="center"/>
+          </w:tcPr>
+          <w:p>
+            <w:pPr>
+              <w:spacing w:before="0" w:after="60" w:line="280" w:lineRule="auto"/>
+            </w:pPr>
+            <w:r>
+              <w:rPr>
+                <w:sz w:val="17"/>
+                <w:szCs w:val="17"/>
+              </w:rPr>
+              <w:t xml:space="preserve">核验日期</w:t>
+            </w:r>
+          </w:p>
+        </w:tc>
+        <w:tc>
+          <w:tcPr>
+            <w:tcW w:w="7988" w:type="dxa"/>
+            <w:vAlign w:val="center"/>
+          </w:tcPr>
+          <w:p>
+            <w:pPr>
+              <w:spacing w:before="0" w:after="60" w:line="280" w:lineRule="auto"/>
+            </w:pPr>
+            <w:r>
+              <w:rPr>
+                <w:sz w:val="17"/>
+                <w:szCs w:val="17"/>
+              </w:rPr>
+              <w:t xml:space="preserve">2026-​05-​21</w:t>
+            </w:r>
+          </w:p>
+        </w:tc>
+      </w:tr>
+      <w:tr>
+        <w:tc>
+          <w:tcPr>
+            <w:tcW w:w="1650" w:type="dxa"/>
+            <w:vAlign w:val="center"/>
+          </w:tcPr>
+          <w:p>
+            <w:pPr>
+              <w:spacing w:before="0" w:after="60" w:line="280" w:lineRule="auto"/>
+            </w:pPr>
+            <w:r>
+              <w:rPr>
+                <w:sz w:val="17"/>
+                <w:szCs w:val="17"/>
+              </w:rPr>
+              <w:t xml:space="preserve">新鲜度</w:t>
+            </w:r>
+          </w:p>
+        </w:tc>
+        <w:tc>
+          <w:tcPr>
+            <w:tcW w:w="7988" w:type="dxa"/>
+            <w:vAlign w:val="center"/>
+          </w:tcPr>
+          <w:p>
+            <w:pPr>
+              <w:spacing w:before="0" w:after="60" w:line="280" w:lineRule="auto"/>
+            </w:pPr>
+            <w:r>
+              <w:rPr>
+                <w:sz w:val="17"/>
+                <w:szCs w:val="17"/>
+              </w:rPr>
+              <w:t xml:space="preserve">30 天复核；产品/​AI 口径变更需提前复核</w:t>
             </w:r>
           </w:p>
         </w:tc>
@@ -9555,12 +13759,12 @@
           <w:right w:w="120" w:type="dxa"/>
         </w:tblCellMar>
         <w:tblBorders>
-          <w:top w:val="single" w:sz="4" w:color="D9DEE8"/>
-          <w:left w:val="single" w:sz="4" w:color="D9DEE8"/>
-          <w:bottom w:val="single" w:sz="4" w:color="D9DEE8"/>
-          <w:right w:val="single" w:sz="4" w:color="D9DEE8"/>
-          <w:insideH w:val="single" w:sz="4" w:color="D9DEE8"/>
-          <w:insideV w:val="single" w:sz="4" w:color="D9DEE8"/>
+          <w:top w:val="single" w:sz="4" w:color="E8E5DA"/>
+          <w:left w:val="single" w:sz="4" w:color="E8E5DA"/>
+          <w:bottom w:val="single" w:sz="4" w:color="E8E5DA"/>
+          <w:right w:val="single" w:sz="4" w:color="E8E5DA"/>
+          <w:insideH w:val="single" w:sz="4" w:color="E8E5DA"/>
+          <w:insideV w:val="single" w:sz="4" w:color="E8E5DA"/>
         </w:tblBorders>
       </w:tblPr>
       <w:tblGrid>
@@ -9571,7 +13775,7 @@
         <w:tc>
           <w:tcPr>
             <w:tcW w:w="1650" w:type="dxa"/>
-            <w:shd w:fill="F6F8FB"/>
+            <w:shd w:fill="FAF9F5"/>
             <w:vAlign w:val="center"/>
           </w:tcPr>
           <w:p>
@@ -9591,7 +13795,7 @@
         <w:tc>
           <w:tcPr>
             <w:tcW w:w="7988" w:type="dxa"/>
-            <w:shd w:fill="F6F8FB"/>
+            <w:shd w:fill="FAF9F5"/>
             <w:vAlign w:val="center"/>
           </w:tcPr>
           <w:p>
@@ -9681,6 +13885,158 @@
                 <w:szCs w:val="17"/>
               </w:rPr>
               <w:t xml:space="preserve">HubSpot Our Story</w:t>
+            </w:r>
+          </w:p>
+        </w:tc>
+      </w:tr>
+      <w:tr>
+        <w:tc>
+          <w:tcPr>
+            <w:tcW w:w="1650" w:type="dxa"/>
+            <w:vAlign w:val="center"/>
+          </w:tcPr>
+          <w:p>
+            <w:pPr>
+              <w:spacing w:before="0" w:after="60" w:line="280" w:lineRule="auto"/>
+            </w:pPr>
+            <w:r>
+              <w:rPr>
+                <w:sz w:val="17"/>
+                <w:szCs w:val="17"/>
+              </w:rPr>
+              <w:t xml:space="preserve">来源类型</w:t>
+            </w:r>
+          </w:p>
+        </w:tc>
+        <w:tc>
+          <w:tcPr>
+            <w:tcW w:w="7988" w:type="dxa"/>
+            <w:vAlign w:val="center"/>
+          </w:tcPr>
+          <w:p>
+            <w:pPr>
+              <w:spacing w:before="0" w:after="60" w:line="280" w:lineRule="auto"/>
+            </w:pPr>
+            <w:r>
+              <w:rPr>
+                <w:sz w:val="17"/>
+                <w:szCs w:val="17"/>
+              </w:rPr>
+              <w:t xml:space="preserve">官方公开网页</w:t>
+            </w:r>
+          </w:p>
+        </w:tc>
+      </w:tr>
+      <w:tr>
+        <w:tc>
+          <w:tcPr>
+            <w:tcW w:w="1650" w:type="dxa"/>
+            <w:vAlign w:val="center"/>
+          </w:tcPr>
+          <w:p>
+            <w:pPr>
+              <w:spacing w:before="0" w:after="60" w:line="280" w:lineRule="auto"/>
+            </w:pPr>
+            <w:r>
+              <w:rPr>
+                <w:sz w:val="17"/>
+                <w:szCs w:val="17"/>
+              </w:rPr>
+              <w:t xml:space="preserve">证据等级</w:t>
+            </w:r>
+          </w:p>
+        </w:tc>
+        <w:tc>
+          <w:tcPr>
+            <w:tcW w:w="7988" w:type="dxa"/>
+            <w:vAlign w:val="center"/>
+          </w:tcPr>
+          <w:p>
+            <w:pPr>
+              <w:spacing w:before="0" w:after="60" w:line="280" w:lineRule="auto"/>
+            </w:pPr>
+            <w:r>
+              <w:rPr>
+                <w:sz w:val="17"/>
+                <w:szCs w:val="17"/>
+              </w:rPr>
+              <w:t xml:space="preserve">A 官方已证实</w:t>
+            </w:r>
+          </w:p>
+        </w:tc>
+      </w:tr>
+      <w:tr>
+        <w:tc>
+          <w:tcPr>
+            <w:tcW w:w="1650" w:type="dxa"/>
+            <w:vAlign w:val="center"/>
+          </w:tcPr>
+          <w:p>
+            <w:pPr>
+              <w:spacing w:before="0" w:after="60" w:line="280" w:lineRule="auto"/>
+            </w:pPr>
+            <w:r>
+              <w:rPr>
+                <w:sz w:val="17"/>
+                <w:szCs w:val="17"/>
+              </w:rPr>
+              <w:t xml:space="preserve">核验日期</w:t>
+            </w:r>
+          </w:p>
+        </w:tc>
+        <w:tc>
+          <w:tcPr>
+            <w:tcW w:w="7988" w:type="dxa"/>
+            <w:vAlign w:val="center"/>
+          </w:tcPr>
+          <w:p>
+            <w:pPr>
+              <w:spacing w:before="0" w:after="60" w:line="280" w:lineRule="auto"/>
+            </w:pPr>
+            <w:r>
+              <w:rPr>
+                <w:sz w:val="17"/>
+                <w:szCs w:val="17"/>
+              </w:rPr>
+              <w:t xml:space="preserve">2026-​05-​21</w:t>
+            </w:r>
+          </w:p>
+        </w:tc>
+      </w:tr>
+      <w:tr>
+        <w:tc>
+          <w:tcPr>
+            <w:tcW w:w="1650" w:type="dxa"/>
+            <w:vAlign w:val="center"/>
+          </w:tcPr>
+          <w:p>
+            <w:pPr>
+              <w:spacing w:before="0" w:after="60" w:line="280" w:lineRule="auto"/>
+            </w:pPr>
+            <w:r>
+              <w:rPr>
+                <w:sz w:val="17"/>
+                <w:szCs w:val="17"/>
+              </w:rPr>
+              <w:t xml:space="preserve">新鲜度</w:t>
+            </w:r>
+          </w:p>
+        </w:tc>
+        <w:tc>
+          <w:tcPr>
+            <w:tcW w:w="7988" w:type="dxa"/>
+            <w:vAlign w:val="center"/>
+          </w:tcPr>
+          <w:p>
+            <w:pPr>
+              <w:spacing w:before="0" w:after="60" w:line="280" w:lineRule="auto"/>
+            </w:pPr>
+            <w:r>
+              <w:rPr>
+                <w:sz w:val="17"/>
+                <w:szCs w:val="17"/>
+              </w:rPr>
+              <w:t xml:space="preserve">30 天复核；产品/​AI 口径变更需提前复核</w:t>
             </w:r>
           </w:p>
         </w:tc>
@@ -9745,12 +14101,12 @@
           <w:right w:w="120" w:type="dxa"/>
         </w:tblCellMar>
         <w:tblBorders>
-          <w:top w:val="single" w:sz="4" w:color="D9DEE8"/>
-          <w:left w:val="single" w:sz="4" w:color="D9DEE8"/>
-          <w:bottom w:val="single" w:sz="4" w:color="D9DEE8"/>
-          <w:right w:val="single" w:sz="4" w:color="D9DEE8"/>
-          <w:insideH w:val="single" w:sz="4" w:color="D9DEE8"/>
-          <w:insideV w:val="single" w:sz="4" w:color="D9DEE8"/>
+          <w:top w:val="single" w:sz="4" w:color="E8E5DA"/>
+          <w:left w:val="single" w:sz="4" w:color="E8E5DA"/>
+          <w:bottom w:val="single" w:sz="4" w:color="E8E5DA"/>
+          <w:right w:val="single" w:sz="4" w:color="E8E5DA"/>
+          <w:insideH w:val="single" w:sz="4" w:color="E8E5DA"/>
+          <w:insideV w:val="single" w:sz="4" w:color="E8E5DA"/>
         </w:tblBorders>
       </w:tblPr>
       <w:tblGrid>
@@ -9761,7 +14117,7 @@
         <w:tc>
           <w:tcPr>
             <w:tcW w:w="1650" w:type="dxa"/>
-            <w:shd w:fill="F6F8FB"/>
+            <w:shd w:fill="FAF9F5"/>
             <w:vAlign w:val="center"/>
           </w:tcPr>
           <w:p>
@@ -9781,7 +14137,7 @@
         <w:tc>
           <w:tcPr>
             <w:tcW w:w="7988" w:type="dxa"/>
-            <w:shd w:fill="F6F8FB"/>
+            <w:shd w:fill="FAF9F5"/>
             <w:vAlign w:val="center"/>
           </w:tcPr>
           <w:p>
@@ -9871,6 +14227,158 @@
                 <w:szCs w:val="17"/>
               </w:rPr>
               <w:t xml:space="preserve">HubSpot Q4 and Full Year 2025 Results</w:t>
+            </w:r>
+          </w:p>
+        </w:tc>
+      </w:tr>
+      <w:tr>
+        <w:tc>
+          <w:tcPr>
+            <w:tcW w:w="1650" w:type="dxa"/>
+            <w:vAlign w:val="center"/>
+          </w:tcPr>
+          <w:p>
+            <w:pPr>
+              <w:spacing w:before="0" w:after="60" w:line="280" w:lineRule="auto"/>
+            </w:pPr>
+            <w:r>
+              <w:rPr>
+                <w:sz w:val="17"/>
+                <w:szCs w:val="17"/>
+              </w:rPr>
+              <w:t xml:space="preserve">来源类型</w:t>
+            </w:r>
+          </w:p>
+        </w:tc>
+        <w:tc>
+          <w:tcPr>
+            <w:tcW w:w="7988" w:type="dxa"/>
+            <w:vAlign w:val="center"/>
+          </w:tcPr>
+          <w:p>
+            <w:pPr>
+              <w:spacing w:before="0" w:after="60" w:line="280" w:lineRule="auto"/>
+            </w:pPr>
+            <w:r>
+              <w:rPr>
+                <w:sz w:val="17"/>
+                <w:szCs w:val="17"/>
+              </w:rPr>
+              <w:t xml:space="preserve">官方公开网页</w:t>
+            </w:r>
+          </w:p>
+        </w:tc>
+      </w:tr>
+      <w:tr>
+        <w:tc>
+          <w:tcPr>
+            <w:tcW w:w="1650" w:type="dxa"/>
+            <w:vAlign w:val="center"/>
+          </w:tcPr>
+          <w:p>
+            <w:pPr>
+              <w:spacing w:before="0" w:after="60" w:line="280" w:lineRule="auto"/>
+            </w:pPr>
+            <w:r>
+              <w:rPr>
+                <w:sz w:val="17"/>
+                <w:szCs w:val="17"/>
+              </w:rPr>
+              <w:t xml:space="preserve">证据等级</w:t>
+            </w:r>
+          </w:p>
+        </w:tc>
+        <w:tc>
+          <w:tcPr>
+            <w:tcW w:w="7988" w:type="dxa"/>
+            <w:vAlign w:val="center"/>
+          </w:tcPr>
+          <w:p>
+            <w:pPr>
+              <w:spacing w:before="0" w:after="60" w:line="280" w:lineRule="auto"/>
+            </w:pPr>
+            <w:r>
+              <w:rPr>
+                <w:sz w:val="17"/>
+                <w:szCs w:val="17"/>
+              </w:rPr>
+              <w:t xml:space="preserve">A 官方已证实</w:t>
+            </w:r>
+          </w:p>
+        </w:tc>
+      </w:tr>
+      <w:tr>
+        <w:tc>
+          <w:tcPr>
+            <w:tcW w:w="1650" w:type="dxa"/>
+            <w:vAlign w:val="center"/>
+          </w:tcPr>
+          <w:p>
+            <w:pPr>
+              <w:spacing w:before="0" w:after="60" w:line="280" w:lineRule="auto"/>
+            </w:pPr>
+            <w:r>
+              <w:rPr>
+                <w:sz w:val="17"/>
+                <w:szCs w:val="17"/>
+              </w:rPr>
+              <w:t xml:space="preserve">核验日期</w:t>
+            </w:r>
+          </w:p>
+        </w:tc>
+        <w:tc>
+          <w:tcPr>
+            <w:tcW w:w="7988" w:type="dxa"/>
+            <w:vAlign w:val="center"/>
+          </w:tcPr>
+          <w:p>
+            <w:pPr>
+              <w:spacing w:before="0" w:after="60" w:line="280" w:lineRule="auto"/>
+            </w:pPr>
+            <w:r>
+              <w:rPr>
+                <w:sz w:val="17"/>
+                <w:szCs w:val="17"/>
+              </w:rPr>
+              <w:t xml:space="preserve">2026-​05-​21</w:t>
+            </w:r>
+          </w:p>
+        </w:tc>
+      </w:tr>
+      <w:tr>
+        <w:tc>
+          <w:tcPr>
+            <w:tcW w:w="1650" w:type="dxa"/>
+            <w:vAlign w:val="center"/>
+          </w:tcPr>
+          <w:p>
+            <w:pPr>
+              <w:spacing w:before="0" w:after="60" w:line="280" w:lineRule="auto"/>
+            </w:pPr>
+            <w:r>
+              <w:rPr>
+                <w:sz w:val="17"/>
+                <w:szCs w:val="17"/>
+              </w:rPr>
+              <w:t xml:space="preserve">新鲜度</w:t>
+            </w:r>
+          </w:p>
+        </w:tc>
+        <w:tc>
+          <w:tcPr>
+            <w:tcW w:w="7988" w:type="dxa"/>
+            <w:vAlign w:val="center"/>
+          </w:tcPr>
+          <w:p>
+            <w:pPr>
+              <w:spacing w:before="0" w:after="60" w:line="280" w:lineRule="auto"/>
+            </w:pPr>
+            <w:r>
+              <w:rPr>
+                <w:sz w:val="17"/>
+                <w:szCs w:val="17"/>
+              </w:rPr>
+              <w:t xml:space="preserve">季度复核，财务和客户数必须带截至日期</w:t>
             </w:r>
           </w:p>
         </w:tc>
@@ -9935,12 +14443,12 @@
           <w:right w:w="120" w:type="dxa"/>
         </w:tblCellMar>
         <w:tblBorders>
-          <w:top w:val="single" w:sz="4" w:color="D9DEE8"/>
-          <w:left w:val="single" w:sz="4" w:color="D9DEE8"/>
-          <w:bottom w:val="single" w:sz="4" w:color="D9DEE8"/>
-          <w:right w:val="single" w:sz="4" w:color="D9DEE8"/>
-          <w:insideH w:val="single" w:sz="4" w:color="D9DEE8"/>
-          <w:insideV w:val="single" w:sz="4" w:color="D9DEE8"/>
+          <w:top w:val="single" w:sz="4" w:color="E8E5DA"/>
+          <w:left w:val="single" w:sz="4" w:color="E8E5DA"/>
+          <w:bottom w:val="single" w:sz="4" w:color="E8E5DA"/>
+          <w:right w:val="single" w:sz="4" w:color="E8E5DA"/>
+          <w:insideH w:val="single" w:sz="4" w:color="E8E5DA"/>
+          <w:insideV w:val="single" w:sz="4" w:color="E8E5DA"/>
         </w:tblBorders>
       </w:tblPr>
       <w:tblGrid>
@@ -9951,7 +14459,7 @@
         <w:tc>
           <w:tcPr>
             <w:tcW w:w="1650" w:type="dxa"/>
-            <w:shd w:fill="F6F8FB"/>
+            <w:shd w:fill="FAF9F5"/>
             <w:vAlign w:val="center"/>
           </w:tcPr>
           <w:p>
@@ -9971,7 +14479,7 @@
         <w:tc>
           <w:tcPr>
             <w:tcW w:w="7988" w:type="dxa"/>
-            <w:shd w:fill="F6F8FB"/>
+            <w:shd w:fill="FAF9F5"/>
             <w:vAlign w:val="center"/>
           </w:tcPr>
           <w:p>
@@ -10061,6 +14569,158 @@
                 <w:szCs w:val="17"/>
               </w:rPr>
               <w:t xml:space="preserve">Lewis et al.​, Retrieval-​Augmented Generation for Knowledge-​Intensive NLP Tasks</w:t>
+            </w:r>
+          </w:p>
+        </w:tc>
+      </w:tr>
+      <w:tr>
+        <w:tc>
+          <w:tcPr>
+            <w:tcW w:w="1650" w:type="dxa"/>
+            <w:vAlign w:val="center"/>
+          </w:tcPr>
+          <w:p>
+            <w:pPr>
+              <w:spacing w:before="0" w:after="60" w:line="280" w:lineRule="auto"/>
+            </w:pPr>
+            <w:r>
+              <w:rPr>
+                <w:sz w:val="17"/>
+                <w:szCs w:val="17"/>
+              </w:rPr>
+              <w:t xml:space="preserve">来源类型</w:t>
+            </w:r>
+          </w:p>
+        </w:tc>
+        <w:tc>
+          <w:tcPr>
+            <w:tcW w:w="7988" w:type="dxa"/>
+            <w:vAlign w:val="center"/>
+          </w:tcPr>
+          <w:p>
+            <w:pPr>
+              <w:spacing w:before="0" w:after="60" w:line="280" w:lineRule="auto"/>
+            </w:pPr>
+            <w:r>
+              <w:rPr>
+                <w:sz w:val="17"/>
+                <w:szCs w:val="17"/>
+              </w:rPr>
+              <w:t xml:space="preserve">公开研究论文</w:t>
+            </w:r>
+          </w:p>
+        </w:tc>
+      </w:tr>
+      <w:tr>
+        <w:tc>
+          <w:tcPr>
+            <w:tcW w:w="1650" w:type="dxa"/>
+            <w:vAlign w:val="center"/>
+          </w:tcPr>
+          <w:p>
+            <w:pPr>
+              <w:spacing w:before="0" w:after="60" w:line="280" w:lineRule="auto"/>
+            </w:pPr>
+            <w:r>
+              <w:rPr>
+                <w:sz w:val="17"/>
+                <w:szCs w:val="17"/>
+              </w:rPr>
+              <w:t xml:space="preserve">证据等级</w:t>
+            </w:r>
+          </w:p>
+        </w:tc>
+        <w:tc>
+          <w:tcPr>
+            <w:tcW w:w="7988" w:type="dxa"/>
+            <w:vAlign w:val="center"/>
+          </w:tcPr>
+          <w:p>
+            <w:pPr>
+              <w:spacing w:before="0" w:after="60" w:line="280" w:lineRule="auto"/>
+            </w:pPr>
+            <w:r>
+              <w:rPr>
+                <w:sz w:val="17"/>
+                <w:szCs w:val="17"/>
+              </w:rPr>
+              <w:t xml:space="preserve">A 方法论依据</w:t>
+            </w:r>
+          </w:p>
+        </w:tc>
+      </w:tr>
+      <w:tr>
+        <w:tc>
+          <w:tcPr>
+            <w:tcW w:w="1650" w:type="dxa"/>
+            <w:vAlign w:val="center"/>
+          </w:tcPr>
+          <w:p>
+            <w:pPr>
+              <w:spacing w:before="0" w:after="60" w:line="280" w:lineRule="auto"/>
+            </w:pPr>
+            <w:r>
+              <w:rPr>
+                <w:sz w:val="17"/>
+                <w:szCs w:val="17"/>
+              </w:rPr>
+              <w:t xml:space="preserve">核验日期</w:t>
+            </w:r>
+          </w:p>
+        </w:tc>
+        <w:tc>
+          <w:tcPr>
+            <w:tcW w:w="7988" w:type="dxa"/>
+            <w:vAlign w:val="center"/>
+          </w:tcPr>
+          <w:p>
+            <w:pPr>
+              <w:spacing w:before="0" w:after="60" w:line="280" w:lineRule="auto"/>
+            </w:pPr>
+            <w:r>
+              <w:rPr>
+                <w:sz w:val="17"/>
+                <w:szCs w:val="17"/>
+              </w:rPr>
+              <w:t xml:space="preserve">2026-​05-​21</w:t>
+            </w:r>
+          </w:p>
+        </w:tc>
+      </w:tr>
+      <w:tr>
+        <w:tc>
+          <w:tcPr>
+            <w:tcW w:w="1650" w:type="dxa"/>
+            <w:vAlign w:val="center"/>
+          </w:tcPr>
+          <w:p>
+            <w:pPr>
+              <w:spacing w:before="0" w:after="60" w:line="280" w:lineRule="auto"/>
+            </w:pPr>
+            <w:r>
+              <w:rPr>
+                <w:sz w:val="17"/>
+                <w:szCs w:val="17"/>
+              </w:rPr>
+              <w:t xml:space="preserve">新鲜度</w:t>
+            </w:r>
+          </w:p>
+        </w:tc>
+        <w:tc>
+          <w:tcPr>
+            <w:tcW w:w="7988" w:type="dxa"/>
+            <w:vAlign w:val="center"/>
+          </w:tcPr>
+          <w:p>
+            <w:pPr>
+              <w:spacing w:before="0" w:after="60" w:line="280" w:lineRule="auto"/>
+            </w:pPr>
+            <w:r>
+              <w:rPr>
+                <w:sz w:val="17"/>
+                <w:szCs w:val="17"/>
+              </w:rPr>
+              <w:t xml:space="preserve">理论依据稳定，年度复核</w:t>
             </w:r>
           </w:p>
         </w:tc>
@@ -10125,12 +14785,12 @@
           <w:right w:w="120" w:type="dxa"/>
         </w:tblCellMar>
         <w:tblBorders>
-          <w:top w:val="single" w:sz="4" w:color="D9DEE8"/>
-          <w:left w:val="single" w:sz="4" w:color="D9DEE8"/>
-          <w:bottom w:val="single" w:sz="4" w:color="D9DEE8"/>
-          <w:right w:val="single" w:sz="4" w:color="D9DEE8"/>
-          <w:insideH w:val="single" w:sz="4" w:color="D9DEE8"/>
-          <w:insideV w:val="single" w:sz="4" w:color="D9DEE8"/>
+          <w:top w:val="single" w:sz="4" w:color="E8E5DA"/>
+          <w:left w:val="single" w:sz="4" w:color="E8E5DA"/>
+          <w:bottom w:val="single" w:sz="4" w:color="E8E5DA"/>
+          <w:right w:val="single" w:sz="4" w:color="E8E5DA"/>
+          <w:insideH w:val="single" w:sz="4" w:color="E8E5DA"/>
+          <w:insideV w:val="single" w:sz="4" w:color="E8E5DA"/>
         </w:tblBorders>
       </w:tblPr>
       <w:tblGrid>
@@ -10141,7 +14801,7 @@
         <w:tc>
           <w:tcPr>
             <w:tcW w:w="1650" w:type="dxa"/>
-            <w:shd w:fill="F6F8FB"/>
+            <w:shd w:fill="FAF9F5"/>
             <w:vAlign w:val="center"/>
           </w:tcPr>
           <w:p>
@@ -10161,7 +14821,7 @@
         <w:tc>
           <w:tcPr>
             <w:tcW w:w="7988" w:type="dxa"/>
-            <w:shd w:fill="F6F8FB"/>
+            <w:shd w:fill="FAF9F5"/>
             <w:vAlign w:val="center"/>
           </w:tcPr>
           <w:p>
@@ -10251,6 +14911,158 @@
                 <w:szCs w:val="17"/>
               </w:rPr>
               <w:t xml:space="preserve">Asai et al.​, Self-​RAG</w:t>
+            </w:r>
+          </w:p>
+        </w:tc>
+      </w:tr>
+      <w:tr>
+        <w:tc>
+          <w:tcPr>
+            <w:tcW w:w="1650" w:type="dxa"/>
+            <w:vAlign w:val="center"/>
+          </w:tcPr>
+          <w:p>
+            <w:pPr>
+              <w:spacing w:before="0" w:after="60" w:line="280" w:lineRule="auto"/>
+            </w:pPr>
+            <w:r>
+              <w:rPr>
+                <w:sz w:val="17"/>
+                <w:szCs w:val="17"/>
+              </w:rPr>
+              <w:t xml:space="preserve">来源类型</w:t>
+            </w:r>
+          </w:p>
+        </w:tc>
+        <w:tc>
+          <w:tcPr>
+            <w:tcW w:w="7988" w:type="dxa"/>
+            <w:vAlign w:val="center"/>
+          </w:tcPr>
+          <w:p>
+            <w:pPr>
+              <w:spacing w:before="0" w:after="60" w:line="280" w:lineRule="auto"/>
+            </w:pPr>
+            <w:r>
+              <w:rPr>
+                <w:sz w:val="17"/>
+                <w:szCs w:val="17"/>
+              </w:rPr>
+              <w:t xml:space="preserve">公开研究论文</w:t>
+            </w:r>
+          </w:p>
+        </w:tc>
+      </w:tr>
+      <w:tr>
+        <w:tc>
+          <w:tcPr>
+            <w:tcW w:w="1650" w:type="dxa"/>
+            <w:vAlign w:val="center"/>
+          </w:tcPr>
+          <w:p>
+            <w:pPr>
+              <w:spacing w:before="0" w:after="60" w:line="280" w:lineRule="auto"/>
+            </w:pPr>
+            <w:r>
+              <w:rPr>
+                <w:sz w:val="17"/>
+                <w:szCs w:val="17"/>
+              </w:rPr>
+              <w:t xml:space="preserve">证据等级</w:t>
+            </w:r>
+          </w:p>
+        </w:tc>
+        <w:tc>
+          <w:tcPr>
+            <w:tcW w:w="7988" w:type="dxa"/>
+            <w:vAlign w:val="center"/>
+          </w:tcPr>
+          <w:p>
+            <w:pPr>
+              <w:spacing w:before="0" w:after="60" w:line="280" w:lineRule="auto"/>
+            </w:pPr>
+            <w:r>
+              <w:rPr>
+                <w:sz w:val="17"/>
+                <w:szCs w:val="17"/>
+              </w:rPr>
+              <w:t xml:space="preserve">A 方法论依据</w:t>
+            </w:r>
+          </w:p>
+        </w:tc>
+      </w:tr>
+      <w:tr>
+        <w:tc>
+          <w:tcPr>
+            <w:tcW w:w="1650" w:type="dxa"/>
+            <w:vAlign w:val="center"/>
+          </w:tcPr>
+          <w:p>
+            <w:pPr>
+              <w:spacing w:before="0" w:after="60" w:line="280" w:lineRule="auto"/>
+            </w:pPr>
+            <w:r>
+              <w:rPr>
+                <w:sz w:val="17"/>
+                <w:szCs w:val="17"/>
+              </w:rPr>
+              <w:t xml:space="preserve">核验日期</w:t>
+            </w:r>
+          </w:p>
+        </w:tc>
+        <w:tc>
+          <w:tcPr>
+            <w:tcW w:w="7988" w:type="dxa"/>
+            <w:vAlign w:val="center"/>
+          </w:tcPr>
+          <w:p>
+            <w:pPr>
+              <w:spacing w:before="0" w:after="60" w:line="280" w:lineRule="auto"/>
+            </w:pPr>
+            <w:r>
+              <w:rPr>
+                <w:sz w:val="17"/>
+                <w:szCs w:val="17"/>
+              </w:rPr>
+              <w:t xml:space="preserve">2026-​05-​21</w:t>
+            </w:r>
+          </w:p>
+        </w:tc>
+      </w:tr>
+      <w:tr>
+        <w:tc>
+          <w:tcPr>
+            <w:tcW w:w="1650" w:type="dxa"/>
+            <w:vAlign w:val="center"/>
+          </w:tcPr>
+          <w:p>
+            <w:pPr>
+              <w:spacing w:before="0" w:after="60" w:line="280" w:lineRule="auto"/>
+            </w:pPr>
+            <w:r>
+              <w:rPr>
+                <w:sz w:val="17"/>
+                <w:szCs w:val="17"/>
+              </w:rPr>
+              <w:t xml:space="preserve">新鲜度</w:t>
+            </w:r>
+          </w:p>
+        </w:tc>
+        <w:tc>
+          <w:tcPr>
+            <w:tcW w:w="7988" w:type="dxa"/>
+            <w:vAlign w:val="center"/>
+          </w:tcPr>
+          <w:p>
+            <w:pPr>
+              <w:spacing w:before="0" w:after="60" w:line="280" w:lineRule="auto"/>
+            </w:pPr>
+            <w:r>
+              <w:rPr>
+                <w:sz w:val="17"/>
+                <w:szCs w:val="17"/>
+              </w:rPr>
+              <w:t xml:space="preserve">理论依据稳定，年度复核</w:t>
             </w:r>
           </w:p>
         </w:tc>
@@ -10315,12 +15127,12 @@
           <w:right w:w="120" w:type="dxa"/>
         </w:tblCellMar>
         <w:tblBorders>
-          <w:top w:val="single" w:sz="4" w:color="D9DEE8"/>
-          <w:left w:val="single" w:sz="4" w:color="D9DEE8"/>
-          <w:bottom w:val="single" w:sz="4" w:color="D9DEE8"/>
-          <w:right w:val="single" w:sz="4" w:color="D9DEE8"/>
-          <w:insideH w:val="single" w:sz="4" w:color="D9DEE8"/>
-          <w:insideV w:val="single" w:sz="4" w:color="D9DEE8"/>
+          <w:top w:val="single" w:sz="4" w:color="E8E5DA"/>
+          <w:left w:val="single" w:sz="4" w:color="E8E5DA"/>
+          <w:bottom w:val="single" w:sz="4" w:color="E8E5DA"/>
+          <w:right w:val="single" w:sz="4" w:color="E8E5DA"/>
+          <w:insideH w:val="single" w:sz="4" w:color="E8E5DA"/>
+          <w:insideV w:val="single" w:sz="4" w:color="E8E5DA"/>
         </w:tblBorders>
       </w:tblPr>
       <w:tblGrid>
@@ -10331,7 +15143,7 @@
         <w:tc>
           <w:tcPr>
             <w:tcW w:w="1650" w:type="dxa"/>
-            <w:shd w:fill="F6F8FB"/>
+            <w:shd w:fill="FAF9F5"/>
             <w:vAlign w:val="center"/>
           </w:tcPr>
           <w:p>
@@ -10351,7 +15163,7 @@
         <w:tc>
           <w:tcPr>
             <w:tcW w:w="7988" w:type="dxa"/>
-            <w:shd w:fill="F6F8FB"/>
+            <w:shd w:fill="FAF9F5"/>
             <w:vAlign w:val="center"/>
           </w:tcPr>
           <w:p>
@@ -10441,6 +15253,158 @@
                 <w:szCs w:val="17"/>
               </w:rPr>
               <w:t xml:space="preserve">Liu et al.​, Lost in the Middle</w:t>
+            </w:r>
+          </w:p>
+        </w:tc>
+      </w:tr>
+      <w:tr>
+        <w:tc>
+          <w:tcPr>
+            <w:tcW w:w="1650" w:type="dxa"/>
+            <w:vAlign w:val="center"/>
+          </w:tcPr>
+          <w:p>
+            <w:pPr>
+              <w:spacing w:before="0" w:after="60" w:line="280" w:lineRule="auto"/>
+            </w:pPr>
+            <w:r>
+              <w:rPr>
+                <w:sz w:val="17"/>
+                <w:szCs w:val="17"/>
+              </w:rPr>
+              <w:t xml:space="preserve">来源类型</w:t>
+            </w:r>
+          </w:p>
+        </w:tc>
+        <w:tc>
+          <w:tcPr>
+            <w:tcW w:w="7988" w:type="dxa"/>
+            <w:vAlign w:val="center"/>
+          </w:tcPr>
+          <w:p>
+            <w:pPr>
+              <w:spacing w:before="0" w:after="60" w:line="280" w:lineRule="auto"/>
+            </w:pPr>
+            <w:r>
+              <w:rPr>
+                <w:sz w:val="17"/>
+                <w:szCs w:val="17"/>
+              </w:rPr>
+              <w:t xml:space="preserve">公开研究论文</w:t>
+            </w:r>
+          </w:p>
+        </w:tc>
+      </w:tr>
+      <w:tr>
+        <w:tc>
+          <w:tcPr>
+            <w:tcW w:w="1650" w:type="dxa"/>
+            <w:vAlign w:val="center"/>
+          </w:tcPr>
+          <w:p>
+            <w:pPr>
+              <w:spacing w:before="0" w:after="60" w:line="280" w:lineRule="auto"/>
+            </w:pPr>
+            <w:r>
+              <w:rPr>
+                <w:sz w:val="17"/>
+                <w:szCs w:val="17"/>
+              </w:rPr>
+              <w:t xml:space="preserve">证据等级</w:t>
+            </w:r>
+          </w:p>
+        </w:tc>
+        <w:tc>
+          <w:tcPr>
+            <w:tcW w:w="7988" w:type="dxa"/>
+            <w:vAlign w:val="center"/>
+          </w:tcPr>
+          <w:p>
+            <w:pPr>
+              <w:spacing w:before="0" w:after="60" w:line="280" w:lineRule="auto"/>
+            </w:pPr>
+            <w:r>
+              <w:rPr>
+                <w:sz w:val="17"/>
+                <w:szCs w:val="17"/>
+              </w:rPr>
+              <w:t xml:space="preserve">A 方法论依据</w:t>
+            </w:r>
+          </w:p>
+        </w:tc>
+      </w:tr>
+      <w:tr>
+        <w:tc>
+          <w:tcPr>
+            <w:tcW w:w="1650" w:type="dxa"/>
+            <w:vAlign w:val="center"/>
+          </w:tcPr>
+          <w:p>
+            <w:pPr>
+              <w:spacing w:before="0" w:after="60" w:line="280" w:lineRule="auto"/>
+            </w:pPr>
+            <w:r>
+              <w:rPr>
+                <w:sz w:val="17"/>
+                <w:szCs w:val="17"/>
+              </w:rPr>
+              <w:t xml:space="preserve">核验日期</w:t>
+            </w:r>
+          </w:p>
+        </w:tc>
+        <w:tc>
+          <w:tcPr>
+            <w:tcW w:w="7988" w:type="dxa"/>
+            <w:vAlign w:val="center"/>
+          </w:tcPr>
+          <w:p>
+            <w:pPr>
+              <w:spacing w:before="0" w:after="60" w:line="280" w:lineRule="auto"/>
+            </w:pPr>
+            <w:r>
+              <w:rPr>
+                <w:sz w:val="17"/>
+                <w:szCs w:val="17"/>
+              </w:rPr>
+              <w:t xml:space="preserve">2026-​05-​21</w:t>
+            </w:r>
+          </w:p>
+        </w:tc>
+      </w:tr>
+      <w:tr>
+        <w:tc>
+          <w:tcPr>
+            <w:tcW w:w="1650" w:type="dxa"/>
+            <w:vAlign w:val="center"/>
+          </w:tcPr>
+          <w:p>
+            <w:pPr>
+              <w:spacing w:before="0" w:after="60" w:line="280" w:lineRule="auto"/>
+            </w:pPr>
+            <w:r>
+              <w:rPr>
+                <w:sz w:val="17"/>
+                <w:szCs w:val="17"/>
+              </w:rPr>
+              <w:t xml:space="preserve">新鲜度</w:t>
+            </w:r>
+          </w:p>
+        </w:tc>
+        <w:tc>
+          <w:tcPr>
+            <w:tcW w:w="7988" w:type="dxa"/>
+            <w:vAlign w:val="center"/>
+          </w:tcPr>
+          <w:p>
+            <w:pPr>
+              <w:spacing w:before="0" w:after="60" w:line="280" w:lineRule="auto"/>
+            </w:pPr>
+            <w:r>
+              <w:rPr>
+                <w:sz w:val="17"/>
+                <w:szCs w:val="17"/>
+              </w:rPr>
+              <w:t xml:space="preserve">理论依据稳定，年度复核</w:t>
             </w:r>
           </w:p>
         </w:tc>
@@ -10505,12 +15469,12 @@
           <w:right w:w="120" w:type="dxa"/>
         </w:tblCellMar>
         <w:tblBorders>
-          <w:top w:val="single" w:sz="4" w:color="D9DEE8"/>
-          <w:left w:val="single" w:sz="4" w:color="D9DEE8"/>
-          <w:bottom w:val="single" w:sz="4" w:color="D9DEE8"/>
-          <w:right w:val="single" w:sz="4" w:color="D9DEE8"/>
-          <w:insideH w:val="single" w:sz="4" w:color="D9DEE8"/>
-          <w:insideV w:val="single" w:sz="4" w:color="D9DEE8"/>
+          <w:top w:val="single" w:sz="4" w:color="E8E5DA"/>
+          <w:left w:val="single" w:sz="4" w:color="E8E5DA"/>
+          <w:bottom w:val="single" w:sz="4" w:color="E8E5DA"/>
+          <w:right w:val="single" w:sz="4" w:color="E8E5DA"/>
+          <w:insideH w:val="single" w:sz="4" w:color="E8E5DA"/>
+          <w:insideV w:val="single" w:sz="4" w:color="E8E5DA"/>
         </w:tblBorders>
       </w:tblPr>
       <w:tblGrid>
@@ -10521,7 +15485,7 @@
         <w:tc>
           <w:tcPr>
             <w:tcW w:w="1650" w:type="dxa"/>
-            <w:shd w:fill="F6F8FB"/>
+            <w:shd w:fill="FAF9F5"/>
             <w:vAlign w:val="center"/>
           </w:tcPr>
           <w:p>
@@ -10541,7 +15505,7 @@
         <w:tc>
           <w:tcPr>
             <w:tcW w:w="7988" w:type="dxa"/>
-            <w:shd w:fill="F6F8FB"/>
+            <w:shd w:fill="FAF9F5"/>
             <w:vAlign w:val="center"/>
           </w:tcPr>
           <w:p>
@@ -10593,6 +15557,158 @@
                 <w:szCs w:val="17"/>
               </w:rPr>
               <w:t xml:space="preserve">生成后由 quality-​report.​json 复核</w:t>
+            </w:r>
+          </w:p>
+        </w:tc>
+      </w:tr>
+      <w:tr>
+        <w:tc>
+          <w:tcPr>
+            <w:tcW w:w="1650" w:type="dxa"/>
+            <w:vAlign w:val="center"/>
+          </w:tcPr>
+          <w:p>
+            <w:pPr>
+              <w:spacing w:before="0" w:after="60" w:line="280" w:lineRule="auto"/>
+            </w:pPr>
+            <w:r>
+              <w:rPr>
+                <w:sz w:val="17"/>
+                <w:szCs w:val="17"/>
+              </w:rPr>
+              <w:t xml:space="preserve">真实数据</w:t>
+            </w:r>
+          </w:p>
+        </w:tc>
+        <w:tc>
+          <w:tcPr>
+            <w:tcW w:w="7988" w:type="dxa"/>
+            <w:vAlign w:val="center"/>
+          </w:tcPr>
+          <w:p>
+            <w:pPr>
+              <w:spacing w:before="0" w:after="60" w:line="280" w:lineRule="auto"/>
+            </w:pPr>
+            <w:r>
+              <w:rPr>
+                <w:sz w:val="17"/>
+                <w:szCs w:val="17"/>
+              </w:rPr>
+              <w:t xml:space="preserve">公开来源、用户授权数据、平台采样导入、来源新鲜度和待补证缺口均有处理规则</w:t>
+            </w:r>
+          </w:p>
+        </w:tc>
+      </w:tr>
+      <w:tr>
+        <w:tc>
+          <w:tcPr>
+            <w:tcW w:w="1650" w:type="dxa"/>
+            <w:vAlign w:val="center"/>
+          </w:tcPr>
+          <w:p>
+            <w:pPr>
+              <w:spacing w:before="0" w:after="60" w:line="280" w:lineRule="auto"/>
+            </w:pPr>
+            <w:r>
+              <w:rPr>
+                <w:sz w:val="17"/>
+                <w:szCs w:val="17"/>
+              </w:rPr>
+              <w:t xml:space="preserve">分析完整性</w:t>
+            </w:r>
+          </w:p>
+        </w:tc>
+        <w:tc>
+          <w:tcPr>
+            <w:tcW w:w="7988" w:type="dxa"/>
+            <w:vAlign w:val="center"/>
+          </w:tcPr>
+          <w:p>
+            <w:pPr>
+              <w:spacing w:before="0" w:after="60" w:line="280" w:lineRule="auto"/>
+            </w:pPr>
+            <w:r>
+              <w:rPr>
+                <w:sz w:val="17"/>
+                <w:szCs w:val="17"/>
+              </w:rPr>
+              <w:t xml:space="preserve">十维分析矩阵覆盖业务目标、问题覆盖、品牌实体、页面技术、内容资产、标题体系、知识库、外部证据、平台适配、监测治理</w:t>
+            </w:r>
+          </w:p>
+        </w:tc>
+      </w:tr>
+      <w:tr>
+        <w:tc>
+          <w:tcPr>
+            <w:tcW w:w="1650" w:type="dxa"/>
+            <w:vAlign w:val="center"/>
+          </w:tcPr>
+          <w:p>
+            <w:pPr>
+              <w:spacing w:before="0" w:after="60" w:line="280" w:lineRule="auto"/>
+            </w:pPr>
+            <w:r>
+              <w:rPr>
+                <w:sz w:val="17"/>
+                <w:szCs w:val="17"/>
+              </w:rPr>
+              <w:t xml:space="preserve">证据成熟度</w:t>
+            </w:r>
+          </w:p>
+        </w:tc>
+        <w:tc>
+          <w:tcPr>
+            <w:tcW w:w="7988" w:type="dxa"/>
+            <w:vAlign w:val="center"/>
+          </w:tcPr>
+          <w:p>
+            <w:pPr>
+              <w:spacing w:before="0" w:after="60" w:line="280" w:lineRule="auto"/>
+            </w:pPr>
+            <w:r>
+              <w:rPr>
+                <w:sz w:val="17"/>
+                <w:szCs w:val="17"/>
+              </w:rPr>
+              <w:t xml:space="preserve">核心事实按 A-​E 成熟度标注来源状态、缺口和补证动作</w:t>
+            </w:r>
+          </w:p>
+        </w:tc>
+      </w:tr>
+      <w:tr>
+        <w:tc>
+          <w:tcPr>
+            <w:tcW w:w="1650" w:type="dxa"/>
+            <w:vAlign w:val="center"/>
+          </w:tcPr>
+          <w:p>
+            <w:pPr>
+              <w:spacing w:before="0" w:after="60" w:line="280" w:lineRule="auto"/>
+            </w:pPr>
+            <w:r>
+              <w:rPr>
+                <w:sz w:val="17"/>
+                <w:szCs w:val="17"/>
+              </w:rPr>
+              <w:t xml:space="preserve">预算治理</w:t>
+            </w:r>
+          </w:p>
+        </w:tc>
+        <w:tc>
+          <w:tcPr>
+            <w:tcW w:w="7988" w:type="dxa"/>
+            <w:vAlign w:val="center"/>
+          </w:tcPr>
+          <w:p>
+            <w:pPr>
+              <w:spacing w:before="0" w:after="60" w:line="280" w:lineRule="auto"/>
+            </w:pPr>
+            <w:r>
+              <w:rPr>
+                <w:sz w:val="17"/>
+                <w:szCs w:val="17"/>
+              </w:rPr>
+              <w:t xml:space="preserve">资源预算、优先级、治理节奏和升级条件进入实施方案</w:t>
             </w:r>
           </w:p>
         </w:tc>
@@ -10771,8 +15887,8 @@
     <w:name w:val="Title"/>
     <w:basedOn w:val="Normal"/>
     <w:rPr>
-      <w:b/>
-      <w:rFonts w:ascii="Times New Roman" w:eastAsia="黑体"/>
+      <w:rFonts w:ascii="Times New Roman" w:eastAsia="宋体"/>
+      <w:color w:val="1B365D"/>
       <w:sz w:val="36"/>
     </w:rPr>
   </w:style>
@@ -10780,8 +15896,8 @@
     <w:name w:val="heading 1"/>
     <w:basedOn w:val="Normal"/>
     <w:rPr>
-      <w:b/>
-      <w:rFonts w:ascii="Times New Roman" w:eastAsia="黑体"/>
+      <w:rFonts w:ascii="Times New Roman" w:eastAsia="宋体"/>
+      <w:color w:val="1B365D"/>
       <w:sz w:val="28"/>
     </w:rPr>
   </w:style>
@@ -10789,8 +15905,8 @@
     <w:name w:val="heading 2"/>
     <w:basedOn w:val="Normal"/>
     <w:rPr>
-      <w:b/>
-      <w:rFonts w:ascii="Times New Roman" w:eastAsia="黑体"/>
+      <w:rFonts w:ascii="Times New Roman" w:eastAsia="宋体"/>
+      <w:color w:val="141413"/>
       <w:sz w:val="24"/>
     </w:rPr>
   </w:style>
